--- a/Git_Concepts_Presentation_Guide.docx
+++ b/Git_Concepts_Presentation_Guide.docx
@@ -1,6 +1,6 @@
 
 <file path=word/document.xml><?xml version="1.0" encoding="utf-8"?>
-<w:document xmlns:wpc="http://schemas.microsoft.com/office/word/2010/wordprocessingCanvas" xmlns:mc="http://schemas.openxmlformats.org/markup-compatibility/2006" xmlns:o="urn:schemas-microsoft-com:office:office" xmlns:r="http://schemas.openxmlformats.org/officeDocument/2006/relationships" xmlns:m="http://schemas.openxmlformats.org/officeDocument/2006/math" xmlns:v="urn:schemas-microsoft-com:vml" xmlns:wp14="http://schemas.microsoft.com/office/word/2010/wordprocessingDrawing" xmlns:wp="http://schemas.openxmlformats.org/drawingml/2006/wordprocessingDrawing" xmlns:w10="urn:schemas-microsoft-com:office:word" xmlns:w="http://schemas.openxmlformats.org/wordprocessingml/2006/main" xmlns:w14="http://schemas.microsoft.com/office/word/2010/wordml" xmlns:w15="http://schemas.microsoft.com/office/word/2012/wordml" xmlns:wpg="http://schemas.microsoft.com/office/word/2010/wordprocessingGroup" xmlns:wpi="http://schemas.microsoft.com/office/word/2010/wordprocessingInk" xmlns:wne="http://schemas.microsoft.com/office/word/2006/wordml" xmlns:wps="http://schemas.microsoft.com/office/word/2010/wordprocessingShape" xmlns:cx="http://schemas.microsoft.com/office/drawing/2014/chartex" xmlns:cx1="http://schemas.microsoft.com/office/drawing/2015/9/8/chartex" xmlns:cx2="http://schemas.microsoft.com/office/drawing/2015/10/21/chartex" xmlns:cx3="http://schemas.microsoft.com/office/drawing/2016/5/9/chartex" xmlns:cx4="http://schemas.microsoft.com/office/drawing/2016/5/10/chartex" xmlns:cx5="http://schemas.microsoft.com/office/drawing/2016/5/11/chartex" xmlns:cx6="http://schemas.microsoft.com/office/drawing/2016/5/12/chartex" xmlns:cx7="http://schemas.microsoft.com/office/drawing/2016/5/13/chartex" xmlns:cx8="http://schemas.microsoft.com/office/drawing/2016/5/14/chartex" xmlns:aink="http://schemas.microsoft.com/office/drawing/2016/ink" xmlns:am3d="http://schemas.microsoft.com/office/drawing/2017/model3d" xmlns:w16cex="http://schemas.microsoft.com/office/word/2018/wordml/cex" xmlns:w16cid="http://schemas.microsoft.com/office/word/2016/wordml/cid" xmlns:w16="http://schemas.microsoft.com/office/word/2018/wordml" xmlns:w16sdtdh="http://schemas.microsoft.com/office/word/2020/wordml/sdtdatahash" xmlns:w16se="http://schemas.microsoft.com/office/word/2015/wordml/symex" mc:Ignorable="w14 w15 wp14">
+<w:document xmlns:wpc="http://schemas.microsoft.com/office/word/2010/wordprocessingCanvas" xmlns:cx="http://schemas.microsoft.com/office/drawing/2014/chartex" xmlns:cx1="http://schemas.microsoft.com/office/drawing/2015/9/8/chartex" xmlns:cx2="http://schemas.microsoft.com/office/drawing/2015/10/21/chartex" xmlns:cx3="http://schemas.microsoft.com/office/drawing/2016/5/9/chartex" xmlns:cx4="http://schemas.microsoft.com/office/drawing/2016/5/10/chartex" xmlns:cx5="http://schemas.microsoft.com/office/drawing/2016/5/11/chartex" xmlns:cx6="http://schemas.microsoft.com/office/drawing/2016/5/12/chartex" xmlns:cx7="http://schemas.microsoft.com/office/drawing/2016/5/13/chartex" xmlns:cx8="http://schemas.microsoft.com/office/drawing/2016/5/14/chartex" xmlns:mc="http://schemas.openxmlformats.org/markup-compatibility/2006" xmlns:aink="http://schemas.microsoft.com/office/drawing/2016/ink" xmlns:am3d="http://schemas.microsoft.com/office/drawing/2017/model3d" xmlns:o="urn:schemas-microsoft-com:office:office" xmlns:oel="http://schemas.microsoft.com/office/2019/extlst" xmlns:r="http://schemas.openxmlformats.org/officeDocument/2006/relationships" xmlns:m="http://schemas.openxmlformats.org/officeDocument/2006/math" xmlns:v="urn:schemas-microsoft-com:vml" xmlns:wp14="http://schemas.microsoft.com/office/word/2010/wordprocessingDrawing" xmlns:wp="http://schemas.openxmlformats.org/drawingml/2006/wordprocessingDrawing" xmlns:w10="urn:schemas-microsoft-com:office:word" xmlns:w="http://schemas.openxmlformats.org/wordprocessingml/2006/main" xmlns:w14="http://schemas.microsoft.com/office/word/2010/wordml" xmlns:w15="http://schemas.microsoft.com/office/word/2012/wordml" xmlns:w16cex="http://schemas.microsoft.com/office/word/2018/wordml/cex" xmlns:w16cid="http://schemas.microsoft.com/office/word/2016/wordml/cid" xmlns:w16="http://schemas.microsoft.com/office/word/2018/wordml" xmlns:w16du="http://schemas.microsoft.com/office/word/2023/wordml/word16du" xmlns:w16sdtdh="http://schemas.microsoft.com/office/word/2020/wordml/sdtdatahash" xmlns:w16se="http://schemas.microsoft.com/office/word/2015/wordml/symex" xmlns:wpg="http://schemas.microsoft.com/office/word/2010/wordprocessingGroup" xmlns:wpi="http://schemas.microsoft.com/office/word/2010/wordprocessingInk" xmlns:wne="http://schemas.microsoft.com/office/word/2006/wordml" xmlns:wps="http://schemas.microsoft.com/office/word/2010/wordprocessingShape" mc:Ignorable="w14 w15 w16se w16cid w16 w16cex w16sdtdh w16du wp14">
   <w:body>
     <w:p>
       <w:pPr>
@@ -15,7 +15,7 @@
           <w:sz w:val="56"/>
           <w:szCs w:val="56"/>
         </w:rPr>
-        <w:t xml:space="preserve">Git Concepts</w:t>
+        <w:t>Git Concepts</w:t>
       </w:r>
     </w:p>
     <w:p>
@@ -31,13 +31,13 @@
           <w:sz w:val="24"/>
           <w:szCs w:val="24"/>
         </w:rPr>
-        <w:t xml:space="preserve">A Presentation Reference Guide for YouTube</w:t>
+        <w:t>A Presentation Reference Guide for YouTube</w:t>
       </w:r>
     </w:p>
     <w:p>
       <w:pPr>
         <w:pBdr>
-          <w:bottom w:val="single" w:color="BFBFBF" w:sz="6"/>
+          <w:bottom w:val="single" w:sz="6" w:space="0" w:color="BFBFBF"/>
         </w:pBdr>
         <w:spacing w:after="200"/>
       </w:pPr>
@@ -45,17 +45,15 @@
     <w:p>
       <w:pPr>
         <w:pStyle w:val="Heading1"/>
-        <w:spacing w:after="200" w:before="400"/>
+        <w:spacing w:before="400" w:after="200"/>
       </w:pPr>
       <w:r>
         <w:rPr>
           <w:b/>
           <w:bCs/>
           <w:color w:val="2F5496"/>
-          <w:sz w:val="32"/>
-          <w:szCs w:val="32"/>
-        </w:rPr>
-        <w:t xml:space="preserve">1. Git Architecture — The Basic Flow</w:t>
+        </w:rPr>
+        <w:t>1. Git Architecture — The Basic Flow</w:t>
       </w:r>
     </w:p>
     <w:p>
@@ -67,7 +65,7 @@
           <w:sz w:val="22"/>
           <w:szCs w:val="22"/>
         </w:rPr>
-        <w:t xml:space="preserve">Every change in Git moves through three areas before (and after) it becomes part of the project history: the Working Directory, the Staging Area (also called the Index), and the Local Repository. Understanding this flow is the foundation for everything else in Git.</w:t>
+        <w:t>Every change in Git moves through three areas before (and after) it becomes part of the project history: the Working Directory, the Staging Area (also called the Index), and the Local Repository. Understanding this flow is the foundation for everything else in Git.</w:t>
       </w:r>
     </w:p>
     <w:p>
@@ -77,17 +75,22 @@
     </w:p>
     <w:tbl>
       <w:tblPr>
-        <w:tblW w:type="dxa" w:w="9500"/>
+        <w:tblW w:w="9500" w:type="dxa"/>
         <w:jc w:val="center"/>
         <w:tblBorders>
-          <w:top w:val="single" w:color="auto" w:sz="4"/>
-          <w:left w:val="single" w:color="auto" w:sz="4"/>
-          <w:bottom w:val="single" w:color="auto" w:sz="4"/>
-          <w:right w:val="single" w:color="auto" w:sz="4"/>
-          <w:insideH w:val="single" w:color="auto" w:sz="4"/>
-          <w:insideV w:val="single" w:color="auto" w:sz="4"/>
+          <w:top w:val="single" w:sz="4" w:space="0" w:color="auto"/>
+          <w:left w:val="single" w:sz="4" w:space="0" w:color="auto"/>
+          <w:bottom w:val="single" w:sz="4" w:space="0" w:color="auto"/>
+          <w:right w:val="single" w:sz="4" w:space="0" w:color="auto"/>
+          <w:insideH w:val="single" w:sz="4" w:space="0" w:color="auto"/>
+          <w:insideV w:val="single" w:sz="4" w:space="0" w:color="auto"/>
         </w:tblBorders>
         <w:tblLayout w:type="fixed"/>
+        <w:tblCellMar>
+          <w:left w:w="10" w:type="dxa"/>
+          <w:right w:w="10" w:type="dxa"/>
+        </w:tblCellMar>
+        <w:tblLook w:val="04A0" w:firstRow="1" w:lastRow="0" w:firstColumn="1" w:lastColumn="0" w:noHBand="0" w:noVBand="1"/>
       </w:tblPr>
       <w:tblGrid>
         <w:gridCol w:w="2900"/>
@@ -96,21 +99,30 @@
         <w:gridCol w:w="1800"/>
       </w:tblGrid>
       <w:tr>
+        <w:tblPrEx>
+          <w:tblCellMar>
+            <w:top w:w="0" w:type="dxa"/>
+            <w:bottom w:w="0" w:type="dxa"/>
+          </w:tblCellMar>
+        </w:tblPrEx>
+        <w:trPr>
+          <w:jc w:val="center"/>
+        </w:trPr>
         <w:tc>
           <w:tcPr>
-            <w:tcW w:type="dxa" w:w="2900"/>
+            <w:tcW w:w="2900" w:type="dxa"/>
             <w:tcBorders>
-              <w:top w:val="single" w:color="8EA9DB" w:sz="8"/>
-              <w:left w:val="single" w:color="8EA9DB" w:sz="8"/>
-              <w:bottom w:val="single" w:color="8EA9DB" w:sz="8"/>
-              <w:right w:val="single" w:color="8EA9DB" w:sz="8"/>
+              <w:top w:val="single" w:sz="8" w:space="0" w:color="8EA9DB"/>
+              <w:left w:val="single" w:sz="8" w:space="0" w:color="8EA9DB"/>
+              <w:bottom w:val="single" w:sz="8" w:space="0" w:color="8EA9DB"/>
+              <w:right w:val="single" w:sz="8" w:space="0" w:color="8EA9DB"/>
             </w:tcBorders>
-            <w:shd w:fill="DDEBF7" w:color="auto" w:val="clear"/>
+            <w:shd w:val="clear" w:color="auto" w:fill="DDEBF7"/>
             <w:tcMar>
-              <w:top w:type="dxa" w:w="150"/>
-              <w:left w:type="dxa" w:w="100"/>
-              <w:bottom w:type="dxa" w:w="150"/>
-              <w:right w:type="dxa" w:w="100"/>
+              <w:top w:w="150" w:type="dxa"/>
+              <w:left w:w="100" w:type="dxa"/>
+              <w:bottom w:w="150" w:type="dxa"/>
+              <w:right w:w="100" w:type="dxa"/>
             </w:tcMar>
             <w:vAlign w:val="center"/>
           </w:tcPr>
@@ -126,19 +138,18 @@
                 <w:sz w:val="22"/>
                 <w:szCs w:val="22"/>
               </w:rPr>
-              <w:t xml:space="preserve">Working Directory
-(your files)</w:t>
+              <w:t>Working Directory (your files)</w:t>
             </w:r>
           </w:p>
         </w:tc>
         <w:tc>
           <w:tcPr>
-            <w:tcW w:type="dxa" w:w="1900"/>
+            <w:tcW w:w="1900" w:type="dxa"/>
             <w:tcBorders>
-              <w:top w:val="none" w:color="FFFFFF" w:sz="0"/>
-              <w:left w:val="none" w:color="FFFFFF" w:sz="0"/>
-              <w:bottom w:val="none" w:color="FFFFFF" w:sz="0"/>
-              <w:right w:val="none" w:color="FFFFFF" w:sz="0"/>
+              <w:top w:val="none" w:sz="0" w:space="0" w:color="FFFFFF"/>
+              <w:left w:val="none" w:sz="0" w:space="0" w:color="FFFFFF"/>
+              <w:bottom w:val="none" w:sz="0" w:space="0" w:color="FFFFFF"/>
+              <w:right w:val="none" w:sz="0" w:space="0" w:color="FFFFFF"/>
             </w:tcBorders>
             <w:vAlign w:val="center"/>
           </w:tcPr>
@@ -155,8 +166,20 @@
                 <w:sz w:val="18"/>
                 <w:szCs w:val="18"/>
               </w:rPr>
-              <w:t xml:space="preserve">git add</w:t>
-            </w:r>
+              <w:t xml:space="preserve">git </w:t>
+            </w:r>
+            <w:proofErr w:type="gramStart"/>
+            <w:r>
+              <w:rPr>
+                <w:i/>
+                <w:iCs/>
+                <w:color w:val="595959"/>
+                <w:sz w:val="18"/>
+                <w:szCs w:val="18"/>
+              </w:rPr>
+              <w:t>add</w:t>
+            </w:r>
+            <w:proofErr w:type="gramEnd"/>
           </w:p>
           <w:p>
             <w:pPr>
@@ -170,26 +193,26 @@
                 <w:sz w:val="32"/>
                 <w:szCs w:val="32"/>
               </w:rPr>
-              <w:t xml:space="preserve">→</w:t>
+              <w:t>→</w:t>
             </w:r>
           </w:p>
           <w:p/>
         </w:tc>
         <w:tc>
           <w:tcPr>
-            <w:tcW w:type="dxa" w:w="2900"/>
+            <w:tcW w:w="2900" w:type="dxa"/>
             <w:tcBorders>
-              <w:top w:val="single" w:color="8EA9DB" w:sz="8"/>
-              <w:left w:val="single" w:color="8EA9DB" w:sz="8"/>
-              <w:bottom w:val="single" w:color="8EA9DB" w:sz="8"/>
-              <w:right w:val="single" w:color="8EA9DB" w:sz="8"/>
+              <w:top w:val="single" w:sz="8" w:space="0" w:color="8EA9DB"/>
+              <w:left w:val="single" w:sz="8" w:space="0" w:color="8EA9DB"/>
+              <w:bottom w:val="single" w:sz="8" w:space="0" w:color="8EA9DB"/>
+              <w:right w:val="single" w:sz="8" w:space="0" w:color="8EA9DB"/>
             </w:tcBorders>
-            <w:shd w:fill="E2EFDA" w:color="auto" w:val="clear"/>
+            <w:shd w:val="clear" w:color="auto" w:fill="E2EFDA"/>
             <w:tcMar>
-              <w:top w:type="dxa" w:w="150"/>
-              <w:left w:type="dxa" w:w="100"/>
-              <w:bottom w:type="dxa" w:w="150"/>
-              <w:right w:type="dxa" w:w="100"/>
+              <w:top w:w="150" w:type="dxa"/>
+              <w:left w:w="100" w:type="dxa"/>
+              <w:bottom w:w="150" w:type="dxa"/>
+              <w:right w:w="100" w:type="dxa"/>
             </w:tcMar>
             <w:vAlign w:val="center"/>
           </w:tcPr>
@@ -205,19 +228,18 @@
                 <w:sz w:val="22"/>
                 <w:szCs w:val="22"/>
               </w:rPr>
-              <w:t xml:space="preserve">Staging Area
-(index)</w:t>
+              <w:t>Staging Area (index)</w:t>
             </w:r>
           </w:p>
         </w:tc>
         <w:tc>
           <w:tcPr>
-            <w:tcW w:type="dxa" w:w="1800"/>
+            <w:tcW w:w="1800" w:type="dxa"/>
             <w:tcBorders>
-              <w:top w:val="none" w:color="FFFFFF" w:sz="0"/>
-              <w:left w:val="none" w:color="FFFFFF" w:sz="0"/>
-              <w:bottom w:val="none" w:color="FFFFFF" w:sz="0"/>
-              <w:right w:val="none" w:color="FFFFFF" w:sz="0"/>
+              <w:top w:val="none" w:sz="0" w:space="0" w:color="FFFFFF"/>
+              <w:left w:val="none" w:sz="0" w:space="0" w:color="FFFFFF"/>
+              <w:bottom w:val="none" w:sz="0" w:space="0" w:color="FFFFFF"/>
+              <w:right w:val="none" w:sz="0" w:space="0" w:color="FFFFFF"/>
             </w:tcBorders>
             <w:vAlign w:val="center"/>
           </w:tcPr>
@@ -234,8 +256,20 @@
                 <w:sz w:val="18"/>
                 <w:szCs w:val="18"/>
               </w:rPr>
-              <w:t xml:space="preserve">git commit</w:t>
-            </w:r>
+              <w:t xml:space="preserve">git </w:t>
+            </w:r>
+            <w:proofErr w:type="gramStart"/>
+            <w:r>
+              <w:rPr>
+                <w:i/>
+                <w:iCs/>
+                <w:color w:val="595959"/>
+                <w:sz w:val="18"/>
+                <w:szCs w:val="18"/>
+              </w:rPr>
+              <w:t>commit</w:t>
+            </w:r>
+            <w:proofErr w:type="gramEnd"/>
           </w:p>
           <w:p>
             <w:pPr>
@@ -249,7 +283,7 @@
                 <w:sz w:val="32"/>
                 <w:szCs w:val="32"/>
               </w:rPr>
-              <w:t xml:space="preserve">→</w:t>
+              <w:t>→</w:t>
             </w:r>
           </w:p>
           <w:p/>
@@ -263,37 +297,51 @@
     </w:p>
     <w:tbl>
       <w:tblPr>
-        <w:tblW w:type="dxa" w:w="9500"/>
+        <w:tblW w:w="9500" w:type="dxa"/>
         <w:jc w:val="center"/>
         <w:tblBorders>
-          <w:top w:val="single" w:color="auto" w:sz="4"/>
-          <w:left w:val="single" w:color="auto" w:sz="4"/>
-          <w:bottom w:val="single" w:color="auto" w:sz="4"/>
-          <w:right w:val="single" w:color="auto" w:sz="4"/>
-          <w:insideH w:val="single" w:color="auto" w:sz="4"/>
-          <w:insideV w:val="single" w:color="auto" w:sz="4"/>
+          <w:top w:val="single" w:sz="4" w:space="0" w:color="auto"/>
+          <w:left w:val="single" w:sz="4" w:space="0" w:color="auto"/>
+          <w:bottom w:val="single" w:sz="4" w:space="0" w:color="auto"/>
+          <w:right w:val="single" w:sz="4" w:space="0" w:color="auto"/>
+          <w:insideH w:val="single" w:sz="4" w:space="0" w:color="auto"/>
+          <w:insideV w:val="single" w:sz="4" w:space="0" w:color="auto"/>
         </w:tblBorders>
         <w:tblLayout w:type="fixed"/>
+        <w:tblCellMar>
+          <w:left w:w="10" w:type="dxa"/>
+          <w:right w:w="10" w:type="dxa"/>
+        </w:tblCellMar>
+        <w:tblLook w:val="04A0" w:firstRow="1" w:lastRow="0" w:firstColumn="1" w:lastColumn="0" w:noHBand="0" w:noVBand="1"/>
       </w:tblPr>
       <w:tblGrid>
         <w:gridCol w:w="9500"/>
       </w:tblGrid>
       <w:tr>
+        <w:tblPrEx>
+          <w:tblCellMar>
+            <w:top w:w="0" w:type="dxa"/>
+            <w:bottom w:w="0" w:type="dxa"/>
+          </w:tblCellMar>
+        </w:tblPrEx>
+        <w:trPr>
+          <w:jc w:val="center"/>
+        </w:trPr>
         <w:tc>
           <w:tcPr>
-            <w:tcW w:type="dxa" w:w="9500"/>
+            <w:tcW w:w="9500" w:type="dxa"/>
             <w:tcBorders>
-              <w:top w:val="single" w:color="8EA9DB" w:sz="8"/>
-              <w:left w:val="single" w:color="8EA9DB" w:sz="8"/>
-              <w:bottom w:val="single" w:color="8EA9DB" w:sz="8"/>
-              <w:right w:val="single" w:color="8EA9DB" w:sz="8"/>
+              <w:top w:val="single" w:sz="8" w:space="0" w:color="8EA9DB"/>
+              <w:left w:val="single" w:sz="8" w:space="0" w:color="8EA9DB"/>
+              <w:bottom w:val="single" w:sz="8" w:space="0" w:color="8EA9DB"/>
+              <w:right w:val="single" w:sz="8" w:space="0" w:color="8EA9DB"/>
             </w:tcBorders>
-            <w:shd w:fill="FCE4D6" w:color="auto" w:val="clear"/>
+            <w:shd w:val="clear" w:color="auto" w:fill="FCE4D6"/>
             <w:tcMar>
-              <w:top w:type="dxa" w:w="150"/>
-              <w:left w:type="dxa" w:w="100"/>
-              <w:bottom w:type="dxa" w:w="150"/>
-              <w:right w:type="dxa" w:w="100"/>
+              <w:top w:w="150" w:type="dxa"/>
+              <w:left w:w="100" w:type="dxa"/>
+              <w:bottom w:w="150" w:type="dxa"/>
+              <w:right w:w="100" w:type="dxa"/>
             </w:tcMar>
             <w:vAlign w:val="center"/>
           </w:tcPr>
@@ -309,7 +357,7 @@
                 <w:sz w:val="22"/>
                 <w:szCs w:val="22"/>
               </w:rPr>
-              <w:t xml:space="preserve">Local Repository (.git) — Commit History</w:t>
+              <w:t>Local Repository (.git) — Commit History</w:t>
             </w:r>
           </w:p>
         </w:tc>
@@ -323,17 +371,15 @@
     <w:p>
       <w:pPr>
         <w:pStyle w:val="Heading2"/>
-        <w:spacing w:after="150" w:before="300"/>
+        <w:spacing w:before="300" w:after="150"/>
       </w:pPr>
       <w:r>
         <w:rPr>
           <w:b/>
           <w:bCs/>
           <w:color w:val="2F5496"/>
-          <w:sz w:val="26"/>
-          <w:szCs w:val="26"/>
-        </w:rPr>
-        <w:t xml:space="preserve">What happens at each stage</w:t>
+        </w:rPr>
+        <w:t>What happens at each stage</w:t>
       </w:r>
     </w:p>
     <w:p>
@@ -350,7 +396,7 @@
           <w:sz w:val="22"/>
           <w:szCs w:val="22"/>
         </w:rPr>
-        <w:t xml:space="preserve">Working Directory: the actual files on disk that you edit. Git sees these as "modified" or "untracked".</w:t>
+        <w:t>Working Directory: the actual files on disk that you edit. Git sees these as "modified" or "untracked".</w:t>
       </w:r>
     </w:p>
     <w:p>
@@ -367,7 +413,7 @@
           <w:sz w:val="22"/>
           <w:szCs w:val="22"/>
         </w:rPr>
-        <w:t xml:space="preserve">Staging Area (Index): a holding area where you place exactly the changes you want to include in the next commit, using git add.</w:t>
+        <w:t>Staging Area (Index): a holding area where you place exactly the changes you want to include in the next commit, using git add.</w:t>
       </w:r>
     </w:p>
     <w:p>
@@ -384,7 +430,7 @@
           <w:sz w:val="22"/>
           <w:szCs w:val="22"/>
         </w:rPr>
-        <w:t xml:space="preserve">Local Repository: once you run git commit, the staged snapshot is saved permanently in Git's history on your machine.</w:t>
+        <w:t>Local Repository: once you run git commit, the staged snapshot is saved permanently in Git's history on your machine.</w:t>
       </w:r>
     </w:p>
     <w:p>
@@ -394,35 +440,46 @@
     </w:p>
     <w:tbl>
       <w:tblPr>
-        <w:tblW w:type="dxa" w:w="9360"/>
+        <w:tblW w:w="9360" w:type="dxa"/>
         <w:tblBorders>
-          <w:top w:val="single" w:color="auto" w:sz="4"/>
-          <w:left w:val="single" w:color="auto" w:sz="4"/>
-          <w:bottom w:val="single" w:color="auto" w:sz="4"/>
-          <w:right w:val="single" w:color="auto" w:sz="4"/>
-          <w:insideH w:val="single" w:color="auto" w:sz="4"/>
-          <w:insideV w:val="single" w:color="auto" w:sz="4"/>
+          <w:top w:val="single" w:sz="4" w:space="0" w:color="auto"/>
+          <w:left w:val="single" w:sz="4" w:space="0" w:color="auto"/>
+          <w:bottom w:val="single" w:sz="4" w:space="0" w:color="auto"/>
+          <w:right w:val="single" w:sz="4" w:space="0" w:color="auto"/>
+          <w:insideH w:val="single" w:sz="4" w:space="0" w:color="auto"/>
+          <w:insideV w:val="single" w:sz="4" w:space="0" w:color="auto"/>
         </w:tblBorders>
+        <w:tblCellMar>
+          <w:left w:w="10" w:type="dxa"/>
+          <w:right w:w="10" w:type="dxa"/>
+        </w:tblCellMar>
+        <w:tblLook w:val="04A0" w:firstRow="1" w:lastRow="0" w:firstColumn="1" w:lastColumn="0" w:noHBand="0" w:noVBand="1"/>
       </w:tblPr>
       <w:tblGrid>
         <w:gridCol w:w="9360"/>
       </w:tblGrid>
       <w:tr>
+        <w:tblPrEx>
+          <w:tblCellMar>
+            <w:top w:w="0" w:type="dxa"/>
+            <w:bottom w:w="0" w:type="dxa"/>
+          </w:tblCellMar>
+        </w:tblPrEx>
         <w:tc>
           <w:tcPr>
-            <w:tcW w:type="dxa" w:w="9360"/>
+            <w:tcW w:w="9360" w:type="dxa"/>
             <w:tcBorders>
-              <w:top w:val="single" w:color="CCCCCC" w:sz="4"/>
-              <w:left w:val="single" w:color="CCCCCC" w:sz="4"/>
-              <w:bottom w:val="single" w:color="CCCCCC" w:sz="4"/>
-              <w:right w:val="single" w:color="CCCCCC" w:sz="4"/>
+              <w:top w:val="single" w:sz="4" w:space="0" w:color="CCCCCC"/>
+              <w:left w:val="single" w:sz="4" w:space="0" w:color="CCCCCC"/>
+              <w:bottom w:val="single" w:sz="4" w:space="0" w:color="CCCCCC"/>
+              <w:right w:val="single" w:sz="4" w:space="0" w:color="CCCCCC"/>
             </w:tcBorders>
-            <w:shd w:fill="F2F2F2" w:color="auto" w:val="clear"/>
+            <w:shd w:val="clear" w:color="auto" w:fill="F2F2F2"/>
             <w:tcMar>
-              <w:top w:type="dxa" w:w="120"/>
-              <w:left w:type="dxa" w:w="180"/>
-              <w:bottom w:type="dxa" w:w="120"/>
-              <w:right w:type="dxa" w:w="180"/>
+              <w:top w:w="120" w:type="dxa"/>
+              <w:left w:w="180" w:type="dxa"/>
+              <w:bottom w:w="120" w:type="dxa"/>
+              <w:right w:w="180" w:type="dxa"/>
             </w:tcMar>
           </w:tcPr>
           <w:p>
@@ -431,54 +488,74 @@
             </w:pPr>
             <w:r>
               <w:rPr>
-                <w:rFonts w:ascii="Consolas" w:cs="Consolas" w:eastAsia="Consolas" w:hAnsi="Consolas"/>
-                <w:color w:val="333333"/>
-                <w:sz w:val="21"/>
-                <w:szCs w:val="21"/>
-              </w:rPr>
-              <w:t xml:space="preserve">git status              # see what's changed</w:t>
-            </w:r>
-          </w:p>
-          <w:p>
-            <w:pPr>
-              <w:spacing w:after="40"/>
-            </w:pPr>
-            <w:r>
-              <w:rPr>
-                <w:rFonts w:ascii="Consolas" w:cs="Consolas" w:eastAsia="Consolas" w:hAnsi="Consolas"/>
-                <w:color w:val="333333"/>
-                <w:sz w:val="21"/>
-                <w:szCs w:val="21"/>
-              </w:rPr>
-              <w:t xml:space="preserve">git add &lt;file&gt;          # Working Directory --&gt; Staging Area</w:t>
-            </w:r>
-          </w:p>
-          <w:p>
-            <w:pPr>
-              <w:spacing w:after="40"/>
-            </w:pPr>
-            <w:r>
-              <w:rPr>
-                <w:rFonts w:ascii="Consolas" w:cs="Consolas" w:eastAsia="Consolas" w:hAnsi="Consolas"/>
-                <w:color w:val="333333"/>
-                <w:sz w:val="21"/>
-                <w:szCs w:val="21"/>
-              </w:rPr>
-              <w:t xml:space="preserve">git add .               # stage everything</w:t>
-            </w:r>
-          </w:p>
-          <w:p>
-            <w:pPr>
-              <w:spacing w:after="40"/>
-            </w:pPr>
-            <w:r>
-              <w:rPr>
-                <w:rFonts w:ascii="Consolas" w:cs="Consolas" w:eastAsia="Consolas" w:hAnsi="Consolas"/>
-                <w:color w:val="333333"/>
-                <w:sz w:val="21"/>
-                <w:szCs w:val="21"/>
-              </w:rPr>
-              <w:t xml:space="preserve">git commit -m "message" # Staging Area --&gt; Local Repository</w:t>
+                <w:rFonts w:ascii="Consolas" w:eastAsia="Consolas" w:hAnsi="Consolas" w:cs="Consolas"/>
+                <w:color w:val="333333"/>
+                <w:sz w:val="21"/>
+                <w:szCs w:val="21"/>
+              </w:rPr>
+              <w:t>git status              # see what's changed</w:t>
+            </w:r>
+          </w:p>
+          <w:p>
+            <w:pPr>
+              <w:spacing w:after="40"/>
+            </w:pPr>
+            <w:r>
+              <w:rPr>
+                <w:rFonts w:ascii="Consolas" w:eastAsia="Consolas" w:hAnsi="Consolas" w:cs="Consolas"/>
+                <w:color w:val="333333"/>
+                <w:sz w:val="21"/>
+                <w:szCs w:val="21"/>
+              </w:rPr>
+              <w:t>git add &lt;file&gt;          # Working Directory --&gt; Staging Area</w:t>
+            </w:r>
+          </w:p>
+          <w:p>
+            <w:pPr>
+              <w:spacing w:after="40"/>
+            </w:pPr>
+            <w:r>
+              <w:rPr>
+                <w:rFonts w:ascii="Consolas" w:eastAsia="Consolas" w:hAnsi="Consolas" w:cs="Consolas"/>
+                <w:color w:val="333333"/>
+                <w:sz w:val="21"/>
+                <w:szCs w:val="21"/>
+              </w:rPr>
+              <w:t xml:space="preserve">git </w:t>
+            </w:r>
+            <w:proofErr w:type="gramStart"/>
+            <w:r>
+              <w:rPr>
+                <w:rFonts w:ascii="Consolas" w:eastAsia="Consolas" w:hAnsi="Consolas" w:cs="Consolas"/>
+                <w:color w:val="333333"/>
+                <w:sz w:val="21"/>
+                <w:szCs w:val="21"/>
+              </w:rPr>
+              <w:t>add .</w:t>
+            </w:r>
+            <w:proofErr w:type="gramEnd"/>
+            <w:r>
+              <w:rPr>
+                <w:rFonts w:ascii="Consolas" w:eastAsia="Consolas" w:hAnsi="Consolas" w:cs="Consolas"/>
+                <w:color w:val="333333"/>
+                <w:sz w:val="21"/>
+                <w:szCs w:val="21"/>
+              </w:rPr>
+              <w:t xml:space="preserve">               # stage everything</w:t>
+            </w:r>
+          </w:p>
+          <w:p>
+            <w:pPr>
+              <w:spacing w:after="40"/>
+            </w:pPr>
+            <w:r>
+              <w:rPr>
+                <w:rFonts w:ascii="Consolas" w:eastAsia="Consolas" w:hAnsi="Consolas" w:cs="Consolas"/>
+                <w:color w:val="333333"/>
+                <w:sz w:val="21"/>
+                <w:szCs w:val="21"/>
+              </w:rPr>
+              <w:t>git commit -m "message" # Staging Area --&gt; Local Repository</w:t>
             </w:r>
           </w:p>
         </w:tc>
@@ -487,17 +564,15 @@
     <w:p>
       <w:pPr>
         <w:pStyle w:val="Heading1"/>
-        <w:spacing w:after="200" w:before="400"/>
+        <w:spacing w:before="400" w:after="200"/>
       </w:pPr>
       <w:r>
         <w:rPr>
           <w:b/>
           <w:bCs/>
           <w:color w:val="2F5496"/>
-          <w:sz w:val="32"/>
-          <w:szCs w:val="32"/>
-        </w:rPr>
-        <w:t xml:space="preserve">2. Git Pull (Remote → Local)</w:t>
+        </w:rPr>
+        <w:t>2. Git Pull (Remote → Local)</w:t>
       </w:r>
     </w:p>
     <w:p>
@@ -509,40 +584,51 @@
           <w:sz w:val="22"/>
           <w:szCs w:val="22"/>
         </w:rPr>
-        <w:t xml:space="preserve">git pull brings changes from a remote repository (e.g. GitHub) down into your local repository and working directory. It is effectively git fetch (download new commits) followed by git merge (integrate them into your current branch).</w:t>
+        <w:t>git pull brings changes from a remote repository (e.g. GitHub) down into your local repository and working directory. It is effectively git fetch (download new commits) followed by git merge (integrate them into your current branch).</w:t>
       </w:r>
     </w:p>
     <w:tbl>
       <w:tblPr>
-        <w:tblW w:type="dxa" w:w="9360"/>
+        <w:tblW w:w="9360" w:type="dxa"/>
         <w:tblBorders>
-          <w:top w:val="single" w:color="auto" w:sz="4"/>
-          <w:left w:val="single" w:color="auto" w:sz="4"/>
-          <w:bottom w:val="single" w:color="auto" w:sz="4"/>
-          <w:right w:val="single" w:color="auto" w:sz="4"/>
-          <w:insideH w:val="single" w:color="auto" w:sz="4"/>
-          <w:insideV w:val="single" w:color="auto" w:sz="4"/>
+          <w:top w:val="single" w:sz="4" w:space="0" w:color="auto"/>
+          <w:left w:val="single" w:sz="4" w:space="0" w:color="auto"/>
+          <w:bottom w:val="single" w:sz="4" w:space="0" w:color="auto"/>
+          <w:right w:val="single" w:sz="4" w:space="0" w:color="auto"/>
+          <w:insideH w:val="single" w:sz="4" w:space="0" w:color="auto"/>
+          <w:insideV w:val="single" w:sz="4" w:space="0" w:color="auto"/>
         </w:tblBorders>
+        <w:tblCellMar>
+          <w:left w:w="10" w:type="dxa"/>
+          <w:right w:w="10" w:type="dxa"/>
+        </w:tblCellMar>
+        <w:tblLook w:val="04A0" w:firstRow="1" w:lastRow="0" w:firstColumn="1" w:lastColumn="0" w:noHBand="0" w:noVBand="1"/>
       </w:tblPr>
       <w:tblGrid>
         <w:gridCol w:w="9360"/>
       </w:tblGrid>
       <w:tr>
+        <w:tblPrEx>
+          <w:tblCellMar>
+            <w:top w:w="0" w:type="dxa"/>
+            <w:bottom w:w="0" w:type="dxa"/>
+          </w:tblCellMar>
+        </w:tblPrEx>
         <w:tc>
           <w:tcPr>
-            <w:tcW w:type="dxa" w:w="9360"/>
+            <w:tcW w:w="9360" w:type="dxa"/>
             <w:tcBorders>
-              <w:top w:val="single" w:color="CCCCCC" w:sz="4"/>
-              <w:left w:val="single" w:color="CCCCCC" w:sz="4"/>
-              <w:bottom w:val="single" w:color="CCCCCC" w:sz="4"/>
-              <w:right w:val="single" w:color="CCCCCC" w:sz="4"/>
+              <w:top w:val="single" w:sz="4" w:space="0" w:color="CCCCCC"/>
+              <w:left w:val="single" w:sz="4" w:space="0" w:color="CCCCCC"/>
+              <w:bottom w:val="single" w:sz="4" w:space="0" w:color="CCCCCC"/>
+              <w:right w:val="single" w:sz="4" w:space="0" w:color="CCCCCC"/>
             </w:tcBorders>
-            <w:shd w:fill="F2F2F2" w:color="auto" w:val="clear"/>
+            <w:shd w:val="clear" w:color="auto" w:fill="F2F2F2"/>
             <w:tcMar>
-              <w:top w:type="dxa" w:w="120"/>
-              <w:left w:type="dxa" w:w="180"/>
-              <w:bottom w:type="dxa" w:w="120"/>
-              <w:right w:type="dxa" w:w="180"/>
+              <w:top w:w="120" w:type="dxa"/>
+              <w:left w:w="180" w:type="dxa"/>
+              <w:bottom w:w="120" w:type="dxa"/>
+              <w:right w:w="180" w:type="dxa"/>
             </w:tcMar>
           </w:tcPr>
           <w:p>
@@ -551,54 +637,55 @@
             </w:pPr>
             <w:r>
               <w:rPr>
-                <w:rFonts w:ascii="Consolas" w:cs="Consolas" w:eastAsia="Consolas" w:hAnsi="Consolas"/>
-                <w:color w:val="333333"/>
-                <w:sz w:val="21"/>
-                <w:szCs w:val="21"/>
-              </w:rPr>
-              <w:t xml:space="preserve">git pull origin main          # fetch + merge from 'main' on 'origin'</w:t>
-            </w:r>
-          </w:p>
-          <w:p>
-            <w:pPr>
-              <w:spacing w:after="40"/>
-            </w:pPr>
-            <w:r>
-              <w:rPr>
-                <w:rFonts w:ascii="Consolas" w:cs="Consolas" w:eastAsia="Consolas" w:hAnsi="Consolas"/>
-                <w:color w:val="333333"/>
-                <w:sz w:val="21"/>
-                <w:szCs w:val="21"/>
-              </w:rPr>
-              <w:t xml:space="preserve">git pull                      # shorthand, using tracked upstream branch</w:t>
-            </w:r>
-          </w:p>
-          <w:p>
-            <w:pPr>
-              <w:spacing w:after="40"/>
-            </w:pPr>
-            <w:r>
-              <w:rPr>
-                <w:rFonts w:ascii="Consolas" w:cs="Consolas" w:eastAsia="Consolas" w:hAnsi="Consolas"/>
-                <w:color w:val="333333"/>
-                <w:sz w:val="21"/>
-                <w:szCs w:val="21"/>
-              </w:rPr>
-              <w:t xml:space="preserve">git fetch origin              # download only, no merge</w:t>
-            </w:r>
-          </w:p>
-          <w:p>
-            <w:pPr>
-              <w:spacing w:after="40"/>
-            </w:pPr>
-            <w:r>
-              <w:rPr>
-                <w:rFonts w:ascii="Consolas" w:cs="Consolas" w:eastAsia="Consolas" w:hAnsi="Consolas"/>
-                <w:color w:val="333333"/>
-                <w:sz w:val="21"/>
-                <w:szCs w:val="21"/>
-              </w:rPr>
-              <w:t xml:space="preserve">git pull --rebase origin main # fetch + rebase instead of merge</w:t>
+                <w:rFonts w:ascii="Consolas" w:eastAsia="Consolas" w:hAnsi="Consolas" w:cs="Consolas"/>
+                <w:color w:val="333333"/>
+                <w:sz w:val="21"/>
+                <w:szCs w:val="21"/>
+              </w:rPr>
+              <w:t>git pull origin main          # fetch + merge from 'main' on 'origin'</w:t>
+            </w:r>
+          </w:p>
+          <w:p>
+            <w:pPr>
+              <w:spacing w:after="40"/>
+            </w:pPr>
+            <w:r>
+              <w:rPr>
+                <w:rFonts w:ascii="Consolas" w:eastAsia="Consolas" w:hAnsi="Consolas" w:cs="Consolas"/>
+                <w:color w:val="333333"/>
+                <w:sz w:val="21"/>
+                <w:szCs w:val="21"/>
+              </w:rPr>
+              <w:t>git pull                      # shorthand, using tracked upstream branch</w:t>
+            </w:r>
+          </w:p>
+          <w:p>
+            <w:pPr>
+              <w:spacing w:after="40"/>
+            </w:pPr>
+            <w:r>
+              <w:rPr>
+                <w:rFonts w:ascii="Consolas" w:eastAsia="Consolas" w:hAnsi="Consolas" w:cs="Consolas"/>
+                <w:color w:val="333333"/>
+                <w:sz w:val="21"/>
+                <w:szCs w:val="21"/>
+              </w:rPr>
+              <w:lastRenderedPageBreak/>
+              <w:t>git fetch origin              # download only, no merge</w:t>
+            </w:r>
+          </w:p>
+          <w:p>
+            <w:pPr>
+              <w:spacing w:after="40"/>
+            </w:pPr>
+            <w:r>
+              <w:rPr>
+                <w:rFonts w:ascii="Consolas" w:eastAsia="Consolas" w:hAnsi="Consolas" w:cs="Consolas"/>
+                <w:color w:val="333333"/>
+                <w:sz w:val="21"/>
+                <w:szCs w:val="21"/>
+              </w:rPr>
+              <w:t>git pull --rebase origin main # fetch + rebase instead of merge</w:t>
             </w:r>
           </w:p>
         </w:tc>
@@ -618,7 +705,8 @@
           <w:sz w:val="22"/>
           <w:szCs w:val="22"/>
         </w:rPr>
-        <w:t xml:space="preserve">Use git pull regularly to stay in sync with your team before pushing your own work.</w:t>
+        <w:lastRenderedPageBreak/>
+        <w:t>Use git pull regularly to stay in sync with your team before pushing your own work.</w:t>
       </w:r>
     </w:p>
     <w:p>
@@ -635,23 +723,21 @@
           <w:sz w:val="22"/>
           <w:szCs w:val="22"/>
         </w:rPr>
-        <w:t xml:space="preserve">git pull --rebase keeps history linear instead of creating an extra merge commit.</w:t>
+        <w:t>git pull --rebase keeps history linear instead of creating an extra merge commit.</w:t>
       </w:r>
     </w:p>
     <w:p>
       <w:pPr>
         <w:pStyle w:val="Heading1"/>
-        <w:spacing w:after="200" w:before="400"/>
+        <w:spacing w:before="400" w:after="200"/>
       </w:pPr>
       <w:r>
         <w:rPr>
           <w:b/>
           <w:bCs/>
           <w:color w:val="2F5496"/>
-          <w:sz w:val="32"/>
-          <w:szCs w:val="32"/>
-        </w:rPr>
-        <w:t xml:space="preserve">3. Git Push (Local → Remote)</w:t>
+        </w:rPr>
+        <w:t>3. Git Push (Local → Remote)</w:t>
       </w:r>
     </w:p>
     <w:p>
@@ -663,40 +749,51 @@
           <w:sz w:val="22"/>
           <w:szCs w:val="22"/>
         </w:rPr>
-        <w:t xml:space="preserve">git push uploads your local commits to a remote repository so others can see and pull them.</w:t>
+        <w:t>git push uploads your local commits to a remote repository so others can see and pull them.</w:t>
       </w:r>
     </w:p>
     <w:tbl>
       <w:tblPr>
-        <w:tblW w:type="dxa" w:w="9360"/>
+        <w:tblW w:w="9360" w:type="dxa"/>
         <w:tblBorders>
-          <w:top w:val="single" w:color="auto" w:sz="4"/>
-          <w:left w:val="single" w:color="auto" w:sz="4"/>
-          <w:bottom w:val="single" w:color="auto" w:sz="4"/>
-          <w:right w:val="single" w:color="auto" w:sz="4"/>
-          <w:insideH w:val="single" w:color="auto" w:sz="4"/>
-          <w:insideV w:val="single" w:color="auto" w:sz="4"/>
+          <w:top w:val="single" w:sz="4" w:space="0" w:color="auto"/>
+          <w:left w:val="single" w:sz="4" w:space="0" w:color="auto"/>
+          <w:bottom w:val="single" w:sz="4" w:space="0" w:color="auto"/>
+          <w:right w:val="single" w:sz="4" w:space="0" w:color="auto"/>
+          <w:insideH w:val="single" w:sz="4" w:space="0" w:color="auto"/>
+          <w:insideV w:val="single" w:sz="4" w:space="0" w:color="auto"/>
         </w:tblBorders>
+        <w:tblCellMar>
+          <w:left w:w="10" w:type="dxa"/>
+          <w:right w:w="10" w:type="dxa"/>
+        </w:tblCellMar>
+        <w:tblLook w:val="04A0" w:firstRow="1" w:lastRow="0" w:firstColumn="1" w:lastColumn="0" w:noHBand="0" w:noVBand="1"/>
       </w:tblPr>
       <w:tblGrid>
         <w:gridCol w:w="9360"/>
       </w:tblGrid>
       <w:tr>
+        <w:tblPrEx>
+          <w:tblCellMar>
+            <w:top w:w="0" w:type="dxa"/>
+            <w:bottom w:w="0" w:type="dxa"/>
+          </w:tblCellMar>
+        </w:tblPrEx>
         <w:tc>
           <w:tcPr>
-            <w:tcW w:type="dxa" w:w="9360"/>
+            <w:tcW w:w="9360" w:type="dxa"/>
             <w:tcBorders>
-              <w:top w:val="single" w:color="CCCCCC" w:sz="4"/>
-              <w:left w:val="single" w:color="CCCCCC" w:sz="4"/>
-              <w:bottom w:val="single" w:color="CCCCCC" w:sz="4"/>
-              <w:right w:val="single" w:color="CCCCCC" w:sz="4"/>
+              <w:top w:val="single" w:sz="4" w:space="0" w:color="CCCCCC"/>
+              <w:left w:val="single" w:sz="4" w:space="0" w:color="CCCCCC"/>
+              <w:bottom w:val="single" w:sz="4" w:space="0" w:color="CCCCCC"/>
+              <w:right w:val="single" w:sz="4" w:space="0" w:color="CCCCCC"/>
             </w:tcBorders>
-            <w:shd w:fill="F2F2F2" w:color="auto" w:val="clear"/>
+            <w:shd w:val="clear" w:color="auto" w:fill="F2F2F2"/>
             <w:tcMar>
-              <w:top w:type="dxa" w:w="120"/>
-              <w:left w:type="dxa" w:w="180"/>
-              <w:bottom w:type="dxa" w:w="120"/>
-              <w:right w:type="dxa" w:w="180"/>
+              <w:top w:w="120" w:type="dxa"/>
+              <w:left w:w="180" w:type="dxa"/>
+              <w:bottom w:w="120" w:type="dxa"/>
+              <w:right w:w="180" w:type="dxa"/>
             </w:tcMar>
           </w:tcPr>
           <w:p>
@@ -705,54 +802,74 @@
             </w:pPr>
             <w:r>
               <w:rPr>
-                <w:rFonts w:ascii="Consolas" w:cs="Consolas" w:eastAsia="Consolas" w:hAnsi="Consolas"/>
-                <w:color w:val="333333"/>
-                <w:sz w:val="21"/>
-                <w:szCs w:val="21"/>
-              </w:rPr>
-              <w:t xml:space="preserve">git push origin main             # push local 'main' to remote 'origin'</w:t>
-            </w:r>
-          </w:p>
-          <w:p>
-            <w:pPr>
-              <w:spacing w:after="40"/>
-            </w:pPr>
-            <w:r>
-              <w:rPr>
-                <w:rFonts w:ascii="Consolas" w:cs="Consolas" w:eastAsia="Consolas" w:hAnsi="Consolas"/>
-                <w:color w:val="333333"/>
-                <w:sz w:val="21"/>
-                <w:szCs w:val="21"/>
-              </w:rPr>
-              <w:t xml:space="preserve">git push -u origin feature/login  # push + set upstream tracking</w:t>
-            </w:r>
-          </w:p>
-          <w:p>
-            <w:pPr>
-              <w:spacing w:after="40"/>
-            </w:pPr>
-            <w:r>
-              <w:rPr>
-                <w:rFonts w:ascii="Consolas" w:cs="Consolas" w:eastAsia="Consolas" w:hAnsi="Consolas"/>
-                <w:color w:val="333333"/>
-                <w:sz w:val="21"/>
-                <w:szCs w:val="21"/>
-              </w:rPr>
-              <w:t xml:space="preserve">git push                         # push using already-tracked upstream</w:t>
-            </w:r>
-          </w:p>
-          <w:p>
-            <w:pPr>
-              <w:spacing w:after="40"/>
-            </w:pPr>
-            <w:r>
-              <w:rPr>
-                <w:rFonts w:ascii="Consolas" w:cs="Consolas" w:eastAsia="Consolas" w:hAnsi="Consolas"/>
-                <w:color w:val="333333"/>
-                <w:sz w:val="21"/>
-                <w:szCs w:val="21"/>
-              </w:rPr>
-              <w:t xml:space="preserve">git push --force-with-lease      # safer force-push after a rebase</w:t>
+                <w:rFonts w:ascii="Consolas" w:eastAsia="Consolas" w:hAnsi="Consolas" w:cs="Consolas"/>
+                <w:color w:val="333333"/>
+                <w:sz w:val="21"/>
+                <w:szCs w:val="21"/>
+              </w:rPr>
+              <w:t>git push origin main             # push local 'main' to remote 'origin'</w:t>
+            </w:r>
+          </w:p>
+          <w:p>
+            <w:pPr>
+              <w:spacing w:after="40"/>
+            </w:pPr>
+            <w:r>
+              <w:rPr>
+                <w:rFonts w:ascii="Consolas" w:eastAsia="Consolas" w:hAnsi="Consolas" w:cs="Consolas"/>
+                <w:color w:val="333333"/>
+                <w:sz w:val="21"/>
+                <w:szCs w:val="21"/>
+              </w:rPr>
+              <w:t>git push -u origin feature/</w:t>
+            </w:r>
+            <w:proofErr w:type="gramStart"/>
+            <w:r>
+              <w:rPr>
+                <w:rFonts w:ascii="Consolas" w:eastAsia="Consolas" w:hAnsi="Consolas" w:cs="Consolas"/>
+                <w:color w:val="333333"/>
+                <w:sz w:val="21"/>
+                <w:szCs w:val="21"/>
+              </w:rPr>
+              <w:t>login  #</w:t>
+            </w:r>
+            <w:proofErr w:type="gramEnd"/>
+            <w:r>
+              <w:rPr>
+                <w:rFonts w:ascii="Consolas" w:eastAsia="Consolas" w:hAnsi="Consolas" w:cs="Consolas"/>
+                <w:color w:val="333333"/>
+                <w:sz w:val="21"/>
+                <w:szCs w:val="21"/>
+              </w:rPr>
+              <w:t xml:space="preserve"> push + set upstream tracking</w:t>
+            </w:r>
+          </w:p>
+          <w:p>
+            <w:pPr>
+              <w:spacing w:after="40"/>
+            </w:pPr>
+            <w:r>
+              <w:rPr>
+                <w:rFonts w:ascii="Consolas" w:eastAsia="Consolas" w:hAnsi="Consolas" w:cs="Consolas"/>
+                <w:color w:val="333333"/>
+                <w:sz w:val="21"/>
+                <w:szCs w:val="21"/>
+              </w:rPr>
+              <w:t>git push                         # push using already-tracked upstream</w:t>
+            </w:r>
+          </w:p>
+          <w:p>
+            <w:pPr>
+              <w:spacing w:after="40"/>
+            </w:pPr>
+            <w:r>
+              <w:rPr>
+                <w:rFonts w:ascii="Consolas" w:eastAsia="Consolas" w:hAnsi="Consolas" w:cs="Consolas"/>
+                <w:color w:val="333333"/>
+                <w:sz w:val="21"/>
+                <w:szCs w:val="21"/>
+              </w:rPr>
+              <w:t>git push --force-with-lease      # safer force-push after a rebase</w:t>
             </w:r>
           </w:p>
         </w:tc>
@@ -772,7 +889,7 @@
           <w:sz w:val="22"/>
           <w:szCs w:val="22"/>
         </w:rPr>
-        <w:t xml:space="preserve">Never use plain --force on shared branches — it can overwrite teammates' commits.</w:t>
+        <w:t>Never use plain --force on shared branches — it can overwrite teammates' commits.</w:t>
       </w:r>
     </w:p>
     <w:p>
@@ -789,23 +906,21 @@
           <w:sz w:val="22"/>
           <w:szCs w:val="22"/>
         </w:rPr>
-        <w:t xml:space="preserve">--force-with-lease fails safely if someone else has pushed since you last fetched.</w:t>
+        <w:t>--force-with-lease fails safely if someone else has pushed since you last fetched.</w:t>
       </w:r>
     </w:p>
     <w:p>
       <w:pPr>
         <w:pStyle w:val="Heading1"/>
-        <w:spacing w:after="200" w:before="400"/>
+        <w:spacing w:before="400" w:after="200"/>
       </w:pPr>
       <w:r>
         <w:rPr>
           <w:b/>
           <w:bCs/>
           <w:color w:val="2F5496"/>
-          <w:sz w:val="32"/>
-          <w:szCs w:val="32"/>
-        </w:rPr>
-        <w:t xml:space="preserve">4. Branching Strategy</w:t>
+        </w:rPr>
+        <w:t>4. Branching Strategy</w:t>
       </w:r>
     </w:p>
     <w:p>
@@ -817,7 +932,7 @@
           <w:sz w:val="22"/>
           <w:szCs w:val="22"/>
         </w:rPr>
-        <w:t xml:space="preserve">A branching strategy is a team convention for how branches are created, named, and merged so that parallel work stays organized. Common strategies:</w:t>
+        <w:t>A branching strategy is a team convention for how branches are created, named, and merged so that parallel work stays organized. Common strategies:</w:t>
       </w:r>
     </w:p>
     <w:p>
@@ -834,7 +949,7 @@
           <w:sz w:val="22"/>
           <w:szCs w:val="22"/>
         </w:rPr>
-        <w:t xml:space="preserve">Git Flow: long-lived main and develop branches, plus feature/, release/, and hotfix/ branches. Good for scheduled releases.</w:t>
+        <w:t>Git Flow: long-lived main and develop branches, plus feature/, release/, and hotfix/ branches. Good for scheduled releases.</w:t>
       </w:r>
     </w:p>
     <w:p>
@@ -851,7 +966,7 @@
           <w:sz w:val="22"/>
           <w:szCs w:val="22"/>
         </w:rPr>
-        <w:t xml:space="preserve">GitHub Flow: a single main branch that is always deployable; all work happens on short-lived feature branches merged via Pull Requests. Good for continuous delivery.</w:t>
+        <w:t>GitHub Flow: a single main branch that is always deployable; all work happens on short-lived feature branches merged via Pull Requests. Good for continuous delivery.</w:t>
       </w:r>
     </w:p>
     <w:p>
@@ -868,7 +983,7 @@
           <w:sz w:val="22"/>
           <w:szCs w:val="22"/>
         </w:rPr>
-        <w:t xml:space="preserve">Trunk-Based Development: everyone commits small, frequent changes directly (or via very short-lived branches) to a single trunk/main branch, often behind feature flags.</w:t>
+        <w:t>Trunk-Based Development: everyone commits small, frequent changes directly (or via very short-lived branches) to a single trunk/main branch, often behind feature flags.</w:t>
       </w:r>
     </w:p>
     <w:p>
@@ -885,7 +1000,7 @@
           <w:sz w:val="22"/>
           <w:szCs w:val="22"/>
         </w:rPr>
-        <w:t xml:space="preserve">Release Branching: a dedicated branch is cut for each release/version for stabilization and hotfixes, separate from ongoing development.</w:t>
+        <w:t>Release Branching: a dedicated branch is cut for each release/version for stabilization and hotfixes, separate from ongoing development.</w:t>
       </w:r>
     </w:p>
     <w:p>
@@ -897,40 +1012,51 @@
           <w:sz w:val="22"/>
           <w:szCs w:val="22"/>
         </w:rPr>
-        <w:t xml:space="preserve">Typical naming conventions:</w:t>
+        <w:t>Typical naming conventions:</w:t>
       </w:r>
     </w:p>
     <w:tbl>
       <w:tblPr>
-        <w:tblW w:type="dxa" w:w="9360"/>
+        <w:tblW w:w="9360" w:type="dxa"/>
         <w:tblBorders>
-          <w:top w:val="single" w:color="auto" w:sz="4"/>
-          <w:left w:val="single" w:color="auto" w:sz="4"/>
-          <w:bottom w:val="single" w:color="auto" w:sz="4"/>
-          <w:right w:val="single" w:color="auto" w:sz="4"/>
-          <w:insideH w:val="single" w:color="auto" w:sz="4"/>
-          <w:insideV w:val="single" w:color="auto" w:sz="4"/>
+          <w:top w:val="single" w:sz="4" w:space="0" w:color="auto"/>
+          <w:left w:val="single" w:sz="4" w:space="0" w:color="auto"/>
+          <w:bottom w:val="single" w:sz="4" w:space="0" w:color="auto"/>
+          <w:right w:val="single" w:sz="4" w:space="0" w:color="auto"/>
+          <w:insideH w:val="single" w:sz="4" w:space="0" w:color="auto"/>
+          <w:insideV w:val="single" w:sz="4" w:space="0" w:color="auto"/>
         </w:tblBorders>
+        <w:tblCellMar>
+          <w:left w:w="10" w:type="dxa"/>
+          <w:right w:w="10" w:type="dxa"/>
+        </w:tblCellMar>
+        <w:tblLook w:val="04A0" w:firstRow="1" w:lastRow="0" w:firstColumn="1" w:lastColumn="0" w:noHBand="0" w:noVBand="1"/>
       </w:tblPr>
       <w:tblGrid>
         <w:gridCol w:w="9360"/>
       </w:tblGrid>
       <w:tr>
+        <w:tblPrEx>
+          <w:tblCellMar>
+            <w:top w:w="0" w:type="dxa"/>
+            <w:bottom w:w="0" w:type="dxa"/>
+          </w:tblCellMar>
+        </w:tblPrEx>
         <w:tc>
           <w:tcPr>
-            <w:tcW w:type="dxa" w:w="9360"/>
+            <w:tcW w:w="9360" w:type="dxa"/>
             <w:tcBorders>
-              <w:top w:val="single" w:color="CCCCCC" w:sz="4"/>
-              <w:left w:val="single" w:color="CCCCCC" w:sz="4"/>
-              <w:bottom w:val="single" w:color="CCCCCC" w:sz="4"/>
-              <w:right w:val="single" w:color="CCCCCC" w:sz="4"/>
+              <w:top w:val="single" w:sz="4" w:space="0" w:color="CCCCCC"/>
+              <w:left w:val="single" w:sz="4" w:space="0" w:color="CCCCCC"/>
+              <w:bottom w:val="single" w:sz="4" w:space="0" w:color="CCCCCC"/>
+              <w:right w:val="single" w:sz="4" w:space="0" w:color="CCCCCC"/>
             </w:tcBorders>
-            <w:shd w:fill="F2F2F2" w:color="auto" w:val="clear"/>
+            <w:shd w:val="clear" w:color="auto" w:fill="F2F2F2"/>
             <w:tcMar>
-              <w:top w:type="dxa" w:w="120"/>
-              <w:left w:type="dxa" w:w="180"/>
-              <w:bottom w:type="dxa" w:w="120"/>
-              <w:right w:type="dxa" w:w="180"/>
+              <w:top w:w="120" w:type="dxa"/>
+              <w:left w:w="180" w:type="dxa"/>
+              <w:bottom w:w="120" w:type="dxa"/>
+              <w:right w:w="180" w:type="dxa"/>
             </w:tcMar>
           </w:tcPr>
           <w:p>
@@ -939,54 +1065,54 @@
             </w:pPr>
             <w:r>
               <w:rPr>
-                <w:rFonts w:ascii="Consolas" w:cs="Consolas" w:eastAsia="Consolas" w:hAnsi="Consolas"/>
-                <w:color w:val="333333"/>
-                <w:sz w:val="21"/>
-                <w:szCs w:val="21"/>
-              </w:rPr>
-              <w:t xml:space="preserve">feature/&lt;ticket-id&gt;-short-description</w:t>
-            </w:r>
-          </w:p>
-          <w:p>
-            <w:pPr>
-              <w:spacing w:after="40"/>
-            </w:pPr>
-            <w:r>
-              <w:rPr>
-                <w:rFonts w:ascii="Consolas" w:cs="Consolas" w:eastAsia="Consolas" w:hAnsi="Consolas"/>
-                <w:color w:val="333333"/>
-                <w:sz w:val="21"/>
-                <w:szCs w:val="21"/>
-              </w:rPr>
-              <w:t xml:space="preserve">bugfix/&lt;ticket-id&gt;-short-description</w:t>
-            </w:r>
-          </w:p>
-          <w:p>
-            <w:pPr>
-              <w:spacing w:after="40"/>
-            </w:pPr>
-            <w:r>
-              <w:rPr>
-                <w:rFonts w:ascii="Consolas" w:cs="Consolas" w:eastAsia="Consolas" w:hAnsi="Consolas"/>
-                <w:color w:val="333333"/>
-                <w:sz w:val="21"/>
-                <w:szCs w:val="21"/>
-              </w:rPr>
-              <w:t xml:space="preserve">hotfix/&lt;ticket-id&gt;-short-description</w:t>
-            </w:r>
-          </w:p>
-          <w:p>
-            <w:pPr>
-              <w:spacing w:after="40"/>
-            </w:pPr>
-            <w:r>
-              <w:rPr>
-                <w:rFonts w:ascii="Consolas" w:cs="Consolas" w:eastAsia="Consolas" w:hAnsi="Consolas"/>
-                <w:color w:val="333333"/>
-                <w:sz w:val="21"/>
-                <w:szCs w:val="21"/>
-              </w:rPr>
-              <w:t xml:space="preserve">release/1.4.0</w:t>
+                <w:rFonts w:ascii="Consolas" w:eastAsia="Consolas" w:hAnsi="Consolas" w:cs="Consolas"/>
+                <w:color w:val="333333"/>
+                <w:sz w:val="21"/>
+                <w:szCs w:val="21"/>
+              </w:rPr>
+              <w:t>feature/&lt;ticket-id&gt;-short-description</w:t>
+            </w:r>
+          </w:p>
+          <w:p>
+            <w:pPr>
+              <w:spacing w:after="40"/>
+            </w:pPr>
+            <w:r>
+              <w:rPr>
+                <w:rFonts w:ascii="Consolas" w:eastAsia="Consolas" w:hAnsi="Consolas" w:cs="Consolas"/>
+                <w:color w:val="333333"/>
+                <w:sz w:val="21"/>
+                <w:szCs w:val="21"/>
+              </w:rPr>
+              <w:t>bugfix/&lt;ticket-id&gt;-short-description</w:t>
+            </w:r>
+          </w:p>
+          <w:p>
+            <w:pPr>
+              <w:spacing w:after="40"/>
+            </w:pPr>
+            <w:r>
+              <w:rPr>
+                <w:rFonts w:ascii="Consolas" w:eastAsia="Consolas" w:hAnsi="Consolas" w:cs="Consolas"/>
+                <w:color w:val="333333"/>
+                <w:sz w:val="21"/>
+                <w:szCs w:val="21"/>
+              </w:rPr>
+              <w:t>hotfix/&lt;ticket-id&gt;-short-description</w:t>
+            </w:r>
+          </w:p>
+          <w:p>
+            <w:pPr>
+              <w:spacing w:after="40"/>
+            </w:pPr>
+            <w:r>
+              <w:rPr>
+                <w:rFonts w:ascii="Consolas" w:eastAsia="Consolas" w:hAnsi="Consolas" w:cs="Consolas"/>
+                <w:color w:val="333333"/>
+                <w:sz w:val="21"/>
+                <w:szCs w:val="21"/>
+              </w:rPr>
+              <w:t>release/1.4.0</w:t>
             </w:r>
           </w:p>
         </w:tc>
@@ -995,17 +1121,15 @@
     <w:p>
       <w:pPr>
         <w:pStyle w:val="Heading1"/>
-        <w:spacing w:after="200" w:before="400"/>
+        <w:spacing w:before="400" w:after="200"/>
       </w:pPr>
       <w:r>
         <w:rPr>
           <w:b/>
           <w:bCs/>
           <w:color w:val="2F5496"/>
-          <w:sz w:val="32"/>
-          <w:szCs w:val="32"/>
-        </w:rPr>
-        <w:t xml:space="preserve">5. What is a Pull Request (PR)?</w:t>
+        </w:rPr>
+        <w:t>5. What is a Pull Request (PR)?</w:t>
       </w:r>
     </w:p>
     <w:p>
@@ -1017,7 +1141,7 @@
           <w:sz w:val="22"/>
           <w:szCs w:val="22"/>
         </w:rPr>
-        <w:t xml:space="preserve">A Pull Request (PR) — called a Merge Request on GitLab — is a request to merge changes from one branch (usually a feature branch) into another (usually main/develop). It is a review checkpoint, not a Git command itself; it lives on the hosting platform (GitHub, GitLab, Bitbucket).</w:t>
+        <w:t>A Pull Request (PR) — called a Merge Request on GitLab — is a request to merge changes from one branch (usually a feature branch) into another (usually main/develop). It is a review checkpoint, not a Git command itself; it lives on the hosting platform (GitHub, GitLab, Bitbucket).</w:t>
       </w:r>
     </w:p>
     <w:p>
@@ -1029,12 +1153,23 @@
         </w:numPr>
         <w:spacing w:after="80"/>
       </w:pPr>
-      <w:r>
-        <w:rPr>
-          <w:sz w:val="22"/>
-          <w:szCs w:val="22"/>
-        </w:rPr>
-        <w:t xml:space="preserve">Lets teammates review the code diff, leave comments, and request changes before merging.</w:t>
+      <w:proofErr w:type="spellStart"/>
+      <w:proofErr w:type="gramStart"/>
+      <w:r>
+        <w:rPr>
+          <w:sz w:val="22"/>
+          <w:szCs w:val="22"/>
+        </w:rPr>
+        <w:t>Lets</w:t>
+      </w:r>
+      <w:proofErr w:type="spellEnd"/>
+      <w:proofErr w:type="gramEnd"/>
+      <w:r>
+        <w:rPr>
+          <w:sz w:val="22"/>
+          <w:szCs w:val="22"/>
+        </w:rPr>
+        <w:t xml:space="preserve"> teammates review the code diff, leave comments, and request changes before merging.</w:t>
       </w:r>
     </w:p>
     <w:p>
@@ -1051,7 +1186,7 @@
           <w:sz w:val="22"/>
           <w:szCs w:val="22"/>
         </w:rPr>
-        <w:t xml:space="preserve">Can trigger automated checks: CI builds, tests, linters, security scans.</w:t>
+        <w:t>Can trigger automated checks: CI builds, tests, linters, security scans.</w:t>
       </w:r>
     </w:p>
     <w:p>
@@ -1068,7 +1203,8 @@
           <w:sz w:val="22"/>
           <w:szCs w:val="22"/>
         </w:rPr>
-        <w:t xml:space="preserve">Keeps a clear audit trail of what changed, why, and who approved it.</w:t>
+        <w:lastRenderedPageBreak/>
+        <w:t>Keeps a clear audit trail of what changed, why, and who approved it.</w:t>
       </w:r>
     </w:p>
     <w:p>
@@ -1085,23 +1221,21 @@
           <w:sz w:val="22"/>
           <w:szCs w:val="22"/>
         </w:rPr>
-        <w:t xml:space="preserve">Typical flow: create branch → commit &amp; push → open PR → review &amp; discuss → approve → merge (often squash or rebase merge) → delete branch.</w:t>
+        <w:t>Typical flow: create branch → commit &amp; push → open PR → review &amp; discuss → approve → merge (often squash or rebase merge) → delete branch.</w:t>
       </w:r>
     </w:p>
     <w:p>
       <w:pPr>
         <w:pStyle w:val="Heading1"/>
-        <w:spacing w:after="200" w:before="400"/>
+        <w:spacing w:before="400" w:after="200"/>
       </w:pPr>
       <w:r>
         <w:rPr>
           <w:b/>
           <w:bCs/>
           <w:color w:val="2F5496"/>
-          <w:sz w:val="32"/>
-          <w:szCs w:val="32"/>
-        </w:rPr>
-        <w:t xml:space="preserve">6. Git Rebase</w:t>
+        </w:rPr>
+        <w:t>6. Git Rebase</w:t>
       </w:r>
     </w:p>
     <w:p>
@@ -1113,40 +1247,51 @@
           <w:sz w:val="22"/>
           <w:szCs w:val="22"/>
         </w:rPr>
-        <w:t xml:space="preserve">git rebase moves or replays your commits on top of another base commit, creating a linear history instead of a merge commit. It rewrites commit history, so avoid rebasing commits that have already been pushed and shared with others.</w:t>
+        <w:t>git rebase moves or replays your commits on top of another base commit, creating a linear history instead of a merge commit. It rewrites commit history, so avoid rebasing commits that have already been pushed and shared with others.</w:t>
       </w:r>
     </w:p>
     <w:tbl>
       <w:tblPr>
-        <w:tblW w:type="dxa" w:w="9360"/>
+        <w:tblW w:w="9360" w:type="dxa"/>
         <w:tblBorders>
-          <w:top w:val="single" w:color="auto" w:sz="4"/>
-          <w:left w:val="single" w:color="auto" w:sz="4"/>
-          <w:bottom w:val="single" w:color="auto" w:sz="4"/>
-          <w:right w:val="single" w:color="auto" w:sz="4"/>
-          <w:insideH w:val="single" w:color="auto" w:sz="4"/>
-          <w:insideV w:val="single" w:color="auto" w:sz="4"/>
+          <w:top w:val="single" w:sz="4" w:space="0" w:color="auto"/>
+          <w:left w:val="single" w:sz="4" w:space="0" w:color="auto"/>
+          <w:bottom w:val="single" w:sz="4" w:space="0" w:color="auto"/>
+          <w:right w:val="single" w:sz="4" w:space="0" w:color="auto"/>
+          <w:insideH w:val="single" w:sz="4" w:space="0" w:color="auto"/>
+          <w:insideV w:val="single" w:sz="4" w:space="0" w:color="auto"/>
         </w:tblBorders>
+        <w:tblCellMar>
+          <w:left w:w="10" w:type="dxa"/>
+          <w:right w:w="10" w:type="dxa"/>
+        </w:tblCellMar>
+        <w:tblLook w:val="04A0" w:firstRow="1" w:lastRow="0" w:firstColumn="1" w:lastColumn="0" w:noHBand="0" w:noVBand="1"/>
       </w:tblPr>
       <w:tblGrid>
         <w:gridCol w:w="9360"/>
       </w:tblGrid>
       <w:tr>
+        <w:tblPrEx>
+          <w:tblCellMar>
+            <w:top w:w="0" w:type="dxa"/>
+            <w:bottom w:w="0" w:type="dxa"/>
+          </w:tblCellMar>
+        </w:tblPrEx>
         <w:tc>
           <w:tcPr>
-            <w:tcW w:type="dxa" w:w="9360"/>
+            <w:tcW w:w="9360" w:type="dxa"/>
             <w:tcBorders>
-              <w:top w:val="single" w:color="CCCCCC" w:sz="4"/>
-              <w:left w:val="single" w:color="CCCCCC" w:sz="4"/>
-              <w:bottom w:val="single" w:color="CCCCCC" w:sz="4"/>
-              <w:right w:val="single" w:color="CCCCCC" w:sz="4"/>
+              <w:top w:val="single" w:sz="4" w:space="0" w:color="CCCCCC"/>
+              <w:left w:val="single" w:sz="4" w:space="0" w:color="CCCCCC"/>
+              <w:bottom w:val="single" w:sz="4" w:space="0" w:color="CCCCCC"/>
+              <w:right w:val="single" w:sz="4" w:space="0" w:color="CCCCCC"/>
             </w:tcBorders>
-            <w:shd w:fill="F2F2F2" w:color="auto" w:val="clear"/>
+            <w:shd w:val="clear" w:color="auto" w:fill="F2F2F2"/>
             <w:tcMar>
-              <w:top w:type="dxa" w:w="120"/>
-              <w:left w:type="dxa" w:w="180"/>
-              <w:bottom w:type="dxa" w:w="120"/>
-              <w:right w:type="dxa" w:w="180"/>
+              <w:top w:w="120" w:type="dxa"/>
+              <w:left w:w="180" w:type="dxa"/>
+              <w:bottom w:w="120" w:type="dxa"/>
+              <w:right w:w="180" w:type="dxa"/>
             </w:tcMar>
           </w:tcPr>
           <w:p>
@@ -1155,68 +1300,88 @@
             </w:pPr>
             <w:r>
               <w:rPr>
-                <w:rFonts w:ascii="Consolas" w:cs="Consolas" w:eastAsia="Consolas" w:hAnsi="Consolas"/>
-                <w:color w:val="333333"/>
-                <w:sz w:val="21"/>
-                <w:szCs w:val="21"/>
-              </w:rPr>
-              <w:t xml:space="preserve">git checkout feature-branch</w:t>
-            </w:r>
-          </w:p>
-          <w:p>
-            <w:pPr>
-              <w:spacing w:after="40"/>
-            </w:pPr>
-            <w:r>
-              <w:rPr>
-                <w:rFonts w:ascii="Consolas" w:cs="Consolas" w:eastAsia="Consolas" w:hAnsi="Consolas"/>
-                <w:color w:val="333333"/>
-                <w:sz w:val="21"/>
-                <w:szCs w:val="21"/>
-              </w:rPr>
-              <w:t xml:space="preserve">git rebase main              # replay feature-branch commits on top of main</w:t>
-            </w:r>
-          </w:p>
-          <w:p>
-            <w:pPr>
-              <w:spacing w:after="40"/>
-            </w:pPr>
-            <w:r>
-              <w:rPr>
-                <w:rFonts w:ascii="Consolas" w:cs="Consolas" w:eastAsia="Consolas" w:hAnsi="Consolas"/>
-                <w:color w:val="333333"/>
-                <w:sz w:val="21"/>
-                <w:szCs w:val="21"/>
-              </w:rPr>
-              <w:t xml:space="preserve">git rebase -i HEAD~3         # interactive rebase: reorder, edit, squash, drop</w:t>
-            </w:r>
-          </w:p>
-          <w:p>
-            <w:pPr>
-              <w:spacing w:after="40"/>
-            </w:pPr>
-            <w:r>
-              <w:rPr>
-                <w:rFonts w:ascii="Consolas" w:cs="Consolas" w:eastAsia="Consolas" w:hAnsi="Consolas"/>
-                <w:color w:val="333333"/>
-                <w:sz w:val="21"/>
-                <w:szCs w:val="21"/>
-              </w:rPr>
-              <w:t xml:space="preserve">git rebase --continue        # after resolving a conflict</w:t>
-            </w:r>
-          </w:p>
-          <w:p>
-            <w:pPr>
-              <w:spacing w:after="40"/>
-            </w:pPr>
-            <w:r>
-              <w:rPr>
-                <w:rFonts w:ascii="Consolas" w:cs="Consolas" w:eastAsia="Consolas" w:hAnsi="Consolas"/>
-                <w:color w:val="333333"/>
-                <w:sz w:val="21"/>
-                <w:szCs w:val="21"/>
-              </w:rPr>
-              <w:t xml:space="preserve">git rebase --abort           # cancel and return to original state</w:t>
+                <w:rFonts w:ascii="Consolas" w:eastAsia="Consolas" w:hAnsi="Consolas" w:cs="Consolas"/>
+                <w:color w:val="333333"/>
+                <w:sz w:val="21"/>
+                <w:szCs w:val="21"/>
+              </w:rPr>
+              <w:t>git checkout feature-branch</w:t>
+            </w:r>
+          </w:p>
+          <w:p>
+            <w:pPr>
+              <w:spacing w:after="40"/>
+            </w:pPr>
+            <w:r>
+              <w:rPr>
+                <w:rFonts w:ascii="Consolas" w:eastAsia="Consolas" w:hAnsi="Consolas" w:cs="Consolas"/>
+                <w:color w:val="333333"/>
+                <w:sz w:val="21"/>
+                <w:szCs w:val="21"/>
+              </w:rPr>
+              <w:t>git rebase main              # replay feature-branch commits on top of main</w:t>
+            </w:r>
+          </w:p>
+          <w:p>
+            <w:pPr>
+              <w:spacing w:after="40"/>
+            </w:pPr>
+            <w:r>
+              <w:rPr>
+                <w:rFonts w:ascii="Consolas" w:eastAsia="Consolas" w:hAnsi="Consolas" w:cs="Consolas"/>
+                <w:color w:val="333333"/>
+                <w:sz w:val="21"/>
+                <w:szCs w:val="21"/>
+              </w:rPr>
+              <w:t>git rebase -</w:t>
+            </w:r>
+            <w:proofErr w:type="spellStart"/>
+            <w:r>
+              <w:rPr>
+                <w:rFonts w:ascii="Consolas" w:eastAsia="Consolas" w:hAnsi="Consolas" w:cs="Consolas"/>
+                <w:color w:val="333333"/>
+                <w:sz w:val="21"/>
+                <w:szCs w:val="21"/>
+              </w:rPr>
+              <w:t>i</w:t>
+            </w:r>
+            <w:proofErr w:type="spellEnd"/>
+            <w:r>
+              <w:rPr>
+                <w:rFonts w:ascii="Consolas" w:eastAsia="Consolas" w:hAnsi="Consolas" w:cs="Consolas"/>
+                <w:color w:val="333333"/>
+                <w:sz w:val="21"/>
+                <w:szCs w:val="21"/>
+              </w:rPr>
+              <w:t xml:space="preserve"> HEAD~3         # interactive rebase: reorder, edit, squash, drop</w:t>
+            </w:r>
+          </w:p>
+          <w:p>
+            <w:pPr>
+              <w:spacing w:after="40"/>
+            </w:pPr>
+            <w:r>
+              <w:rPr>
+                <w:rFonts w:ascii="Consolas" w:eastAsia="Consolas" w:hAnsi="Consolas" w:cs="Consolas"/>
+                <w:color w:val="333333"/>
+                <w:sz w:val="21"/>
+                <w:szCs w:val="21"/>
+              </w:rPr>
+              <w:t>git rebase --continue        # after resolving a conflict</w:t>
+            </w:r>
+          </w:p>
+          <w:p>
+            <w:pPr>
+              <w:spacing w:after="40"/>
+            </w:pPr>
+            <w:r>
+              <w:rPr>
+                <w:rFonts w:ascii="Consolas" w:eastAsia="Consolas" w:hAnsi="Consolas" w:cs="Consolas"/>
+                <w:color w:val="333333"/>
+                <w:sz w:val="21"/>
+                <w:szCs w:val="21"/>
+              </w:rPr>
+              <w:t>git rebase --abort           # cancel and return to original state</w:t>
             </w:r>
           </w:p>
         </w:tc>
@@ -1225,17 +1390,15 @@
     <w:p>
       <w:pPr>
         <w:pStyle w:val="Heading1"/>
-        <w:spacing w:after="200" w:before="400"/>
+        <w:spacing w:before="400" w:after="200"/>
       </w:pPr>
       <w:r>
         <w:rPr>
           <w:b/>
           <w:bCs/>
           <w:color w:val="2F5496"/>
-          <w:sz w:val="32"/>
-          <w:szCs w:val="32"/>
-        </w:rPr>
-        <w:t xml:space="preserve">7. Git Revert</w:t>
+        </w:rPr>
+        <w:t>7. Git Revert</w:t>
       </w:r>
     </w:p>
     <w:p>
@@ -1247,40 +1410,51 @@
           <w:sz w:val="22"/>
           <w:szCs w:val="22"/>
         </w:rPr>
-        <w:t xml:space="preserve">git revert creates a brand-new commit that undoes the changes introduced by a previous commit — the original commit stays in history. This makes it safe to use on shared/public branches.</w:t>
+        <w:t>git revert creates a brand-new commit that undoes the changes introduced by a previous commit — the original commit stays in history. This makes it safe to use on shared/public branches.</w:t>
       </w:r>
     </w:p>
     <w:tbl>
       <w:tblPr>
-        <w:tblW w:type="dxa" w:w="9360"/>
+        <w:tblW w:w="9360" w:type="dxa"/>
         <w:tblBorders>
-          <w:top w:val="single" w:color="auto" w:sz="4"/>
-          <w:left w:val="single" w:color="auto" w:sz="4"/>
-          <w:bottom w:val="single" w:color="auto" w:sz="4"/>
-          <w:right w:val="single" w:color="auto" w:sz="4"/>
-          <w:insideH w:val="single" w:color="auto" w:sz="4"/>
-          <w:insideV w:val="single" w:color="auto" w:sz="4"/>
+          <w:top w:val="single" w:sz="4" w:space="0" w:color="auto"/>
+          <w:left w:val="single" w:sz="4" w:space="0" w:color="auto"/>
+          <w:bottom w:val="single" w:sz="4" w:space="0" w:color="auto"/>
+          <w:right w:val="single" w:sz="4" w:space="0" w:color="auto"/>
+          <w:insideH w:val="single" w:sz="4" w:space="0" w:color="auto"/>
+          <w:insideV w:val="single" w:sz="4" w:space="0" w:color="auto"/>
         </w:tblBorders>
+        <w:tblCellMar>
+          <w:left w:w="10" w:type="dxa"/>
+          <w:right w:w="10" w:type="dxa"/>
+        </w:tblCellMar>
+        <w:tblLook w:val="04A0" w:firstRow="1" w:lastRow="0" w:firstColumn="1" w:lastColumn="0" w:noHBand="0" w:noVBand="1"/>
       </w:tblPr>
       <w:tblGrid>
         <w:gridCol w:w="9360"/>
       </w:tblGrid>
       <w:tr>
+        <w:tblPrEx>
+          <w:tblCellMar>
+            <w:top w:w="0" w:type="dxa"/>
+            <w:bottom w:w="0" w:type="dxa"/>
+          </w:tblCellMar>
+        </w:tblPrEx>
         <w:tc>
           <w:tcPr>
-            <w:tcW w:type="dxa" w:w="9360"/>
+            <w:tcW w:w="9360" w:type="dxa"/>
             <w:tcBorders>
-              <w:top w:val="single" w:color="CCCCCC" w:sz="4"/>
-              <w:left w:val="single" w:color="CCCCCC" w:sz="4"/>
-              <w:bottom w:val="single" w:color="CCCCCC" w:sz="4"/>
-              <w:right w:val="single" w:color="CCCCCC" w:sz="4"/>
+              <w:top w:val="single" w:sz="4" w:space="0" w:color="CCCCCC"/>
+              <w:left w:val="single" w:sz="4" w:space="0" w:color="CCCCCC"/>
+              <w:bottom w:val="single" w:sz="4" w:space="0" w:color="CCCCCC"/>
+              <w:right w:val="single" w:sz="4" w:space="0" w:color="CCCCCC"/>
             </w:tcBorders>
-            <w:shd w:fill="F2F2F2" w:color="auto" w:val="clear"/>
+            <w:shd w:val="clear" w:color="auto" w:fill="F2F2F2"/>
             <w:tcMar>
-              <w:top w:type="dxa" w:w="120"/>
-              <w:left w:type="dxa" w:w="180"/>
-              <w:bottom w:type="dxa" w:w="120"/>
-              <w:right w:type="dxa" w:w="180"/>
+              <w:top w:w="120" w:type="dxa"/>
+              <w:left w:w="180" w:type="dxa"/>
+              <w:bottom w:w="120" w:type="dxa"/>
+              <w:right w:w="180" w:type="dxa"/>
             </w:tcMar>
           </w:tcPr>
           <w:p>
@@ -1289,54 +1463,54 @@
             </w:pPr>
             <w:r>
               <w:rPr>
-                <w:rFonts w:ascii="Consolas" w:cs="Consolas" w:eastAsia="Consolas" w:hAnsi="Consolas"/>
-                <w:color w:val="333333"/>
-                <w:sz w:val="21"/>
-                <w:szCs w:val="21"/>
-              </w:rPr>
-              <w:t xml:space="preserve">git revert &lt;commit-hash&gt;       # revert a single commit</w:t>
-            </w:r>
-          </w:p>
-          <w:p>
-            <w:pPr>
-              <w:spacing w:after="40"/>
-            </w:pPr>
-            <w:r>
-              <w:rPr>
-                <w:rFonts w:ascii="Consolas" w:cs="Consolas" w:eastAsia="Consolas" w:hAnsi="Consolas"/>
-                <w:color w:val="333333"/>
-                <w:sz w:val="21"/>
-                <w:szCs w:val="21"/>
-              </w:rPr>
-              <w:t xml:space="preserve">git revert HEAD                # revert the most recent commit</w:t>
-            </w:r>
-          </w:p>
-          <w:p>
-            <w:pPr>
-              <w:spacing w:after="40"/>
-            </w:pPr>
-            <w:r>
-              <w:rPr>
-                <w:rFonts w:ascii="Consolas" w:cs="Consolas" w:eastAsia="Consolas" w:hAnsi="Consolas"/>
-                <w:color w:val="333333"/>
-                <w:sz w:val="21"/>
-                <w:szCs w:val="21"/>
-              </w:rPr>
-              <w:t xml:space="preserve">git revert &lt;hash1&gt; &lt;hash2&gt;     # revert multiple commits</w:t>
-            </w:r>
-          </w:p>
-          <w:p>
-            <w:pPr>
-              <w:spacing w:after="40"/>
-            </w:pPr>
-            <w:r>
-              <w:rPr>
-                <w:rFonts w:ascii="Consolas" w:cs="Consolas" w:eastAsia="Consolas" w:hAnsi="Consolas"/>
-                <w:color w:val="333333"/>
-                <w:sz w:val="21"/>
-                <w:szCs w:val="21"/>
-              </w:rPr>
-              <w:t xml:space="preserve">git revert -n &lt;commit-hash&gt;    # revert without auto-committing</w:t>
+                <w:rFonts w:ascii="Consolas" w:eastAsia="Consolas" w:hAnsi="Consolas" w:cs="Consolas"/>
+                <w:color w:val="333333"/>
+                <w:sz w:val="21"/>
+                <w:szCs w:val="21"/>
+              </w:rPr>
+              <w:t>git revert &lt;commit-hash&gt;       # revert a single commit</w:t>
+            </w:r>
+          </w:p>
+          <w:p>
+            <w:pPr>
+              <w:spacing w:after="40"/>
+            </w:pPr>
+            <w:r>
+              <w:rPr>
+                <w:rFonts w:ascii="Consolas" w:eastAsia="Consolas" w:hAnsi="Consolas" w:cs="Consolas"/>
+                <w:color w:val="333333"/>
+                <w:sz w:val="21"/>
+                <w:szCs w:val="21"/>
+              </w:rPr>
+              <w:t>git revert HEAD                # revert the most recent commit</w:t>
+            </w:r>
+          </w:p>
+          <w:p>
+            <w:pPr>
+              <w:spacing w:after="40"/>
+            </w:pPr>
+            <w:r>
+              <w:rPr>
+                <w:rFonts w:ascii="Consolas" w:eastAsia="Consolas" w:hAnsi="Consolas" w:cs="Consolas"/>
+                <w:color w:val="333333"/>
+                <w:sz w:val="21"/>
+                <w:szCs w:val="21"/>
+              </w:rPr>
+              <w:t>git revert &lt;hash1&gt; &lt;hash2&gt;     # revert multiple commits</w:t>
+            </w:r>
+          </w:p>
+          <w:p>
+            <w:pPr>
+              <w:spacing w:after="40"/>
+            </w:pPr>
+            <w:r>
+              <w:rPr>
+                <w:rFonts w:ascii="Consolas" w:eastAsia="Consolas" w:hAnsi="Consolas" w:cs="Consolas"/>
+                <w:color w:val="333333"/>
+                <w:sz w:val="21"/>
+                <w:szCs w:val="21"/>
+              </w:rPr>
+              <w:t>git revert -n &lt;commit-hash&gt;    # revert without auto-committing</w:t>
             </w:r>
           </w:p>
         </w:tc>
@@ -1345,17 +1519,15 @@
     <w:p>
       <w:pPr>
         <w:pStyle w:val="Heading1"/>
-        <w:spacing w:after="200" w:before="400"/>
+        <w:spacing w:before="400" w:after="200"/>
       </w:pPr>
       <w:r>
         <w:rPr>
           <w:b/>
           <w:bCs/>
           <w:color w:val="2F5496"/>
-          <w:sz w:val="32"/>
-          <w:szCs w:val="32"/>
-        </w:rPr>
-        <w:t xml:space="preserve">8. Git Reset</w:t>
+        </w:rPr>
+        <w:t>8. Git Reset</w:t>
       </w:r>
     </w:p>
     <w:p>
@@ -1367,23 +1539,37 @@
           <w:sz w:val="22"/>
           <w:szCs w:val="22"/>
         </w:rPr>
-        <w:t xml:space="preserve">git reset moves the current branch pointer (HEAD) to a different commit, optionally changing the Staging Area and/or Working Directory. Unlike revert, it rewrites history — best used on local/unpushed commits.</w:t>
+        <w:t>git reset moves the current branch pointer (HEAD) to a different commit, optionally changing the Staging Area and/or Working Directory. Unlike revert, it rewrites history — best used on local/</w:t>
+      </w:r>
+      <w:proofErr w:type="spellStart"/>
+      <w:r>
+        <w:rPr>
+          <w:sz w:val="22"/>
+          <w:szCs w:val="22"/>
+        </w:rPr>
+        <w:t>unpushed</w:t>
+      </w:r>
+      <w:proofErr w:type="spellEnd"/>
+      <w:r>
+        <w:rPr>
+          <w:sz w:val="22"/>
+          <w:szCs w:val="22"/>
+        </w:rPr>
+        <w:t xml:space="preserve"> commits.</w:t>
       </w:r>
     </w:p>
     <w:p>
       <w:pPr>
         <w:pStyle w:val="Heading2"/>
-        <w:spacing w:after="150" w:before="300"/>
+        <w:spacing w:before="300" w:after="150"/>
       </w:pPr>
       <w:r>
         <w:rPr>
           <w:b/>
           <w:bCs/>
           <w:color w:val="2F5496"/>
-          <w:sz w:val="26"/>
-          <w:szCs w:val="26"/>
-        </w:rPr>
-        <w:t xml:space="preserve">The three modes</w:t>
+        </w:rPr>
+        <w:t>The three modes</w:t>
       </w:r>
     </w:p>
     <w:p>
@@ -1400,7 +1586,7 @@
           <w:sz w:val="22"/>
           <w:szCs w:val="22"/>
         </w:rPr>
-        <w:t xml:space="preserve">--soft: moves HEAD only. Changes from the undone commits stay staged, ready to re-commit.</w:t>
+        <w:t>--soft: moves HEAD only. Changes from the undone commits stay staged, ready to re-commit.</w:t>
       </w:r>
     </w:p>
     <w:p>
@@ -1417,7 +1603,23 @@
           <w:sz w:val="22"/>
           <w:szCs w:val="22"/>
         </w:rPr>
-        <w:t xml:space="preserve">--mixed (default): moves HEAD and resets the Staging Area, but keeps changes in the Working Directory (unstaged).</w:t>
+        <w:t>--mixed (default): moves HEAD and resets the Staging Area, but keeps changes in the Working Directory (</w:t>
+      </w:r>
+      <w:proofErr w:type="spellStart"/>
+      <w:r>
+        <w:rPr>
+          <w:sz w:val="22"/>
+          <w:szCs w:val="22"/>
+        </w:rPr>
+        <w:t>unstaged</w:t>
+      </w:r>
+      <w:proofErr w:type="spellEnd"/>
+      <w:r>
+        <w:rPr>
+          <w:sz w:val="22"/>
+          <w:szCs w:val="22"/>
+        </w:rPr>
+        <w:t>).</w:t>
       </w:r>
     </w:p>
     <w:p>
@@ -1434,7 +1636,7 @@
           <w:sz w:val="22"/>
           <w:szCs w:val="22"/>
         </w:rPr>
-        <w:t xml:space="preserve">--hard: moves HEAD and resets both the Staging Area and Working Directory. All uncommitted and undone changes are permanently discarded — use with caution.</w:t>
+        <w:t>--hard: moves HEAD and resets both the Staging Area and Working Directory. All uncommitted and undone changes are permanently discarded — use with caution.</w:t>
       </w:r>
     </w:p>
     <w:p>
@@ -1453,40 +1655,51 @@
           <w:sz w:val="22"/>
           <w:szCs w:val="22"/>
         </w:rPr>
-        <w:t xml:space="preserve">Requested syntax for soft and hard reset:</w:t>
+        <w:t>Requested syntax for soft and hard reset:</w:t>
       </w:r>
     </w:p>
     <w:tbl>
       <w:tblPr>
-        <w:tblW w:type="dxa" w:w="9360"/>
+        <w:tblW w:w="9360" w:type="dxa"/>
         <w:tblBorders>
-          <w:top w:val="single" w:color="auto" w:sz="4"/>
-          <w:left w:val="single" w:color="auto" w:sz="4"/>
-          <w:bottom w:val="single" w:color="auto" w:sz="4"/>
-          <w:right w:val="single" w:color="auto" w:sz="4"/>
-          <w:insideH w:val="single" w:color="auto" w:sz="4"/>
-          <w:insideV w:val="single" w:color="auto" w:sz="4"/>
+          <w:top w:val="single" w:sz="4" w:space="0" w:color="auto"/>
+          <w:left w:val="single" w:sz="4" w:space="0" w:color="auto"/>
+          <w:bottom w:val="single" w:sz="4" w:space="0" w:color="auto"/>
+          <w:right w:val="single" w:sz="4" w:space="0" w:color="auto"/>
+          <w:insideH w:val="single" w:sz="4" w:space="0" w:color="auto"/>
+          <w:insideV w:val="single" w:sz="4" w:space="0" w:color="auto"/>
         </w:tblBorders>
+        <w:tblCellMar>
+          <w:left w:w="10" w:type="dxa"/>
+          <w:right w:w="10" w:type="dxa"/>
+        </w:tblCellMar>
+        <w:tblLook w:val="04A0" w:firstRow="1" w:lastRow="0" w:firstColumn="1" w:lastColumn="0" w:noHBand="0" w:noVBand="1"/>
       </w:tblPr>
       <w:tblGrid>
         <w:gridCol w:w="9360"/>
       </w:tblGrid>
       <w:tr>
+        <w:tblPrEx>
+          <w:tblCellMar>
+            <w:top w:w="0" w:type="dxa"/>
+            <w:bottom w:w="0" w:type="dxa"/>
+          </w:tblCellMar>
+        </w:tblPrEx>
         <w:tc>
           <w:tcPr>
-            <w:tcW w:type="dxa" w:w="9360"/>
+            <w:tcW w:w="9360" w:type="dxa"/>
             <w:tcBorders>
-              <w:top w:val="single" w:color="CCCCCC" w:sz="4"/>
-              <w:left w:val="single" w:color="CCCCCC" w:sz="4"/>
-              <w:bottom w:val="single" w:color="CCCCCC" w:sz="4"/>
-              <w:right w:val="single" w:color="CCCCCC" w:sz="4"/>
+              <w:top w:val="single" w:sz="4" w:space="0" w:color="CCCCCC"/>
+              <w:left w:val="single" w:sz="4" w:space="0" w:color="CCCCCC"/>
+              <w:bottom w:val="single" w:sz="4" w:space="0" w:color="CCCCCC"/>
+              <w:right w:val="single" w:sz="4" w:space="0" w:color="CCCCCC"/>
             </w:tcBorders>
-            <w:shd w:fill="F2F2F2" w:color="auto" w:val="clear"/>
+            <w:shd w:val="clear" w:color="auto" w:fill="F2F2F2"/>
             <w:tcMar>
-              <w:top w:type="dxa" w:w="120"/>
-              <w:left w:type="dxa" w:w="180"/>
-              <w:bottom w:type="dxa" w:w="120"/>
-              <w:right w:type="dxa" w:w="180"/>
+              <w:top w:w="120" w:type="dxa"/>
+              <w:left w:w="180" w:type="dxa"/>
+              <w:bottom w:w="120" w:type="dxa"/>
+              <w:right w:w="180" w:type="dxa"/>
             </w:tcMar>
           </w:tcPr>
           <w:p>
@@ -1495,62 +1708,189 @@
             </w:pPr>
             <w:r>
               <w:rPr>
-                <w:rFonts w:ascii="Consolas" w:cs="Consolas" w:eastAsia="Consolas" w:hAnsi="Consolas"/>
-                <w:color w:val="333333"/>
-                <w:sz w:val="21"/>
-                <w:szCs w:val="21"/>
-              </w:rPr>
-              <w:t xml:space="preserve">git reset --soft HEAD~1     # undo last commit, keep changes staged</w:t>
-            </w:r>
-          </w:p>
-          <w:p>
-            <w:pPr>
-              <w:spacing w:after="40"/>
-            </w:pPr>
-            <w:r>
-              <w:rPr>
-                <w:rFonts w:ascii="Consolas" w:cs="Consolas" w:eastAsia="Consolas" w:hAnsi="Consolas"/>
-                <w:color w:val="333333"/>
-                <w:sz w:val="21"/>
-                <w:szCs w:val="21"/>
-              </w:rPr>
-              <w:t xml:space="preserve">git reset --hard HEAD~1     # undo last commit, discard all changes</w:t>
+                <w:rFonts w:ascii="Consolas" w:eastAsia="Consolas" w:hAnsi="Consolas" w:cs="Consolas"/>
+                <w:color w:val="333333"/>
+                <w:sz w:val="21"/>
+                <w:szCs w:val="21"/>
+              </w:rPr>
+              <w:t>git reset --soft HEAD~1     # undo last commit, keep changes staged</w:t>
+            </w:r>
+          </w:p>
+          <w:p>
+            <w:pPr>
+              <w:spacing w:after="40"/>
+            </w:pPr>
+            <w:r>
+              <w:rPr>
+                <w:rFonts w:ascii="Consolas" w:eastAsia="Consolas" w:hAnsi="Consolas" w:cs="Consolas"/>
+                <w:color w:val="333333"/>
+                <w:sz w:val="21"/>
+                <w:szCs w:val="21"/>
+              </w:rPr>
+              <w:lastRenderedPageBreak/>
+              <w:t>git reset --hard HEAD~1     # undo last commit, discard all changes</w:t>
+            </w:r>
+          </w:p>
+        </w:tc>
+      </w:tr>
+      <w:tr>
+        <w:tblPrEx>
+          <w:tblCellMar>
+            <w:top w:w="0" w:type="dxa"/>
+            <w:bottom w:w="0" w:type="dxa"/>
+          </w:tblCellMar>
+        </w:tblPrEx>
+        <w:tc>
+          <w:tcPr>
+            <w:tcW w:w="9360" w:type="dxa"/>
+            <w:tcBorders>
+              <w:top w:val="single" w:sz="4" w:space="0" w:color="CCCCCC"/>
+              <w:left w:val="single" w:sz="4" w:space="0" w:color="CCCCCC"/>
+              <w:bottom w:val="single" w:sz="4" w:space="0" w:color="CCCCCC"/>
+              <w:right w:val="single" w:sz="4" w:space="0" w:color="CCCCCC"/>
+            </w:tcBorders>
+            <w:shd w:val="clear" w:color="auto" w:fill="F2F2F2"/>
+            <w:tcMar>
+              <w:top w:w="120" w:type="dxa"/>
+              <w:left w:w="180" w:type="dxa"/>
+              <w:bottom w:w="120" w:type="dxa"/>
+              <w:right w:w="180" w:type="dxa"/>
+            </w:tcMar>
+          </w:tcPr>
+          <w:p>
+            <w:pPr>
+              <w:spacing w:after="40"/>
+            </w:pPr>
+            <w:r>
+              <w:rPr>
+                <w:rFonts w:ascii="Consolas" w:eastAsia="Consolas" w:hAnsi="Consolas" w:cs="Consolas"/>
+                <w:color w:val="333333"/>
+                <w:sz w:val="21"/>
+                <w:szCs w:val="21"/>
+              </w:rPr>
+              <w:lastRenderedPageBreak/>
+              <w:t xml:space="preserve">git reset --mixed HEAD~1    # (default) undo last commit, </w:t>
+            </w:r>
+            <w:proofErr w:type="spellStart"/>
+            <w:r>
+              <w:rPr>
+                <w:rFonts w:ascii="Consolas" w:eastAsia="Consolas" w:hAnsi="Consolas" w:cs="Consolas"/>
+                <w:color w:val="333333"/>
+                <w:sz w:val="21"/>
+                <w:szCs w:val="21"/>
+              </w:rPr>
+              <w:t>unstage</w:t>
+            </w:r>
+            <w:proofErr w:type="spellEnd"/>
+            <w:r>
+              <w:rPr>
+                <w:rFonts w:ascii="Consolas" w:eastAsia="Consolas" w:hAnsi="Consolas" w:cs="Consolas"/>
+                <w:color w:val="333333"/>
+                <w:sz w:val="21"/>
+                <w:szCs w:val="21"/>
+              </w:rPr>
+              <w:t xml:space="preserve"> changes</w:t>
+            </w:r>
+          </w:p>
+          <w:p>
+            <w:pPr>
+              <w:spacing w:after="40"/>
+            </w:pPr>
+            <w:r>
+              <w:rPr>
+                <w:rFonts w:ascii="Consolas" w:eastAsia="Consolas" w:hAnsi="Consolas" w:cs="Consolas"/>
+                <w:color w:val="333333"/>
+                <w:sz w:val="21"/>
+                <w:szCs w:val="21"/>
+              </w:rPr>
+              <w:t>git reset --soft &lt;commit&gt;   # move HEAD to a specific commit, keep staged</w:t>
+            </w:r>
+          </w:p>
+          <w:p>
+            <w:pPr>
+              <w:spacing w:after="40"/>
+            </w:pPr>
+            <w:r>
+              <w:rPr>
+                <w:rFonts w:ascii="Consolas" w:eastAsia="Consolas" w:hAnsi="Consolas" w:cs="Consolas"/>
+                <w:color w:val="333333"/>
+                <w:sz w:val="21"/>
+                <w:szCs w:val="21"/>
+              </w:rPr>
+              <w:t>git reset --hard &lt;commit&gt;   # move HEAD to a specific commit, discard all</w:t>
             </w:r>
           </w:p>
         </w:tc>
       </w:tr>
     </w:tbl>
+    <w:p>
+      <w:pPr>
+        <w:pStyle w:val="Heading1"/>
+        <w:spacing w:before="400" w:after="200"/>
+      </w:pPr>
+      <w:r>
+        <w:rPr>
+          <w:b/>
+          <w:bCs/>
+          <w:color w:val="2F5496"/>
+        </w:rPr>
+        <w:t>9. Git Cherry-Pick</w:t>
+      </w:r>
+    </w:p>
+    <w:p>
+      <w:pPr>
+        <w:spacing w:after="120"/>
+      </w:pPr>
+      <w:r>
+        <w:rPr>
+          <w:sz w:val="22"/>
+          <w:szCs w:val="22"/>
+        </w:rPr>
+        <w:t>git cherry-pick applies the changes from a specific commit (from any branch) onto your current branch, creating a new commit with the same changes. Useful for pulling one bug fix into another branch without merging everything else.</w:t>
+      </w:r>
+    </w:p>
     <w:tbl>
       <w:tblPr>
-        <w:tblW w:type="dxa" w:w="9360"/>
+        <w:tblW w:w="9360" w:type="dxa"/>
         <w:tblBorders>
-          <w:top w:val="single" w:color="auto" w:sz="4"/>
-          <w:left w:val="single" w:color="auto" w:sz="4"/>
-          <w:bottom w:val="single" w:color="auto" w:sz="4"/>
-          <w:right w:val="single" w:color="auto" w:sz="4"/>
-          <w:insideH w:val="single" w:color="auto" w:sz="4"/>
-          <w:insideV w:val="single" w:color="auto" w:sz="4"/>
+          <w:top w:val="single" w:sz="4" w:space="0" w:color="auto"/>
+          <w:left w:val="single" w:sz="4" w:space="0" w:color="auto"/>
+          <w:bottom w:val="single" w:sz="4" w:space="0" w:color="auto"/>
+          <w:right w:val="single" w:sz="4" w:space="0" w:color="auto"/>
+          <w:insideH w:val="single" w:sz="4" w:space="0" w:color="auto"/>
+          <w:insideV w:val="single" w:sz="4" w:space="0" w:color="auto"/>
         </w:tblBorders>
+        <w:tblCellMar>
+          <w:left w:w="10" w:type="dxa"/>
+          <w:right w:w="10" w:type="dxa"/>
+        </w:tblCellMar>
+        <w:tblLook w:val="04A0" w:firstRow="1" w:lastRow="0" w:firstColumn="1" w:lastColumn="0" w:noHBand="0" w:noVBand="1"/>
       </w:tblPr>
       <w:tblGrid>
         <w:gridCol w:w="9360"/>
       </w:tblGrid>
       <w:tr>
+        <w:tblPrEx>
+          <w:tblCellMar>
+            <w:top w:w="0" w:type="dxa"/>
+            <w:bottom w:w="0" w:type="dxa"/>
+          </w:tblCellMar>
+        </w:tblPrEx>
         <w:tc>
           <w:tcPr>
-            <w:tcW w:type="dxa" w:w="9360"/>
+            <w:tcW w:w="9360" w:type="dxa"/>
             <w:tcBorders>
-              <w:top w:val="single" w:color="CCCCCC" w:sz="4"/>
-              <w:left w:val="single" w:color="CCCCCC" w:sz="4"/>
-              <w:bottom w:val="single" w:color="CCCCCC" w:sz="4"/>
-              <w:right w:val="single" w:color="CCCCCC" w:sz="4"/>
+              <w:top w:val="single" w:sz="4" w:space="0" w:color="CCCCCC"/>
+              <w:left w:val="single" w:sz="4" w:space="0" w:color="CCCCCC"/>
+              <w:bottom w:val="single" w:sz="4" w:space="0" w:color="CCCCCC"/>
+              <w:right w:val="single" w:sz="4" w:space="0" w:color="CCCCCC"/>
             </w:tcBorders>
-            <w:shd w:fill="F2F2F2" w:color="auto" w:val="clear"/>
+            <w:shd w:val="clear" w:color="auto" w:fill="F2F2F2"/>
             <w:tcMar>
-              <w:top w:type="dxa" w:w="120"/>
-              <w:left w:type="dxa" w:w="180"/>
-              <w:bottom w:type="dxa" w:w="120"/>
-              <w:right w:type="dxa" w:w="180"/>
+              <w:top w:w="120" w:type="dxa"/>
+              <w:left w:w="180" w:type="dxa"/>
+              <w:bottom w:w="120" w:type="dxa"/>
+              <w:right w:w="180" w:type="dxa"/>
             </w:tcMar>
           </w:tcPr>
           <w:p>
@@ -1559,40 +1899,54 @@
             </w:pPr>
             <w:r>
               <w:rPr>
-                <w:rFonts w:ascii="Consolas" w:cs="Consolas" w:eastAsia="Consolas" w:hAnsi="Consolas"/>
-                <w:color w:val="333333"/>
-                <w:sz w:val="21"/>
-                <w:szCs w:val="21"/>
-              </w:rPr>
-              <w:t xml:space="preserve">git reset --mixed HEAD~1    # (default) undo last commit, unstage changes</w:t>
-            </w:r>
-          </w:p>
-          <w:p>
-            <w:pPr>
-              <w:spacing w:after="40"/>
-            </w:pPr>
-            <w:r>
-              <w:rPr>
-                <w:rFonts w:ascii="Consolas" w:cs="Consolas" w:eastAsia="Consolas" w:hAnsi="Consolas"/>
-                <w:color w:val="333333"/>
-                <w:sz w:val="21"/>
-                <w:szCs w:val="21"/>
-              </w:rPr>
-              <w:t xml:space="preserve">git reset --soft &lt;commit&gt;   # move HEAD to a specific commit, keep staged</w:t>
-            </w:r>
-          </w:p>
-          <w:p>
-            <w:pPr>
-              <w:spacing w:after="40"/>
-            </w:pPr>
-            <w:r>
-              <w:rPr>
-                <w:rFonts w:ascii="Consolas" w:cs="Consolas" w:eastAsia="Consolas" w:hAnsi="Consolas"/>
-                <w:color w:val="333333"/>
-                <w:sz w:val="21"/>
-                <w:szCs w:val="21"/>
-              </w:rPr>
-              <w:t xml:space="preserve">git reset --hard &lt;commit&gt;   # move HEAD to a specific commit, discard all</w:t>
+                <w:rFonts w:ascii="Consolas" w:eastAsia="Consolas" w:hAnsi="Consolas" w:cs="Consolas"/>
+                <w:color w:val="333333"/>
+                <w:sz w:val="21"/>
+                <w:szCs w:val="21"/>
+              </w:rPr>
+              <w:t>git cherry-pick &lt;commit-hash&gt;          # apply one commit</w:t>
+            </w:r>
+          </w:p>
+          <w:p>
+            <w:pPr>
+              <w:spacing w:after="40"/>
+            </w:pPr>
+            <w:r>
+              <w:rPr>
+                <w:rFonts w:ascii="Consolas" w:eastAsia="Consolas" w:hAnsi="Consolas" w:cs="Consolas"/>
+                <w:color w:val="333333"/>
+                <w:sz w:val="21"/>
+                <w:szCs w:val="21"/>
+              </w:rPr>
+              <w:t>git cherry-pick &lt;hash1&gt; &lt;hash2&gt;        # apply multiple commits</w:t>
+            </w:r>
+          </w:p>
+          <w:p>
+            <w:pPr>
+              <w:spacing w:after="40"/>
+            </w:pPr>
+            <w:r>
+              <w:rPr>
+                <w:rFonts w:ascii="Consolas" w:eastAsia="Consolas" w:hAnsi="Consolas" w:cs="Consolas"/>
+                <w:color w:val="333333"/>
+                <w:sz w:val="21"/>
+                <w:szCs w:val="21"/>
+              </w:rPr>
+              <w:t>git cherry-pick --no-commit &lt;hash&gt;     # apply changes without committing yet</w:t>
+            </w:r>
+          </w:p>
+          <w:p>
+            <w:pPr>
+              <w:spacing w:after="40"/>
+            </w:pPr>
+            <w:r>
+              <w:rPr>
+                <w:rFonts w:ascii="Consolas" w:eastAsia="Consolas" w:hAnsi="Consolas" w:cs="Consolas"/>
+                <w:color w:val="333333"/>
+                <w:sz w:val="21"/>
+                <w:szCs w:val="21"/>
+              </w:rPr>
+              <w:t>git cherry-pick --continue             # after resolving a conflict</w:t>
             </w:r>
           </w:p>
         </w:tc>
@@ -1601,17 +1955,15 @@
     <w:p>
       <w:pPr>
         <w:pStyle w:val="Heading1"/>
-        <w:spacing w:after="200" w:before="400"/>
+        <w:spacing w:before="400" w:after="200"/>
       </w:pPr>
       <w:r>
         <w:rPr>
           <w:b/>
           <w:bCs/>
           <w:color w:val="2F5496"/>
-          <w:sz w:val="32"/>
-          <w:szCs w:val="32"/>
-        </w:rPr>
-        <w:t xml:space="preserve">9. Git Cherry-Pick</w:t>
+        </w:rPr>
+        <w:t>10. Git Stash</w:t>
       </w:r>
     </w:p>
     <w:p>
@@ -1623,40 +1975,51 @@
           <w:sz w:val="22"/>
           <w:szCs w:val="22"/>
         </w:rPr>
-        <w:t xml:space="preserve">git cherry-pick applies the changes from a specific commit (from any branch) onto your current branch, creating a new commit with the same changes. Useful for pulling one bug fix into another branch without merging everything else.</w:t>
+        <w:t>git stash temporarily shelves (stashes) uncommitted changes so you can switch context — e.g. to pull, switch branches, or handle an urgent fix — and reapply them later.</w:t>
       </w:r>
     </w:p>
     <w:tbl>
       <w:tblPr>
-        <w:tblW w:type="dxa" w:w="9360"/>
+        <w:tblW w:w="9360" w:type="dxa"/>
         <w:tblBorders>
-          <w:top w:val="single" w:color="auto" w:sz="4"/>
-          <w:left w:val="single" w:color="auto" w:sz="4"/>
-          <w:bottom w:val="single" w:color="auto" w:sz="4"/>
-          <w:right w:val="single" w:color="auto" w:sz="4"/>
-          <w:insideH w:val="single" w:color="auto" w:sz="4"/>
-          <w:insideV w:val="single" w:color="auto" w:sz="4"/>
+          <w:top w:val="single" w:sz="4" w:space="0" w:color="auto"/>
+          <w:left w:val="single" w:sz="4" w:space="0" w:color="auto"/>
+          <w:bottom w:val="single" w:sz="4" w:space="0" w:color="auto"/>
+          <w:right w:val="single" w:sz="4" w:space="0" w:color="auto"/>
+          <w:insideH w:val="single" w:sz="4" w:space="0" w:color="auto"/>
+          <w:insideV w:val="single" w:sz="4" w:space="0" w:color="auto"/>
         </w:tblBorders>
+        <w:tblCellMar>
+          <w:left w:w="10" w:type="dxa"/>
+          <w:right w:w="10" w:type="dxa"/>
+        </w:tblCellMar>
+        <w:tblLook w:val="04A0" w:firstRow="1" w:lastRow="0" w:firstColumn="1" w:lastColumn="0" w:noHBand="0" w:noVBand="1"/>
       </w:tblPr>
       <w:tblGrid>
         <w:gridCol w:w="9360"/>
       </w:tblGrid>
       <w:tr>
+        <w:tblPrEx>
+          <w:tblCellMar>
+            <w:top w:w="0" w:type="dxa"/>
+            <w:bottom w:w="0" w:type="dxa"/>
+          </w:tblCellMar>
+        </w:tblPrEx>
         <w:tc>
           <w:tcPr>
-            <w:tcW w:type="dxa" w:w="9360"/>
+            <w:tcW w:w="9360" w:type="dxa"/>
             <w:tcBorders>
-              <w:top w:val="single" w:color="CCCCCC" w:sz="4"/>
-              <w:left w:val="single" w:color="CCCCCC" w:sz="4"/>
-              <w:bottom w:val="single" w:color="CCCCCC" w:sz="4"/>
-              <w:right w:val="single" w:color="CCCCCC" w:sz="4"/>
+              <w:top w:val="single" w:sz="4" w:space="0" w:color="CCCCCC"/>
+              <w:left w:val="single" w:sz="4" w:space="0" w:color="CCCCCC"/>
+              <w:bottom w:val="single" w:sz="4" w:space="0" w:color="CCCCCC"/>
+              <w:right w:val="single" w:sz="4" w:space="0" w:color="CCCCCC"/>
             </w:tcBorders>
-            <w:shd w:fill="F2F2F2" w:color="auto" w:val="clear"/>
+            <w:shd w:val="clear" w:color="auto" w:fill="F2F2F2"/>
             <w:tcMar>
-              <w:top w:type="dxa" w:w="120"/>
-              <w:left w:type="dxa" w:w="180"/>
-              <w:bottom w:type="dxa" w:w="120"/>
-              <w:right w:type="dxa" w:w="180"/>
+              <w:top w:w="120" w:type="dxa"/>
+              <w:left w:w="180" w:type="dxa"/>
+              <w:bottom w:w="120" w:type="dxa"/>
+              <w:right w:w="180" w:type="dxa"/>
             </w:tcMar>
           </w:tcPr>
           <w:p>
@@ -1665,54 +2028,122 @@
             </w:pPr>
             <w:r>
               <w:rPr>
-                <w:rFonts w:ascii="Consolas" w:cs="Consolas" w:eastAsia="Consolas" w:hAnsi="Consolas"/>
-                <w:color w:val="333333"/>
-                <w:sz w:val="21"/>
-                <w:szCs w:val="21"/>
-              </w:rPr>
-              <w:t xml:space="preserve">git cherry-pick &lt;commit-hash&gt;          # apply one commit</w:t>
-            </w:r>
-          </w:p>
-          <w:p>
-            <w:pPr>
-              <w:spacing w:after="40"/>
-            </w:pPr>
-            <w:r>
-              <w:rPr>
-                <w:rFonts w:ascii="Consolas" w:cs="Consolas" w:eastAsia="Consolas" w:hAnsi="Consolas"/>
-                <w:color w:val="333333"/>
-                <w:sz w:val="21"/>
-                <w:szCs w:val="21"/>
-              </w:rPr>
-              <w:t xml:space="preserve">git cherry-pick &lt;hash1&gt; &lt;hash2&gt;        # apply multiple commits</w:t>
-            </w:r>
-          </w:p>
-          <w:p>
-            <w:pPr>
-              <w:spacing w:after="40"/>
-            </w:pPr>
-            <w:r>
-              <w:rPr>
-                <w:rFonts w:ascii="Consolas" w:cs="Consolas" w:eastAsia="Consolas" w:hAnsi="Consolas"/>
-                <w:color w:val="333333"/>
-                <w:sz w:val="21"/>
-                <w:szCs w:val="21"/>
-              </w:rPr>
-              <w:t xml:space="preserve">git cherry-pick --no-commit &lt;hash&gt;     # apply changes without committing yet</w:t>
-            </w:r>
-          </w:p>
-          <w:p>
-            <w:pPr>
-              <w:spacing w:after="40"/>
-            </w:pPr>
-            <w:r>
-              <w:rPr>
-                <w:rFonts w:ascii="Consolas" w:cs="Consolas" w:eastAsia="Consolas" w:hAnsi="Consolas"/>
-                <w:color w:val="333333"/>
-                <w:sz w:val="21"/>
-                <w:szCs w:val="21"/>
-              </w:rPr>
-              <w:t xml:space="preserve">git cherry-pick --continue             # after resolving a conflict</w:t>
+                <w:rFonts w:ascii="Consolas" w:eastAsia="Consolas" w:hAnsi="Consolas" w:cs="Consolas"/>
+                <w:color w:val="333333"/>
+                <w:sz w:val="21"/>
+                <w:szCs w:val="21"/>
+              </w:rPr>
+              <w:t>git stash                    # stash tracked changes</w:t>
+            </w:r>
+          </w:p>
+          <w:p>
+            <w:pPr>
+              <w:spacing w:after="40"/>
+            </w:pPr>
+            <w:r>
+              <w:rPr>
+                <w:rFonts w:ascii="Consolas" w:eastAsia="Consolas" w:hAnsi="Consolas" w:cs="Consolas"/>
+                <w:color w:val="333333"/>
+                <w:sz w:val="21"/>
+                <w:szCs w:val="21"/>
+              </w:rPr>
+              <w:t>git stash -u                 # also stash untracked files</w:t>
+            </w:r>
+          </w:p>
+          <w:p>
+            <w:pPr>
+              <w:spacing w:after="40"/>
+            </w:pPr>
+            <w:r>
+              <w:rPr>
+                <w:rFonts w:ascii="Consolas" w:eastAsia="Consolas" w:hAnsi="Consolas" w:cs="Consolas"/>
+                <w:color w:val="333333"/>
+                <w:sz w:val="21"/>
+                <w:szCs w:val="21"/>
+              </w:rPr>
+              <w:t>git stash list               # view all stashes</w:t>
+            </w:r>
+          </w:p>
+          <w:p>
+            <w:pPr>
+              <w:spacing w:after="40"/>
+            </w:pPr>
+            <w:r>
+              <w:rPr>
+                <w:rFonts w:ascii="Consolas" w:eastAsia="Consolas" w:hAnsi="Consolas" w:cs="Consolas"/>
+                <w:color w:val="333333"/>
+                <w:sz w:val="21"/>
+                <w:szCs w:val="21"/>
+              </w:rPr>
+              <w:t>git stash pop                # reapply latest stash and remove it from the list</w:t>
+            </w:r>
+          </w:p>
+          <w:p>
+            <w:pPr>
+              <w:spacing w:after="40"/>
+            </w:pPr>
+            <w:r>
+              <w:rPr>
+                <w:rFonts w:ascii="Consolas" w:eastAsia="Consolas" w:hAnsi="Consolas" w:cs="Consolas"/>
+                <w:color w:val="333333"/>
+                <w:sz w:val="21"/>
+                <w:szCs w:val="21"/>
+              </w:rPr>
+              <w:t>git stash apply stash</w:t>
+            </w:r>
+            <w:proofErr w:type="gramStart"/>
+            <w:r>
+              <w:rPr>
+                <w:rFonts w:ascii="Consolas" w:eastAsia="Consolas" w:hAnsi="Consolas" w:cs="Consolas"/>
+                <w:color w:val="333333"/>
+                <w:sz w:val="21"/>
+                <w:szCs w:val="21"/>
+              </w:rPr>
+              <w:t>@{</w:t>
+            </w:r>
+            <w:proofErr w:type="gramEnd"/>
+            <w:r>
+              <w:rPr>
+                <w:rFonts w:ascii="Consolas" w:eastAsia="Consolas" w:hAnsi="Consolas" w:cs="Consolas"/>
+                <w:color w:val="333333"/>
+                <w:sz w:val="21"/>
+                <w:szCs w:val="21"/>
+              </w:rPr>
+              <w:t>1}    # reapply a specific stash, keep it in the list</w:t>
+            </w:r>
+          </w:p>
+          <w:p>
+            <w:pPr>
+              <w:spacing w:after="40"/>
+            </w:pPr>
+            <w:r>
+              <w:rPr>
+                <w:rFonts w:ascii="Consolas" w:eastAsia="Consolas" w:hAnsi="Consolas" w:cs="Consolas"/>
+                <w:color w:val="333333"/>
+                <w:sz w:val="21"/>
+                <w:szCs w:val="21"/>
+              </w:rPr>
+              <w:t>git stash drop stash</w:t>
+            </w:r>
+            <w:proofErr w:type="gramStart"/>
+            <w:r>
+              <w:rPr>
+                <w:rFonts w:ascii="Consolas" w:eastAsia="Consolas" w:hAnsi="Consolas" w:cs="Consolas"/>
+                <w:color w:val="333333"/>
+                <w:sz w:val="21"/>
+                <w:szCs w:val="21"/>
+              </w:rPr>
+              <w:t>@{</w:t>
+            </w:r>
+            <w:proofErr w:type="gramEnd"/>
+            <w:r>
+              <w:rPr>
+                <w:rFonts w:ascii="Consolas" w:eastAsia="Consolas" w:hAnsi="Consolas" w:cs="Consolas"/>
+                <w:color w:val="333333"/>
+                <w:sz w:val="21"/>
+                <w:szCs w:val="21"/>
+              </w:rPr>
+              <w:t>1}     # delete a specific stash</w:t>
             </w:r>
           </w:p>
         </w:tc>
@@ -1721,17 +2152,15 @@
     <w:p>
       <w:pPr>
         <w:pStyle w:val="Heading1"/>
-        <w:spacing w:after="200" w:before="400"/>
+        <w:spacing w:before="400" w:after="200"/>
       </w:pPr>
       <w:r>
         <w:rPr>
           <w:b/>
           <w:bCs/>
           <w:color w:val="2F5496"/>
-          <w:sz w:val="32"/>
-          <w:szCs w:val="32"/>
-        </w:rPr>
-        <w:t xml:space="preserve">10. Git Stash</w:t>
+        </w:rPr>
+        <w:t>11. Git Squash</w:t>
       </w:r>
     </w:p>
     <w:p>
@@ -1743,40 +2172,51 @@
           <w:sz w:val="22"/>
           <w:szCs w:val="22"/>
         </w:rPr>
-        <w:t xml:space="preserve">git stash temporarily shelves (stashes) uncommitted changes so you can switch context — e.g. to pull, switch branches, or handle an urgent fix — and reapply them later.</w:t>
+        <w:t>Squashing combines multiple commits into a single commit — commonly done before merging a feature branch, to keep the main branch history clean and readable. It's typically performed via an interactive rebase or as a merge option.</w:t>
       </w:r>
     </w:p>
     <w:tbl>
       <w:tblPr>
-        <w:tblW w:type="dxa" w:w="9360"/>
+        <w:tblW w:w="9360" w:type="dxa"/>
         <w:tblBorders>
-          <w:top w:val="single" w:color="auto" w:sz="4"/>
-          <w:left w:val="single" w:color="auto" w:sz="4"/>
-          <w:bottom w:val="single" w:color="auto" w:sz="4"/>
-          <w:right w:val="single" w:color="auto" w:sz="4"/>
-          <w:insideH w:val="single" w:color="auto" w:sz="4"/>
-          <w:insideV w:val="single" w:color="auto" w:sz="4"/>
+          <w:top w:val="single" w:sz="4" w:space="0" w:color="auto"/>
+          <w:left w:val="single" w:sz="4" w:space="0" w:color="auto"/>
+          <w:bottom w:val="single" w:sz="4" w:space="0" w:color="auto"/>
+          <w:right w:val="single" w:sz="4" w:space="0" w:color="auto"/>
+          <w:insideH w:val="single" w:sz="4" w:space="0" w:color="auto"/>
+          <w:insideV w:val="single" w:sz="4" w:space="0" w:color="auto"/>
         </w:tblBorders>
+        <w:tblCellMar>
+          <w:left w:w="10" w:type="dxa"/>
+          <w:right w:w="10" w:type="dxa"/>
+        </w:tblCellMar>
+        <w:tblLook w:val="04A0" w:firstRow="1" w:lastRow="0" w:firstColumn="1" w:lastColumn="0" w:noHBand="0" w:noVBand="1"/>
       </w:tblPr>
       <w:tblGrid>
         <w:gridCol w:w="9360"/>
       </w:tblGrid>
       <w:tr>
+        <w:tblPrEx>
+          <w:tblCellMar>
+            <w:top w:w="0" w:type="dxa"/>
+            <w:bottom w:w="0" w:type="dxa"/>
+          </w:tblCellMar>
+        </w:tblPrEx>
         <w:tc>
           <w:tcPr>
-            <w:tcW w:type="dxa" w:w="9360"/>
+            <w:tcW w:w="9360" w:type="dxa"/>
             <w:tcBorders>
-              <w:top w:val="single" w:color="CCCCCC" w:sz="4"/>
-              <w:left w:val="single" w:color="CCCCCC" w:sz="4"/>
-              <w:bottom w:val="single" w:color="CCCCCC" w:sz="4"/>
-              <w:right w:val="single" w:color="CCCCCC" w:sz="4"/>
+              <w:top w:val="single" w:sz="4" w:space="0" w:color="CCCCCC"/>
+              <w:left w:val="single" w:sz="4" w:space="0" w:color="CCCCCC"/>
+              <w:bottom w:val="single" w:sz="4" w:space="0" w:color="CCCCCC"/>
+              <w:right w:val="single" w:sz="4" w:space="0" w:color="CCCCCC"/>
             </w:tcBorders>
-            <w:shd w:fill="F2F2F2" w:color="auto" w:val="clear"/>
+            <w:shd w:val="clear" w:color="auto" w:fill="F2F2F2"/>
             <w:tcMar>
-              <w:top w:type="dxa" w:w="120"/>
-              <w:left w:type="dxa" w:w="180"/>
-              <w:bottom w:type="dxa" w:w="120"/>
-              <w:right w:type="dxa" w:w="180"/>
+              <w:top w:w="120" w:type="dxa"/>
+              <w:left w:w="180" w:type="dxa"/>
+              <w:bottom w:w="120" w:type="dxa"/>
+              <w:right w:w="180" w:type="dxa"/>
             </w:tcMar>
           </w:tcPr>
           <w:p>
@@ -1785,82 +2225,114 @@
             </w:pPr>
             <w:r>
               <w:rPr>
-                <w:rFonts w:ascii="Consolas" w:cs="Consolas" w:eastAsia="Consolas" w:hAnsi="Consolas"/>
-                <w:color w:val="333333"/>
-                <w:sz w:val="21"/>
-                <w:szCs w:val="21"/>
-              </w:rPr>
-              <w:t xml:space="preserve">git stash                    # stash tracked changes</w:t>
-            </w:r>
-          </w:p>
-          <w:p>
-            <w:pPr>
-              <w:spacing w:after="40"/>
-            </w:pPr>
-            <w:r>
-              <w:rPr>
-                <w:rFonts w:ascii="Consolas" w:cs="Consolas" w:eastAsia="Consolas" w:hAnsi="Consolas"/>
-                <w:color w:val="333333"/>
-                <w:sz w:val="21"/>
-                <w:szCs w:val="21"/>
-              </w:rPr>
-              <w:t xml:space="preserve">git stash -u                 # also stash untracked files</w:t>
-            </w:r>
-          </w:p>
-          <w:p>
-            <w:pPr>
-              <w:spacing w:after="40"/>
-            </w:pPr>
-            <w:r>
-              <w:rPr>
-                <w:rFonts w:ascii="Consolas" w:cs="Consolas" w:eastAsia="Consolas" w:hAnsi="Consolas"/>
-                <w:color w:val="333333"/>
-                <w:sz w:val="21"/>
-                <w:szCs w:val="21"/>
-              </w:rPr>
-              <w:t xml:space="preserve">git stash list               # view all stashes</w:t>
-            </w:r>
-          </w:p>
-          <w:p>
-            <w:pPr>
-              <w:spacing w:after="40"/>
-            </w:pPr>
-            <w:r>
-              <w:rPr>
-                <w:rFonts w:ascii="Consolas" w:cs="Consolas" w:eastAsia="Consolas" w:hAnsi="Consolas"/>
-                <w:color w:val="333333"/>
-                <w:sz w:val="21"/>
-                <w:szCs w:val="21"/>
-              </w:rPr>
-              <w:t xml:space="preserve">git stash pop                # reapply latest stash and remove it from the list</w:t>
-            </w:r>
-          </w:p>
-          <w:p>
-            <w:pPr>
-              <w:spacing w:after="40"/>
-            </w:pPr>
-            <w:r>
-              <w:rPr>
-                <w:rFonts w:ascii="Consolas" w:cs="Consolas" w:eastAsia="Consolas" w:hAnsi="Consolas"/>
-                <w:color w:val="333333"/>
-                <w:sz w:val="21"/>
-                <w:szCs w:val="21"/>
-              </w:rPr>
-              <w:t xml:space="preserve">git stash apply stash@{1}    # reapply a specific stash, keep it in the list</w:t>
-            </w:r>
-          </w:p>
-          <w:p>
-            <w:pPr>
-              <w:spacing w:after="40"/>
-            </w:pPr>
-            <w:r>
-              <w:rPr>
-                <w:rFonts w:ascii="Consolas" w:cs="Consolas" w:eastAsia="Consolas" w:hAnsi="Consolas"/>
-                <w:color w:val="333333"/>
-                <w:sz w:val="21"/>
-                <w:szCs w:val="21"/>
-              </w:rPr>
-              <w:t xml:space="preserve">git stash drop stash@{1}     # delete a specific stash</w:t>
+                <w:rFonts w:ascii="Consolas" w:eastAsia="Consolas" w:hAnsi="Consolas" w:cs="Consolas"/>
+                <w:color w:val="333333"/>
+                <w:sz w:val="21"/>
+                <w:szCs w:val="21"/>
+              </w:rPr>
+              <w:t>git rebase -</w:t>
+            </w:r>
+            <w:proofErr w:type="spellStart"/>
+            <w:r>
+              <w:rPr>
+                <w:rFonts w:ascii="Consolas" w:eastAsia="Consolas" w:hAnsi="Consolas" w:cs="Consolas"/>
+                <w:color w:val="333333"/>
+                <w:sz w:val="21"/>
+                <w:szCs w:val="21"/>
+              </w:rPr>
+              <w:t>i</w:t>
+            </w:r>
+            <w:proofErr w:type="spellEnd"/>
+            <w:r>
+              <w:rPr>
+                <w:rFonts w:ascii="Consolas" w:eastAsia="Consolas" w:hAnsi="Consolas" w:cs="Consolas"/>
+                <w:color w:val="333333"/>
+                <w:sz w:val="21"/>
+                <w:szCs w:val="21"/>
+              </w:rPr>
+              <w:t xml:space="preserve"> HEAD~4</w:t>
+            </w:r>
+          </w:p>
+          <w:p>
+            <w:pPr>
+              <w:spacing w:after="40"/>
+            </w:pPr>
+            <w:r>
+              <w:rPr>
+                <w:rFonts w:ascii="Consolas" w:eastAsia="Consolas" w:hAnsi="Consolas" w:cs="Consolas"/>
+                <w:color w:val="333333"/>
+                <w:sz w:val="21"/>
+                <w:szCs w:val="21"/>
+              </w:rPr>
+              <w:t># In the editor, change 'pick' to 'squash' (or 's') for the commits</w:t>
+            </w:r>
+          </w:p>
+          <w:p>
+            <w:pPr>
+              <w:spacing w:after="40"/>
+            </w:pPr>
+            <w:r>
+              <w:rPr>
+                <w:rFonts w:ascii="Consolas" w:eastAsia="Consolas" w:hAnsi="Consolas" w:cs="Consolas"/>
+                <w:color w:val="333333"/>
+                <w:sz w:val="21"/>
+                <w:szCs w:val="21"/>
+              </w:rPr>
+              <w:t># to combine into the one above them, then save and write a new message.</w:t>
+            </w:r>
+          </w:p>
+        </w:tc>
+      </w:tr>
+      <w:tr>
+        <w:tblPrEx>
+          <w:tblCellMar>
+            <w:top w:w="0" w:type="dxa"/>
+            <w:bottom w:w="0" w:type="dxa"/>
+          </w:tblCellMar>
+        </w:tblPrEx>
+        <w:tc>
+          <w:tcPr>
+            <w:tcW w:w="9360" w:type="dxa"/>
+            <w:tcBorders>
+              <w:top w:val="single" w:sz="4" w:space="0" w:color="CCCCCC"/>
+              <w:left w:val="single" w:sz="4" w:space="0" w:color="CCCCCC"/>
+              <w:bottom w:val="single" w:sz="4" w:space="0" w:color="CCCCCC"/>
+              <w:right w:val="single" w:sz="4" w:space="0" w:color="CCCCCC"/>
+            </w:tcBorders>
+            <w:shd w:val="clear" w:color="auto" w:fill="F2F2F2"/>
+            <w:tcMar>
+              <w:top w:w="120" w:type="dxa"/>
+              <w:left w:w="180" w:type="dxa"/>
+              <w:bottom w:w="120" w:type="dxa"/>
+              <w:right w:w="180" w:type="dxa"/>
+            </w:tcMar>
+          </w:tcPr>
+          <w:p>
+            <w:pPr>
+              <w:spacing w:after="40"/>
+            </w:pPr>
+            <w:r>
+              <w:rPr>
+                <w:rFonts w:ascii="Consolas" w:eastAsia="Consolas" w:hAnsi="Consolas" w:cs="Consolas"/>
+                <w:color w:val="333333"/>
+                <w:sz w:val="21"/>
+                <w:szCs w:val="21"/>
+              </w:rPr>
+              <w:t>git merge --squash feature-branch   # squash-merge into current branch</w:t>
+            </w:r>
+          </w:p>
+          <w:p>
+            <w:pPr>
+              <w:spacing w:after="40"/>
+            </w:pPr>
+            <w:r>
+              <w:rPr>
+                <w:rFonts w:ascii="Consolas" w:eastAsia="Consolas" w:hAnsi="Consolas" w:cs="Consolas"/>
+                <w:color w:val="333333"/>
+                <w:sz w:val="21"/>
+                <w:szCs w:val="21"/>
+              </w:rPr>
+              <w:t>git commit -m "Add feature X"       # creates one clean commit</w:t>
             </w:r>
           </w:p>
         </w:tc>
@@ -1869,17 +2341,16 @@
     <w:p>
       <w:pPr>
         <w:pStyle w:val="Heading1"/>
-        <w:spacing w:after="200" w:before="400"/>
+        <w:spacing w:before="400" w:after="200"/>
       </w:pPr>
       <w:r>
         <w:rPr>
           <w:b/>
           <w:bCs/>
           <w:color w:val="2F5496"/>
-          <w:sz w:val="32"/>
-          <w:szCs w:val="32"/>
-        </w:rPr>
-        <w:t xml:space="preserve">11. Git Squash</w:t>
+        </w:rPr>
+        <w:lastRenderedPageBreak/>
+        <w:t>12. Git Merge</w:t>
       </w:r>
     </w:p>
     <w:p>
@@ -1891,40 +2362,51 @@
           <w:sz w:val="22"/>
           <w:szCs w:val="22"/>
         </w:rPr>
-        <w:t xml:space="preserve">Squashing combines multiple commits into a single commit — commonly done before merging a feature branch, to keep the main branch history clean and readable. It's typically performed via an interactive rebase or as a merge option.</w:t>
+        <w:t>git merge integrates changes from one branch into another. Git creates a merge commit that joins two histories together (unless a fast-forward is possible, in which case the branch pointer simply moves forward).</w:t>
       </w:r>
     </w:p>
     <w:tbl>
       <w:tblPr>
-        <w:tblW w:type="dxa" w:w="9360"/>
+        <w:tblW w:w="9360" w:type="dxa"/>
         <w:tblBorders>
-          <w:top w:val="single" w:color="auto" w:sz="4"/>
-          <w:left w:val="single" w:color="auto" w:sz="4"/>
-          <w:bottom w:val="single" w:color="auto" w:sz="4"/>
-          <w:right w:val="single" w:color="auto" w:sz="4"/>
-          <w:insideH w:val="single" w:color="auto" w:sz="4"/>
-          <w:insideV w:val="single" w:color="auto" w:sz="4"/>
+          <w:top w:val="single" w:sz="4" w:space="0" w:color="auto"/>
+          <w:left w:val="single" w:sz="4" w:space="0" w:color="auto"/>
+          <w:bottom w:val="single" w:sz="4" w:space="0" w:color="auto"/>
+          <w:right w:val="single" w:sz="4" w:space="0" w:color="auto"/>
+          <w:insideH w:val="single" w:sz="4" w:space="0" w:color="auto"/>
+          <w:insideV w:val="single" w:sz="4" w:space="0" w:color="auto"/>
         </w:tblBorders>
+        <w:tblCellMar>
+          <w:left w:w="10" w:type="dxa"/>
+          <w:right w:w="10" w:type="dxa"/>
+        </w:tblCellMar>
+        <w:tblLook w:val="04A0" w:firstRow="1" w:lastRow="0" w:firstColumn="1" w:lastColumn="0" w:noHBand="0" w:noVBand="1"/>
       </w:tblPr>
       <w:tblGrid>
         <w:gridCol w:w="9360"/>
       </w:tblGrid>
       <w:tr>
+        <w:tblPrEx>
+          <w:tblCellMar>
+            <w:top w:w="0" w:type="dxa"/>
+            <w:bottom w:w="0" w:type="dxa"/>
+          </w:tblCellMar>
+        </w:tblPrEx>
         <w:tc>
           <w:tcPr>
-            <w:tcW w:type="dxa" w:w="9360"/>
+            <w:tcW w:w="9360" w:type="dxa"/>
             <w:tcBorders>
-              <w:top w:val="single" w:color="CCCCCC" w:sz="4"/>
-              <w:left w:val="single" w:color="CCCCCC" w:sz="4"/>
-              <w:bottom w:val="single" w:color="CCCCCC" w:sz="4"/>
-              <w:right w:val="single" w:color="CCCCCC" w:sz="4"/>
+              <w:top w:val="single" w:sz="4" w:space="0" w:color="CCCCCC"/>
+              <w:left w:val="single" w:sz="4" w:space="0" w:color="CCCCCC"/>
+              <w:bottom w:val="single" w:sz="4" w:space="0" w:color="CCCCCC"/>
+              <w:right w:val="single" w:sz="4" w:space="0" w:color="CCCCCC"/>
             </w:tcBorders>
-            <w:shd w:fill="F2F2F2" w:color="auto" w:val="clear"/>
+            <w:shd w:val="clear" w:color="auto" w:fill="F2F2F2"/>
             <w:tcMar>
-              <w:top w:type="dxa" w:w="120"/>
-              <w:left w:type="dxa" w:w="180"/>
-              <w:bottom w:type="dxa" w:w="120"/>
-              <w:right w:type="dxa" w:w="180"/>
+              <w:top w:w="120" w:type="dxa"/>
+              <w:left w:w="180" w:type="dxa"/>
+              <w:bottom w:w="120" w:type="dxa"/>
+              <w:right w:w="180" w:type="dxa"/>
             </w:tcMar>
           </w:tcPr>
           <w:p>
@@ -1933,243 +2415,91 @@
             </w:pPr>
             <w:r>
               <w:rPr>
-                <w:rFonts w:ascii="Consolas" w:cs="Consolas" w:eastAsia="Consolas" w:hAnsi="Consolas"/>
-                <w:color w:val="333333"/>
-                <w:sz w:val="21"/>
-                <w:szCs w:val="21"/>
-              </w:rPr>
-              <w:t xml:space="preserve">git rebase -i HEAD~4</w:t>
-            </w:r>
-          </w:p>
-          <w:p>
-            <w:pPr>
-              <w:spacing w:after="40"/>
-            </w:pPr>
-            <w:r>
-              <w:rPr>
-                <w:rFonts w:ascii="Consolas" w:cs="Consolas" w:eastAsia="Consolas" w:hAnsi="Consolas"/>
-                <w:color w:val="333333"/>
-                <w:sz w:val="21"/>
-                <w:szCs w:val="21"/>
-              </w:rPr>
-              <w:t xml:space="preserve"># In the editor, change 'pick' to 'squash' (or 's') for the commits</w:t>
-            </w:r>
-          </w:p>
-          <w:p>
-            <w:pPr>
-              <w:spacing w:after="40"/>
-            </w:pPr>
-            <w:r>
-              <w:rPr>
-                <w:rFonts w:ascii="Consolas" w:cs="Consolas" w:eastAsia="Consolas" w:hAnsi="Consolas"/>
-                <w:color w:val="333333"/>
-                <w:sz w:val="21"/>
-                <w:szCs w:val="21"/>
-              </w:rPr>
-              <w:t xml:space="preserve"># to combine into the one above them, then save and write a new message.</w:t>
+                <w:rFonts w:ascii="Consolas" w:eastAsia="Consolas" w:hAnsi="Consolas" w:cs="Consolas"/>
+                <w:color w:val="333333"/>
+                <w:sz w:val="21"/>
+                <w:szCs w:val="21"/>
+              </w:rPr>
+              <w:t>git checkout main</w:t>
+            </w:r>
+          </w:p>
+          <w:p>
+            <w:pPr>
+              <w:spacing w:after="40"/>
+            </w:pPr>
+            <w:r>
+              <w:rPr>
+                <w:rFonts w:ascii="Consolas" w:eastAsia="Consolas" w:hAnsi="Consolas" w:cs="Consolas"/>
+                <w:color w:val="333333"/>
+                <w:sz w:val="21"/>
+                <w:szCs w:val="21"/>
+              </w:rPr>
+              <w:t>git merge feature-branch          # merge feature-branch into main</w:t>
+            </w:r>
+          </w:p>
+          <w:p>
+            <w:pPr>
+              <w:spacing w:after="40"/>
+            </w:pPr>
+            <w:r>
+              <w:rPr>
+                <w:rFonts w:ascii="Consolas" w:eastAsia="Consolas" w:hAnsi="Consolas" w:cs="Consolas"/>
+                <w:color w:val="333333"/>
+                <w:sz w:val="21"/>
+                <w:szCs w:val="21"/>
+              </w:rPr>
+              <w:t>git merge --no-ff feature-</w:t>
+            </w:r>
+            <w:proofErr w:type="gramStart"/>
+            <w:r>
+              <w:rPr>
+                <w:rFonts w:ascii="Consolas" w:eastAsia="Consolas" w:hAnsi="Consolas" w:cs="Consolas"/>
+                <w:color w:val="333333"/>
+                <w:sz w:val="21"/>
+                <w:szCs w:val="21"/>
+              </w:rPr>
+              <w:t>branch  #</w:t>
+            </w:r>
+            <w:proofErr w:type="gramEnd"/>
+            <w:r>
+              <w:rPr>
+                <w:rFonts w:ascii="Consolas" w:eastAsia="Consolas" w:hAnsi="Consolas" w:cs="Consolas"/>
+                <w:color w:val="333333"/>
+                <w:sz w:val="21"/>
+                <w:szCs w:val="21"/>
+              </w:rPr>
+              <w:t xml:space="preserve"> always create a merge commit</w:t>
+            </w:r>
+          </w:p>
+          <w:p>
+            <w:pPr>
+              <w:spacing w:after="40"/>
+            </w:pPr>
+            <w:r>
+              <w:rPr>
+                <w:rFonts w:ascii="Consolas" w:eastAsia="Consolas" w:hAnsi="Consolas" w:cs="Consolas"/>
+                <w:color w:val="333333"/>
+                <w:sz w:val="21"/>
+                <w:szCs w:val="21"/>
+              </w:rPr>
+              <w:t>git merge --abort                 # cancel a merge with conflicts</w:t>
             </w:r>
           </w:p>
         </w:tc>
       </w:tr>
     </w:tbl>
-    <w:tbl>
-      <w:tblPr>
-        <w:tblW w:type="dxa" w:w="9360"/>
-        <w:tblBorders>
-          <w:top w:val="single" w:color="auto" w:sz="4"/>
-          <w:left w:val="single" w:color="auto" w:sz="4"/>
-          <w:bottom w:val="single" w:color="auto" w:sz="4"/>
-          <w:right w:val="single" w:color="auto" w:sz="4"/>
-          <w:insideH w:val="single" w:color="auto" w:sz="4"/>
-          <w:insideV w:val="single" w:color="auto" w:sz="4"/>
-        </w:tblBorders>
-      </w:tblPr>
-      <w:tblGrid>
-        <w:gridCol w:w="9360"/>
-      </w:tblGrid>
-      <w:tr>
-        <w:tc>
-          <w:tcPr>
-            <w:tcW w:type="dxa" w:w="9360"/>
-            <w:tcBorders>
-              <w:top w:val="single" w:color="CCCCCC" w:sz="4"/>
-              <w:left w:val="single" w:color="CCCCCC" w:sz="4"/>
-              <w:bottom w:val="single" w:color="CCCCCC" w:sz="4"/>
-              <w:right w:val="single" w:color="CCCCCC" w:sz="4"/>
-            </w:tcBorders>
-            <w:shd w:fill="F2F2F2" w:color="auto" w:val="clear"/>
-            <w:tcMar>
-              <w:top w:type="dxa" w:w="120"/>
-              <w:left w:type="dxa" w:w="180"/>
-              <w:bottom w:type="dxa" w:w="120"/>
-              <w:right w:type="dxa" w:w="180"/>
-            </w:tcMar>
-          </w:tcPr>
-          <w:p>
-            <w:pPr>
-              <w:spacing w:after="40"/>
-            </w:pPr>
-            <w:r>
-              <w:rPr>
-                <w:rFonts w:ascii="Consolas" w:cs="Consolas" w:eastAsia="Consolas" w:hAnsi="Consolas"/>
-                <w:color w:val="333333"/>
-                <w:sz w:val="21"/>
-                <w:szCs w:val="21"/>
-              </w:rPr>
-              <w:t xml:space="preserve">git merge --squash feature-branch   # squash-merge into current branch</w:t>
-            </w:r>
-          </w:p>
-          <w:p>
-            <w:pPr>
-              <w:spacing w:after="40"/>
-            </w:pPr>
-            <w:r>
-              <w:rPr>
-                <w:rFonts w:ascii="Consolas" w:cs="Consolas" w:eastAsia="Consolas" w:hAnsi="Consolas"/>
-                <w:color w:val="333333"/>
-                <w:sz w:val="21"/>
-                <w:szCs w:val="21"/>
-              </w:rPr>
-              <w:t xml:space="preserve">git commit -m "Add feature X"       # creates one clean commit</w:t>
-            </w:r>
-          </w:p>
-        </w:tc>
-      </w:tr>
-    </w:tbl>
-    <w:p>
-      <w:pPr>
-        <w:pStyle w:val="Heading1"/>
-        <w:spacing w:after="200" w:before="400"/>
+    <w:p>
+      <w:pPr>
+        <w:pStyle w:val="Heading2"/>
+        <w:spacing w:before="300" w:after="150"/>
       </w:pPr>
       <w:r>
         <w:rPr>
           <w:b/>
           <w:bCs/>
           <w:color w:val="2F5496"/>
-          <w:sz w:val="32"/>
-          <w:szCs w:val="32"/>
-        </w:rPr>
-        <w:t xml:space="preserve">12. Git Merge</w:t>
-      </w:r>
-    </w:p>
-    <w:p>
-      <w:pPr>
-        <w:spacing w:after="120"/>
-      </w:pPr>
-      <w:r>
-        <w:rPr>
-          <w:sz w:val="22"/>
-          <w:szCs w:val="22"/>
-        </w:rPr>
-        <w:t xml:space="preserve">git merge integrates changes from one branch into another. Git creates a merge commit that joins two histories together (unless a fast-forward is possible, in which case the branch pointer simply moves forward).</w:t>
-      </w:r>
-    </w:p>
-    <w:tbl>
-      <w:tblPr>
-        <w:tblW w:type="dxa" w:w="9360"/>
-        <w:tblBorders>
-          <w:top w:val="single" w:color="auto" w:sz="4"/>
-          <w:left w:val="single" w:color="auto" w:sz="4"/>
-          <w:bottom w:val="single" w:color="auto" w:sz="4"/>
-          <w:right w:val="single" w:color="auto" w:sz="4"/>
-          <w:insideH w:val="single" w:color="auto" w:sz="4"/>
-          <w:insideV w:val="single" w:color="auto" w:sz="4"/>
-        </w:tblBorders>
-      </w:tblPr>
-      <w:tblGrid>
-        <w:gridCol w:w="9360"/>
-      </w:tblGrid>
-      <w:tr>
-        <w:tc>
-          <w:tcPr>
-            <w:tcW w:type="dxa" w:w="9360"/>
-            <w:tcBorders>
-              <w:top w:val="single" w:color="CCCCCC" w:sz="4"/>
-              <w:left w:val="single" w:color="CCCCCC" w:sz="4"/>
-              <w:bottom w:val="single" w:color="CCCCCC" w:sz="4"/>
-              <w:right w:val="single" w:color="CCCCCC" w:sz="4"/>
-            </w:tcBorders>
-            <w:shd w:fill="F2F2F2" w:color="auto" w:val="clear"/>
-            <w:tcMar>
-              <w:top w:type="dxa" w:w="120"/>
-              <w:left w:type="dxa" w:w="180"/>
-              <w:bottom w:type="dxa" w:w="120"/>
-              <w:right w:type="dxa" w:w="180"/>
-            </w:tcMar>
-          </w:tcPr>
-          <w:p>
-            <w:pPr>
-              <w:spacing w:after="40"/>
-            </w:pPr>
-            <w:r>
-              <w:rPr>
-                <w:rFonts w:ascii="Consolas" w:cs="Consolas" w:eastAsia="Consolas" w:hAnsi="Consolas"/>
-                <w:color w:val="333333"/>
-                <w:sz w:val="21"/>
-                <w:szCs w:val="21"/>
-              </w:rPr>
-              <w:t xml:space="preserve">git checkout main</w:t>
-            </w:r>
-          </w:p>
-          <w:p>
-            <w:pPr>
-              <w:spacing w:after="40"/>
-            </w:pPr>
-            <w:r>
-              <w:rPr>
-                <w:rFonts w:ascii="Consolas" w:cs="Consolas" w:eastAsia="Consolas" w:hAnsi="Consolas"/>
-                <w:color w:val="333333"/>
-                <w:sz w:val="21"/>
-                <w:szCs w:val="21"/>
-              </w:rPr>
-              <w:t xml:space="preserve">git merge feature-branch          # merge feature-branch into main</w:t>
-            </w:r>
-          </w:p>
-          <w:p>
-            <w:pPr>
-              <w:spacing w:after="40"/>
-            </w:pPr>
-            <w:r>
-              <w:rPr>
-                <w:rFonts w:ascii="Consolas" w:cs="Consolas" w:eastAsia="Consolas" w:hAnsi="Consolas"/>
-                <w:color w:val="333333"/>
-                <w:sz w:val="21"/>
-                <w:szCs w:val="21"/>
-              </w:rPr>
-              <w:t xml:space="preserve">git merge --no-ff feature-branch  # always create a merge commit</w:t>
-            </w:r>
-          </w:p>
-          <w:p>
-            <w:pPr>
-              <w:spacing w:after="40"/>
-            </w:pPr>
-            <w:r>
-              <w:rPr>
-                <w:rFonts w:ascii="Consolas" w:cs="Consolas" w:eastAsia="Consolas" w:hAnsi="Consolas"/>
-                <w:color w:val="333333"/>
-                <w:sz w:val="21"/>
-                <w:szCs w:val="21"/>
-              </w:rPr>
-              <w:t xml:space="preserve">git merge --abort                 # cancel a merge with conflicts</w:t>
-            </w:r>
-          </w:p>
-        </w:tc>
-      </w:tr>
-    </w:tbl>
-    <w:p>
-      <w:pPr>
-        <w:pStyle w:val="Heading2"/>
-        <w:spacing w:after="150" w:before="300"/>
-      </w:pPr>
-      <w:r>
-        <w:rPr>
-          <w:b/>
-          <w:bCs/>
-          <w:color w:val="2F5496"/>
-          <w:sz w:val="26"/>
-          <w:szCs w:val="26"/>
-        </w:rPr>
-        <w:t xml:space="preserve">Merge vs. Rebase — quick comparison</w:t>
+        </w:rPr>
+        <w:t>Merge vs. Rebase — quick comparison</w:t>
       </w:r>
     </w:p>
     <w:p>
@@ -2186,7 +2516,7 @@
           <w:sz w:val="22"/>
           <w:szCs w:val="22"/>
         </w:rPr>
-        <w:t xml:space="preserve">Merge: preserves full history and branch context; creates an extra merge commit; safe for shared branches.</w:t>
+        <w:t>Merge: preserves full history and branch context; creates an extra merge commit; safe for shared branches.</w:t>
       </w:r>
     </w:p>
     <w:p>
@@ -2203,7 +2533,23 @@
           <w:sz w:val="22"/>
           <w:szCs w:val="22"/>
         </w:rPr>
-        <w:t xml:space="preserve">Rebase: produces a clean, linear history; rewrites commits; best for local/feature branches before sharing.</w:t>
+        <w:t xml:space="preserve">Rebase: produces a clean, linear history; rewrites </w:t>
+      </w:r>
+      <w:proofErr w:type="gramStart"/>
+      <w:r>
+        <w:rPr>
+          <w:sz w:val="22"/>
+          <w:szCs w:val="22"/>
+        </w:rPr>
+        <w:t>commits</w:t>
+      </w:r>
+      <w:proofErr w:type="gramEnd"/>
+      <w:r>
+        <w:rPr>
+          <w:sz w:val="22"/>
+          <w:szCs w:val="22"/>
+        </w:rPr>
+        <w:t>; best for local/feature branches before sharing.</w:t>
       </w:r>
     </w:p>
     <w:p>
@@ -2214,7 +2560,7 @@
     <w:p>
       <w:pPr>
         <w:pBdr>
-          <w:bottom w:val="single" w:color="BFBFBF" w:sz="6"/>
+          <w:bottom w:val="single" w:sz="6" w:space="0" w:color="BFBFBF"/>
         </w:pBdr>
         <w:spacing w:after="200"/>
       </w:pPr>
@@ -2228,41 +2574,26 @@
           <w:i/>
           <w:iCs/>
           <w:color w:val="595959"/>
-          <w:sz w:val="20"/>
-          <w:szCs w:val="20"/>
-        </w:rPr>
-        <w:t xml:space="preserve">End of Reference — Good luck with the recording!</w:t>
+        </w:rPr>
+        <w:t>End of Reference — Good luck with the recording!</w:t>
       </w:r>
     </w:p>
     <w:sectPr>
       <w:headerReference w:type="default" r:id="rId7"/>
       <w:footerReference w:type="default" r:id="rId8"/>
-      <w:pgSz w:w="12240" w:h="15840" w:orient="portrait"/>
+      <w:pgSz w:w="12240" w:h="15840"/>
       <w:pgMar w:top="1440" w:right="1440" w:bottom="1440" w:left="1440" w:header="708" w:footer="708" w:gutter="0"/>
-      <w:pgNumType/>
+      <w:cols w:space="720"/>
       <w:docGrid w:linePitch="360"/>
     </w:sectPr>
   </w:body>
 </w:document>
 </file>
 
-<file path=word/comments.xml><?xml version="1.0" encoding="utf-8"?>
-<w:comments xmlns:cx="http://schemas.microsoft.com/office/drawing/2014/chartex" xmlns:cx1="http://schemas.microsoft.com/office/drawing/2015/9/8/chartex" xmlns:cx2="http://schemas.microsoft.com/office/drawing/2015/10/21/chartex" xmlns:cx3="http://schemas.microsoft.com/office/drawing/2016/5/9/chartex" xmlns:cx4="http://schemas.microsoft.com/office/drawing/2016/5/10/chartex" xmlns:cx5="http://schemas.microsoft.com/office/drawing/2016/5/11/chartex" xmlns:cx6="http://schemas.microsoft.com/office/drawing/2016/5/12/chartex" xmlns:cx7="http://schemas.microsoft.com/office/drawing/2016/5/13/chartex" xmlns:cx8="http://schemas.microsoft.com/office/drawing/2016/5/14/chartex" xmlns:mc="http://schemas.openxmlformats.org/markup-compatibility/2006" xmlns:aink="http://schemas.microsoft.com/office/drawing/2016/ink" xmlns:am3d="http://schemas.microsoft.com/office/drawing/2017/model3d" xmlns:o="urn:schemas-microsoft-com:office:office" xmlns:r="http://schemas.openxmlformats.org/officeDocument/2006/relationships" xmlns:m="http://schemas.openxmlformats.org/officeDocument/2006/math" xmlns:v="urn:schemas-microsoft-com:vml" xmlns:wp14="http://schemas.microsoft.com/office/word/2010/wordprocessingDrawing" xmlns:wp="http://schemas.openxmlformats.org/drawingml/2006/wordprocessingDrawing" xmlns:w10="urn:schemas-microsoft-com:office:word" xmlns:w="http://schemas.openxmlformats.org/wordprocessingml/2006/main" xmlns:w14="http://schemas.microsoft.com/office/word/2010/wordml" xmlns:w15="http://schemas.microsoft.com/office/word/2012/wordml" xmlns:w16cex="http://schemas.microsoft.com/office/word/2018/wordml/cex" xmlns:w16cid="http://schemas.microsoft.com/office/word/2016/wordml/cid" xmlns:w16="http://schemas.microsoft.com/office/word/2018/wordml" xmlns:w16sdtdh="http://schemas.microsoft.com/office/word/2020/wordml/sdtdatahash" xmlns:w16se="http://schemas.microsoft.com/office/word/2015/wordml/symex" xmlns:wpg="http://schemas.microsoft.com/office/word/2010/wordprocessingGroup" xmlns:wpi="http://schemas.microsoft.com/office/word/2010/wordprocessingInk" xmlns:wne="http://schemas.microsoft.com/office/word/2006/wordml" xmlns:wps="http://schemas.microsoft.com/office/word/2010/wordprocessingShape"/>
-</file>
-
 <file path=word/endnotes.xml><?xml version="1.0" encoding="utf-8"?>
-<w:endnotes xmlns:wpc="http://schemas.microsoft.com/office/word/2010/wordprocessingCanvas" xmlns:mc="http://schemas.openxmlformats.org/markup-compatibility/2006" xmlns:o="urn:schemas-microsoft-com:office:office" xmlns:r="http://schemas.openxmlformats.org/officeDocument/2006/relationships" xmlns:m="http://schemas.openxmlformats.org/officeDocument/2006/math" xmlns:v="urn:schemas-microsoft-com:vml" xmlns:wp14="http://schemas.microsoft.com/office/word/2010/wordprocessingDrawing" xmlns:wp="http://schemas.openxmlformats.org/drawingml/2006/wordprocessingDrawing" xmlns:w10="urn:schemas-microsoft-com:office:word" xmlns:w="http://schemas.openxmlformats.org/wordprocessingml/2006/main" xmlns:w14="http://schemas.microsoft.com/office/word/2010/wordml" xmlns:w15="http://schemas.microsoft.com/office/word/2012/wordml" xmlns:wpg="http://schemas.microsoft.com/office/word/2010/wordprocessingGroup" xmlns:wpi="http://schemas.microsoft.com/office/word/2010/wordprocessingInk" xmlns:wne="http://schemas.microsoft.com/office/word/2006/wordml" xmlns:wps="http://schemas.microsoft.com/office/word/2010/wordprocessingShape" mc:Ignorable="w14 w15 wp14">
+<w:endnotes xmlns:wpc="http://schemas.microsoft.com/office/word/2010/wordprocessingCanvas" xmlns:cx="http://schemas.microsoft.com/office/drawing/2014/chartex" xmlns:cx1="http://schemas.microsoft.com/office/drawing/2015/9/8/chartex" xmlns:cx2="http://schemas.microsoft.com/office/drawing/2015/10/21/chartex" xmlns:cx3="http://schemas.microsoft.com/office/drawing/2016/5/9/chartex" xmlns:cx4="http://schemas.microsoft.com/office/drawing/2016/5/10/chartex" xmlns:cx5="http://schemas.microsoft.com/office/drawing/2016/5/11/chartex" xmlns:cx6="http://schemas.microsoft.com/office/drawing/2016/5/12/chartex" xmlns:cx7="http://schemas.microsoft.com/office/drawing/2016/5/13/chartex" xmlns:cx8="http://schemas.microsoft.com/office/drawing/2016/5/14/chartex" xmlns:mc="http://schemas.openxmlformats.org/markup-compatibility/2006" xmlns:aink="http://schemas.microsoft.com/office/drawing/2016/ink" xmlns:am3d="http://schemas.microsoft.com/office/drawing/2017/model3d" xmlns:o="urn:schemas-microsoft-com:office:office" xmlns:oel="http://schemas.microsoft.com/office/2019/extlst" xmlns:r="http://schemas.openxmlformats.org/officeDocument/2006/relationships" xmlns:m="http://schemas.openxmlformats.org/officeDocument/2006/math" xmlns:v="urn:schemas-microsoft-com:vml" xmlns:wp14="http://schemas.microsoft.com/office/word/2010/wordprocessingDrawing" xmlns:wp="http://schemas.openxmlformats.org/drawingml/2006/wordprocessingDrawing" xmlns:w10="urn:schemas-microsoft-com:office:word" xmlns:w="http://schemas.openxmlformats.org/wordprocessingml/2006/main" xmlns:w14="http://schemas.microsoft.com/office/word/2010/wordml" xmlns:w15="http://schemas.microsoft.com/office/word/2012/wordml" xmlns:w16cex="http://schemas.microsoft.com/office/word/2018/wordml/cex" xmlns:w16cid="http://schemas.microsoft.com/office/word/2016/wordml/cid" xmlns:w16="http://schemas.microsoft.com/office/word/2018/wordml" xmlns:w16du="http://schemas.microsoft.com/office/word/2023/wordml/word16du" xmlns:w16sdtdh="http://schemas.microsoft.com/office/word/2020/wordml/sdtdatahash" xmlns:w16se="http://schemas.microsoft.com/office/word/2015/wordml/symex" xmlns:wpg="http://schemas.microsoft.com/office/word/2010/wordprocessingGroup" xmlns:wpi="http://schemas.microsoft.com/office/word/2010/wordprocessingInk" xmlns:wne="http://schemas.microsoft.com/office/word/2006/wordml" xmlns:wps="http://schemas.microsoft.com/office/word/2010/wordprocessingShape" mc:Ignorable="w14 w15 w16se w16cid w16 w16cex w16sdtdh w16du wp14">
   <w:endnote w:type="separator" w:id="-1">
     <w:p>
-      <w:pPr>
-        <w:spacing w:after="0" w:line="240" w:lineRule="auto"/>
-      </w:pPr>
-      <w:r>
-        <w:rPr>
-          <w:rStyle w:val="EndnoteReference"/>
-        </w:rPr>
-        <w:endnoteRef/>
-      </w:r>
       <w:r>
         <w:separator/>
       </w:r>
@@ -2270,15 +2601,6 @@
   </w:endnote>
   <w:endnote w:type="continuationSeparator" w:id="0">
     <w:p>
-      <w:pPr>
-        <w:spacing w:after="0" w:line="240" w:lineRule="auto"/>
-      </w:pPr>
-      <w:r>
-        <w:rPr>
-          <w:rStyle w:val="EndnoteReference"/>
-        </w:rPr>
-        <w:endnoteRef/>
-      </w:r>
       <w:r>
         <w:continuationSeparator/>
       </w:r>
@@ -2288,57 +2610,36 @@
 </file>
 
 <file path=word/footer1.xml><?xml version="1.0" encoding="utf-8"?>
-<w:ftr xmlns:wpc="http://schemas.microsoft.com/office/word/2010/wordprocessingCanvas" xmlns:mc="http://schemas.openxmlformats.org/markup-compatibility/2006" xmlns:o="urn:schemas-microsoft-com:office:office" xmlns:r="http://schemas.openxmlformats.org/officeDocument/2006/relationships" xmlns:m="http://schemas.openxmlformats.org/officeDocument/2006/math" xmlns:v="urn:schemas-microsoft-com:vml" xmlns:wp14="http://schemas.microsoft.com/office/word/2010/wordprocessingDrawing" xmlns:wp="http://schemas.openxmlformats.org/drawingml/2006/wordprocessingDrawing" xmlns:w10="urn:schemas-microsoft-com:office:word" xmlns:w="http://schemas.openxmlformats.org/wordprocessingml/2006/main" xmlns:w14="http://schemas.microsoft.com/office/word/2010/wordml" xmlns:w15="http://schemas.microsoft.com/office/word/2012/wordml" xmlns:wpg="http://schemas.microsoft.com/office/word/2010/wordprocessingGroup" xmlns:wpi="http://schemas.microsoft.com/office/word/2010/wordprocessingInk" xmlns:wne="http://schemas.microsoft.com/office/word/2006/wordml" xmlns:wps="http://schemas.microsoft.com/office/word/2010/wordprocessingShape">
+<w:ftr xmlns:wpc="http://schemas.microsoft.com/office/word/2010/wordprocessingCanvas" xmlns:cx="http://schemas.microsoft.com/office/drawing/2014/chartex" xmlns:cx1="http://schemas.microsoft.com/office/drawing/2015/9/8/chartex" xmlns:cx2="http://schemas.microsoft.com/office/drawing/2015/10/21/chartex" xmlns:cx3="http://schemas.microsoft.com/office/drawing/2016/5/9/chartex" xmlns:cx4="http://schemas.microsoft.com/office/drawing/2016/5/10/chartex" xmlns:cx5="http://schemas.microsoft.com/office/drawing/2016/5/11/chartex" xmlns:cx6="http://schemas.microsoft.com/office/drawing/2016/5/12/chartex" xmlns:cx7="http://schemas.microsoft.com/office/drawing/2016/5/13/chartex" xmlns:cx8="http://schemas.microsoft.com/office/drawing/2016/5/14/chartex" xmlns:mc="http://schemas.openxmlformats.org/markup-compatibility/2006" xmlns:aink="http://schemas.microsoft.com/office/drawing/2016/ink" xmlns:am3d="http://schemas.microsoft.com/office/drawing/2017/model3d" xmlns:o="urn:schemas-microsoft-com:office:office" xmlns:oel="http://schemas.microsoft.com/office/2019/extlst" xmlns:r="http://schemas.openxmlformats.org/officeDocument/2006/relationships" xmlns:m="http://schemas.openxmlformats.org/officeDocument/2006/math" xmlns:v="urn:schemas-microsoft-com:vml" xmlns:wp14="http://schemas.microsoft.com/office/word/2010/wordprocessingDrawing" xmlns:wp="http://schemas.openxmlformats.org/drawingml/2006/wordprocessingDrawing" xmlns:w10="urn:schemas-microsoft-com:office:word" xmlns:w="http://schemas.openxmlformats.org/wordprocessingml/2006/main" xmlns:w14="http://schemas.microsoft.com/office/word/2010/wordml" xmlns:w15="http://schemas.microsoft.com/office/word/2012/wordml" xmlns:w16cex="http://schemas.microsoft.com/office/word/2018/wordml/cex" xmlns:w16cid="http://schemas.microsoft.com/office/word/2016/wordml/cid" xmlns:w16="http://schemas.microsoft.com/office/word/2018/wordml" xmlns:w16du="http://schemas.microsoft.com/office/word/2023/wordml/word16du" xmlns:w16sdtdh="http://schemas.microsoft.com/office/word/2020/wordml/sdtdatahash" xmlns:w16se="http://schemas.microsoft.com/office/word/2015/wordml/symex" xmlns:wpg="http://schemas.microsoft.com/office/word/2010/wordprocessingGroup" xmlns:wpi="http://schemas.microsoft.com/office/word/2010/wordprocessingInk" xmlns:wne="http://schemas.microsoft.com/office/word/2006/wordml" xmlns:wps="http://schemas.microsoft.com/office/word/2010/wordprocessingShape" mc:Ignorable="w14 w15 w16se w16cid w16 w16cex w16sdtdh w16du wp14">
   <w:p>
     <w:pPr>
-      <w:pBdr>
-        <w:top w:val="single" w:color="BFBFBF" w:sz="6"/>
-      </w:pBdr>
-      <w:tabs>
-        <w:tab w:val="right" w:pos="9026"/>
-      </w:tabs>
-      <w:spacing w:before="100"/>
+      <w:pStyle w:val="Footer"/>
+      <w:rPr>
+        <w:color w:val="FF0000"/>
+        <w:sz w:val="28"/>
+        <w:szCs w:val="28"/>
+      </w:rPr>
     </w:pPr>
-    <w:r>
-      <w:rPr>
-        <w:color w:val="595959"/>
-        <w:sz w:val="18"/>
-        <w:szCs w:val="18"/>
-      </w:rPr>
-      <w:t xml:space="preserve">Author</w:t>
-    </w:r>
-    <w:r>
-      <w:rPr>
-        <w:sz w:val="18"/>
-        <w:szCs w:val="18"/>
-      </w:rPr>
-      <w:t xml:space="preserve">	</w:t>
-    </w:r>
-    <w:r>
-      <w:rPr>
-        <w:color w:val="595959"/>
-        <w:sz w:val="18"/>
-        <w:szCs w:val="18"/>
-      </w:rPr>
-      <w:t xml:space="preserve">N Akbar Ali</w:t>
-    </w:r>
+    <w:hyperlink r:id="rId1" w:history="1">
+      <w:r>
+        <w:rPr>
+          <w:rStyle w:val="Hyperlink"/>
+          <w:color w:val="FF0000"/>
+          <w:sz w:val="28"/>
+          <w:szCs w:val="28"/>
+          <w:highlight w:val="yellow"/>
+        </w:rPr>
+        <w:t>Akbar335/DevOps-Training-Git-Concepts-By-LFF: DevOps-Training-Git-Concepts-By-LFF</w:t>
+      </w:r>
+    </w:hyperlink>
   </w:p>
 </w:ftr>
 </file>
 
 <file path=word/footnotes.xml><?xml version="1.0" encoding="utf-8"?>
-<w:footnotes xmlns:wpc="http://schemas.microsoft.com/office/word/2010/wordprocessingCanvas" xmlns:mc="http://schemas.openxmlformats.org/markup-compatibility/2006" xmlns:o="urn:schemas-microsoft-com:office:office" xmlns:r="http://schemas.openxmlformats.org/officeDocument/2006/relationships" xmlns:m="http://schemas.openxmlformats.org/officeDocument/2006/math" xmlns:v="urn:schemas-microsoft-com:vml" xmlns:wp14="http://schemas.microsoft.com/office/word/2010/wordprocessingDrawing" xmlns:wp="http://schemas.openxmlformats.org/drawingml/2006/wordprocessingDrawing" xmlns:w10="urn:schemas-microsoft-com:office:word" xmlns:w="http://schemas.openxmlformats.org/wordprocessingml/2006/main" xmlns:w14="http://schemas.microsoft.com/office/word/2010/wordml" xmlns:w15="http://schemas.microsoft.com/office/word/2012/wordml" xmlns:wpg="http://schemas.microsoft.com/office/word/2010/wordprocessingGroup" xmlns:wpi="http://schemas.microsoft.com/office/word/2010/wordprocessingInk" xmlns:wne="http://schemas.microsoft.com/office/word/2006/wordml" xmlns:wps="http://schemas.microsoft.com/office/word/2010/wordprocessingShape" mc:Ignorable="w14 w15 wp14">
+<w:footnotes xmlns:wpc="http://schemas.microsoft.com/office/word/2010/wordprocessingCanvas" xmlns:cx="http://schemas.microsoft.com/office/drawing/2014/chartex" xmlns:cx1="http://schemas.microsoft.com/office/drawing/2015/9/8/chartex" xmlns:cx2="http://schemas.microsoft.com/office/drawing/2015/10/21/chartex" xmlns:cx3="http://schemas.microsoft.com/office/drawing/2016/5/9/chartex" xmlns:cx4="http://schemas.microsoft.com/office/drawing/2016/5/10/chartex" xmlns:cx5="http://schemas.microsoft.com/office/drawing/2016/5/11/chartex" xmlns:cx6="http://schemas.microsoft.com/office/drawing/2016/5/12/chartex" xmlns:cx7="http://schemas.microsoft.com/office/drawing/2016/5/13/chartex" xmlns:cx8="http://schemas.microsoft.com/office/drawing/2016/5/14/chartex" xmlns:mc="http://schemas.openxmlformats.org/markup-compatibility/2006" xmlns:aink="http://schemas.microsoft.com/office/drawing/2016/ink" xmlns:am3d="http://schemas.microsoft.com/office/drawing/2017/model3d" xmlns:o="urn:schemas-microsoft-com:office:office" xmlns:oel="http://schemas.microsoft.com/office/2019/extlst" xmlns:r="http://schemas.openxmlformats.org/officeDocument/2006/relationships" xmlns:m="http://schemas.openxmlformats.org/officeDocument/2006/math" xmlns:v="urn:schemas-microsoft-com:vml" xmlns:wp14="http://schemas.microsoft.com/office/word/2010/wordprocessingDrawing" xmlns:wp="http://schemas.openxmlformats.org/drawingml/2006/wordprocessingDrawing" xmlns:w10="urn:schemas-microsoft-com:office:word" xmlns:w="http://schemas.openxmlformats.org/wordprocessingml/2006/main" xmlns:w14="http://schemas.microsoft.com/office/word/2010/wordml" xmlns:w15="http://schemas.microsoft.com/office/word/2012/wordml" xmlns:w16cex="http://schemas.microsoft.com/office/word/2018/wordml/cex" xmlns:w16cid="http://schemas.microsoft.com/office/word/2016/wordml/cid" xmlns:w16="http://schemas.microsoft.com/office/word/2018/wordml" xmlns:w16du="http://schemas.microsoft.com/office/word/2023/wordml/word16du" xmlns:w16sdtdh="http://schemas.microsoft.com/office/word/2020/wordml/sdtdatahash" xmlns:w16se="http://schemas.microsoft.com/office/word/2015/wordml/symex" xmlns:wpg="http://schemas.microsoft.com/office/word/2010/wordprocessingGroup" xmlns:wpi="http://schemas.microsoft.com/office/word/2010/wordprocessingInk" xmlns:wne="http://schemas.microsoft.com/office/word/2006/wordml" xmlns:wps="http://schemas.microsoft.com/office/word/2010/wordprocessingShape" mc:Ignorable="w14 w15 w16se w16cid w16 w16cex w16sdtdh w16du wp14">
   <w:footnote w:type="separator" w:id="-1">
     <w:p>
-      <w:pPr>
-        <w:spacing w:after="0" w:line="240" w:lineRule="auto"/>
-      </w:pPr>
-      <w:r>
-        <w:rPr>
-          <w:rStyle w:val="FootnoteReference"/>
-        </w:rPr>
-        <w:footnoteRef/>
-      </w:r>
       <w:r>
         <w:separator/>
       </w:r>
@@ -2346,15 +2647,6 @@
   </w:footnote>
   <w:footnote w:type="continuationSeparator" w:id="0">
     <w:p>
-      <w:pPr>
-        <w:spacing w:after="0" w:line="240" w:lineRule="auto"/>
-      </w:pPr>
-      <w:r>
-        <w:rPr>
-          <w:rStyle w:val="FootnoteReference"/>
-        </w:rPr>
-        <w:footnoteRef/>
-      </w:r>
       <w:r>
         <w:continuationSeparator/>
       </w:r>
@@ -2364,72 +2656,77 @@
 </file>
 
 <file path=word/header1.xml><?xml version="1.0" encoding="utf-8"?>
-<w:hdr xmlns:wpc="http://schemas.microsoft.com/office/word/2010/wordprocessingCanvas" xmlns:mc="http://schemas.openxmlformats.org/markup-compatibility/2006" xmlns:o="urn:schemas-microsoft-com:office:office" xmlns:r="http://schemas.openxmlformats.org/officeDocument/2006/relationships" xmlns:m="http://schemas.openxmlformats.org/officeDocument/2006/math" xmlns:v="urn:schemas-microsoft-com:vml" xmlns:wp14="http://schemas.microsoft.com/office/word/2010/wordprocessingDrawing" xmlns:wp="http://schemas.openxmlformats.org/drawingml/2006/wordprocessingDrawing" xmlns:w10="urn:schemas-microsoft-com:office:word" xmlns:w="http://schemas.openxmlformats.org/wordprocessingml/2006/main" xmlns:w14="http://schemas.microsoft.com/office/word/2010/wordml" xmlns:w15="http://schemas.microsoft.com/office/word/2012/wordml" xmlns:wpg="http://schemas.microsoft.com/office/word/2010/wordprocessingGroup" xmlns:wpi="http://schemas.microsoft.com/office/word/2010/wordprocessingInk" xmlns:wne="http://schemas.microsoft.com/office/word/2006/wordml" xmlns:wps="http://schemas.microsoft.com/office/word/2010/wordprocessingShape" xmlns:cx="http://schemas.microsoft.com/office/drawing/2014/chartex" xmlns:cx1="http://schemas.microsoft.com/office/drawing/2015/9/8/chartex" xmlns:cx2="http://schemas.microsoft.com/office/drawing/2015/10/21/chartex" xmlns:cx3="http://schemas.microsoft.com/office/drawing/2016/5/9/chartex" xmlns:cx4="http://schemas.microsoft.com/office/drawing/2016/5/10/chartex" xmlns:cx5="http://schemas.microsoft.com/office/drawing/2016/5/11/chartex" xmlns:cx6="http://schemas.microsoft.com/office/drawing/2016/5/12/chartex" xmlns:cx7="http://schemas.microsoft.com/office/drawing/2016/5/13/chartex" xmlns:cx8="http://schemas.microsoft.com/office/drawing/2016/5/14/chartex" xmlns:w16cid="http://schemas.microsoft.com/office/word/2016/wordml/cid" xmlns:w16se="http://schemas.microsoft.com/office/word/2015/wordml/symex">
-  <w:p>
-    <w:r>
-      <w:rPr>
-        <w:noProof/>
-      </w:rPr>
-      <w:pict>
-        <v:shapetype id="_x0000_t136" coordsize="1600,21600" o:spt="136" adj="10800" path="m@7,0l@8,0m@5,21600l@6,21600e">
-          <v:formulas>
-            <v:f eqn="sum #0 0 10800"/>
-            <v:f eqn="prod #0 2 1"/>
-            <v:f eqn="prod @0 1 2"/>
-            <v:f eqn="sum 21600 0 @1"/>
-            <v:f eqn="sum 21600 0 @2"/>
-            <v:f eqn="sum @0 @0 @1"/>
-            <v:f eqn="if @0 @3 0"/>
-            <v:f eqn="if @0 21600 @1"/>
-            <v:f eqn="if @0 0 @2"/>
-            <v:f eqn="if @0 @4 21600"/>
-            <v:f eqn="mid @5 @6"/>
-            <v:f eqn="mid @8 @5"/>
-            <v:f eqn="mid @7 @8"/>
-            <v:f eqn="mid @6 @7"/>
-            <v:f eqn="sum @6 @0 @9"/>
-          </v:formulas>
-          <v:path textpathok="t" o:connecttype="custom" o:connectlocs="@10,0;@11,10800;@12,21600;@13,10800" o:connectangles="270,180,90,0"/>
-          <v:textpath on="t" fitshape="t"/>
-          <v:handles>
-            <v:h position="#0,bottomRight" xrange="0,21600"/>
-          </v:handles>
-          <o:lock v:ext="edit" text="t" shapetype="t"/>
-        </v:shapetype>
-        <v:shape id="PowerPlusWaterMarkObject" o:spid="_x0000_s2049" type="#_x0000_t136" style="position:absolute;margin-left:0;margin-top:0;width:415pt;height:207.5pt;rotation:315;z-index:-251654144;mso-position-horizontal:center;mso-position-horizontal-relative:margin;mso-position-vertical:center;mso-position-vertical-relative:margin" o:allowincell="f" fillcolor="silver" stroked="f">
-          <v:fill opacity=".5"/>
-          <v:textpath style="font-family:&quot;Calibri&quot;;font-size:1pt" string="N Akbar Ali"/>
-        </v:shape>
-      </w:pict>
-    </w:r>
-  </w:p>
+<w:hdr xmlns:wpc="http://schemas.microsoft.com/office/word/2010/wordprocessingCanvas" xmlns:cx="http://schemas.microsoft.com/office/drawing/2014/chartex" xmlns:cx1="http://schemas.microsoft.com/office/drawing/2015/9/8/chartex" xmlns:cx2="http://schemas.microsoft.com/office/drawing/2015/10/21/chartex" xmlns:cx3="http://schemas.microsoft.com/office/drawing/2016/5/9/chartex" xmlns:cx4="http://schemas.microsoft.com/office/drawing/2016/5/10/chartex" xmlns:cx5="http://schemas.microsoft.com/office/drawing/2016/5/11/chartex" xmlns:cx6="http://schemas.microsoft.com/office/drawing/2016/5/12/chartex" xmlns:cx7="http://schemas.microsoft.com/office/drawing/2016/5/13/chartex" xmlns:cx8="http://schemas.microsoft.com/office/drawing/2016/5/14/chartex" xmlns:mc="http://schemas.openxmlformats.org/markup-compatibility/2006" xmlns:aink="http://schemas.microsoft.com/office/drawing/2016/ink" xmlns:am3d="http://schemas.microsoft.com/office/drawing/2017/model3d" xmlns:o="urn:schemas-microsoft-com:office:office" xmlns:oel="http://schemas.microsoft.com/office/2019/extlst" xmlns:r="http://schemas.openxmlformats.org/officeDocument/2006/relationships" xmlns:m="http://schemas.openxmlformats.org/officeDocument/2006/math" xmlns:v="urn:schemas-microsoft-com:vml" xmlns:wp14="http://schemas.microsoft.com/office/word/2010/wordprocessingDrawing" xmlns:wp="http://schemas.openxmlformats.org/drawingml/2006/wordprocessingDrawing" xmlns:w10="urn:schemas-microsoft-com:office:word" xmlns:w="http://schemas.openxmlformats.org/wordprocessingml/2006/main" xmlns:w14="http://schemas.microsoft.com/office/word/2010/wordml" xmlns:w15="http://schemas.microsoft.com/office/word/2012/wordml" xmlns:w16cex="http://schemas.microsoft.com/office/word/2018/wordml/cex" xmlns:w16cid="http://schemas.microsoft.com/office/word/2016/wordml/cid" xmlns:w16="http://schemas.microsoft.com/office/word/2018/wordml" xmlns:w16du="http://schemas.microsoft.com/office/word/2023/wordml/word16du" xmlns:w16sdtdh="http://schemas.microsoft.com/office/word/2020/wordml/sdtdatahash" xmlns:w16se="http://schemas.microsoft.com/office/word/2015/wordml/symex" xmlns:wpg="http://schemas.microsoft.com/office/word/2010/wordprocessingGroup" xmlns:wpi="http://schemas.microsoft.com/office/word/2010/wordprocessingInk" xmlns:wne="http://schemas.microsoft.com/office/word/2006/wordml" xmlns:wps="http://schemas.microsoft.com/office/word/2010/wordprocessingShape" mc:Ignorable="w14 w15 w16se w16cid w16 w16cex w16sdtdh w16du wp14">
   <w:p>
     <w:pPr>
-      <w:pBdr>
-        <w:bottom w:val="single" w:color="BFBFBF" w:sz="6"/>
-      </w:pBdr>
-      <w:spacing w:after="100"/>
-      <w:jc w:val="left"/>
+      <w:pStyle w:val="Header"/>
     </w:pPr>
     <w:r>
       <w:rPr>
         <w:b/>
         <w:bCs/>
-        <w:color w:val="2F5496"/>
-        <w:sz w:val="20"/>
-        <w:szCs w:val="20"/>
+        <w:color w:val="FF0000"/>
+        <w:sz w:val="28"/>
+        <w:szCs w:val="28"/>
+        <w:highlight w:val="yellow"/>
       </w:rPr>
-      <w:t xml:space="preserve">Learning-for-future</w:t>
+      <w:t>YouTube</w:t>
+    </w:r>
+    <w:r>
+      <w:rPr>
+        <w:sz w:val="28"/>
+        <w:szCs w:val="28"/>
+      </w:rPr>
+      <w:t>: Learning-for-future</w:t>
+    </w:r>
+    <w:r>
+      <w:tab/>
+    </w:r>
+    <w:r>
+      <w:tab/>
+    </w:r>
+    <w:r>
+      <w:rPr>
+        <w:b/>
+        <w:bCs/>
+        <w:color w:val="FF0000"/>
+        <w:sz w:val="28"/>
+        <w:szCs w:val="28"/>
+        <w:highlight w:val="yellow"/>
+      </w:rPr>
+      <w:t>Author</w:t>
+    </w:r>
+    <w:r>
+      <w:rPr>
+        <w:sz w:val="28"/>
+        <w:szCs w:val="28"/>
+      </w:rPr>
+      <w:t>: N Akbar Ali</w:t>
+    </w:r>
+  </w:p>
+  <w:p>
+    <w:pPr>
+      <w:pStyle w:val="Header"/>
+      <w:tabs>
+        <w:tab w:val="clear" w:pos="4513"/>
+        <w:tab w:val="clear" w:pos="9026"/>
+        <w:tab w:val="left" w:pos="1470"/>
+      </w:tabs>
+    </w:pPr>
+    <w:r>
+      <w:tab/>
     </w:r>
   </w:p>
 </w:hdr>
 </file>
 
 <file path=word/numbering.xml><?xml version="1.0" encoding="utf-8"?>
-<w:numbering xmlns:wpc="http://schemas.microsoft.com/office/word/2010/wordprocessingCanvas" xmlns:mc="http://schemas.openxmlformats.org/markup-compatibility/2006" xmlns:o="urn:schemas-microsoft-com:office:office" xmlns:r="http://schemas.openxmlformats.org/officeDocument/2006/relationships" xmlns:m="http://schemas.openxmlformats.org/officeDocument/2006/math" xmlns:v="urn:schemas-microsoft-com:vml" xmlns:wp14="http://schemas.microsoft.com/office/word/2010/wordprocessingDrawing" xmlns:wp="http://schemas.openxmlformats.org/drawingml/2006/wordprocessingDrawing" xmlns:w10="urn:schemas-microsoft-com:office:word" xmlns:w="http://schemas.openxmlformats.org/wordprocessingml/2006/main" xmlns:w14="http://schemas.microsoft.com/office/word/2010/wordml" xmlns:w15="http://schemas.microsoft.com/office/word/2012/wordml" xmlns:wpg="http://schemas.microsoft.com/office/word/2010/wordprocessingGroup" xmlns:wpi="http://schemas.microsoft.com/office/word/2010/wordprocessingInk" xmlns:wne="http://schemas.microsoft.com/office/word/2006/wordml" xmlns:wps="http://schemas.microsoft.com/office/word/2010/wordprocessingShape" mc:Ignorable="w14 w15 wp14">
-  <w:abstractNum w:abstractNumId="1" w15:restartNumberingAfterBreak="0">
+<w:numbering xmlns:wpc="http://schemas.microsoft.com/office/word/2010/wordprocessingCanvas" xmlns:cx="http://schemas.microsoft.com/office/drawing/2014/chartex" xmlns:cx1="http://schemas.microsoft.com/office/drawing/2015/9/8/chartex" xmlns:cx2="http://schemas.microsoft.com/office/drawing/2015/10/21/chartex" xmlns:cx3="http://schemas.microsoft.com/office/drawing/2016/5/9/chartex" xmlns:cx4="http://schemas.microsoft.com/office/drawing/2016/5/10/chartex" xmlns:cx5="http://schemas.microsoft.com/office/drawing/2016/5/11/chartex" xmlns:cx6="http://schemas.microsoft.com/office/drawing/2016/5/12/chartex" xmlns:cx7="http://schemas.microsoft.com/office/drawing/2016/5/13/chartex" xmlns:cx8="http://schemas.microsoft.com/office/drawing/2016/5/14/chartex" xmlns:mc="http://schemas.openxmlformats.org/markup-compatibility/2006" xmlns:aink="http://schemas.microsoft.com/office/drawing/2016/ink" xmlns:am3d="http://schemas.microsoft.com/office/drawing/2017/model3d" xmlns:o="urn:schemas-microsoft-com:office:office" xmlns:oel="http://schemas.microsoft.com/office/2019/extlst" xmlns:r="http://schemas.openxmlformats.org/officeDocument/2006/relationships" xmlns:m="http://schemas.openxmlformats.org/officeDocument/2006/math" xmlns:v="urn:schemas-microsoft-com:vml" xmlns:wp14="http://schemas.microsoft.com/office/word/2010/wordprocessingDrawing" xmlns:wp="http://schemas.openxmlformats.org/drawingml/2006/wordprocessingDrawing" xmlns:w10="urn:schemas-microsoft-com:office:word" xmlns:w="http://schemas.openxmlformats.org/wordprocessingml/2006/main" xmlns:w14="http://schemas.microsoft.com/office/word/2010/wordml" xmlns:w15="http://schemas.microsoft.com/office/word/2012/wordml" xmlns:w16cex="http://schemas.microsoft.com/office/word/2018/wordml/cex" xmlns:w16cid="http://schemas.microsoft.com/office/word/2016/wordml/cid" xmlns:w16="http://schemas.microsoft.com/office/word/2018/wordml" xmlns:w16du="http://schemas.microsoft.com/office/word/2023/wordml/word16du" xmlns:w16sdtdh="http://schemas.microsoft.com/office/word/2020/wordml/sdtdatahash" xmlns:w16se="http://schemas.microsoft.com/office/word/2015/wordml/symex" xmlns:wpg="http://schemas.microsoft.com/office/word/2010/wordprocessingGroup" xmlns:wpi="http://schemas.microsoft.com/office/word/2010/wordprocessingInk" xmlns:wne="http://schemas.microsoft.com/office/word/2006/wordml" xmlns:wps="http://schemas.microsoft.com/office/word/2010/wordprocessingShape" mc:Ignorable="w14 w15 w16se w16cid w16 w16cex w16sdtdh w16du wp14">
+  <w:abstractNum w:abstractNumId="0" w15:restartNumberingAfterBreak="0">
+    <w:nsid w:val="4ECA5D51"/>
     <w:multiLevelType w:val="hybridMultilevel"/>
-    <w:lvl w:ilvl="0" w15:tentative="1">
+    <w:tmpl w:val="5F5015E2"/>
+    <w:lvl w:ilvl="0" w:tplc="DB4EF106">
       <w:start w:val="1"/>
       <w:numFmt w:val="bullet"/>
       <w:lvlText w:val="●"/>
@@ -2438,7 +2735,7 @@
         <w:ind w:left="720" w:hanging="360"/>
       </w:pPr>
     </w:lvl>
-    <w:lvl w:ilvl="1" w15:tentative="1">
+    <w:lvl w:ilvl="1" w:tplc="1E8A1388">
       <w:start w:val="1"/>
       <w:numFmt w:val="bullet"/>
       <w:lvlText w:val="○"/>
@@ -2447,7 +2744,7 @@
         <w:ind w:left="1440" w:hanging="360"/>
       </w:pPr>
     </w:lvl>
-    <w:lvl w:ilvl="2" w15:tentative="1">
+    <w:lvl w:ilvl="2" w:tplc="A4E8D818">
       <w:start w:val="1"/>
       <w:numFmt w:val="bullet"/>
       <w:lvlText w:val="■"/>
@@ -2456,7 +2753,7 @@
         <w:ind w:left="2160" w:hanging="360"/>
       </w:pPr>
     </w:lvl>
-    <w:lvl w:ilvl="3" w15:tentative="1">
+    <w:lvl w:ilvl="3" w:tplc="D1E0FECC">
       <w:start w:val="1"/>
       <w:numFmt w:val="bullet"/>
       <w:lvlText w:val="●"/>
@@ -2465,7 +2762,7 @@
         <w:ind w:left="2880" w:hanging="360"/>
       </w:pPr>
     </w:lvl>
-    <w:lvl w:ilvl="4" w15:tentative="1">
+    <w:lvl w:ilvl="4" w:tplc="9A3C77F0">
       <w:start w:val="1"/>
       <w:numFmt w:val="bullet"/>
       <w:lvlText w:val="○"/>
@@ -2474,7 +2771,7 @@
         <w:ind w:left="3600" w:hanging="360"/>
       </w:pPr>
     </w:lvl>
-    <w:lvl w:ilvl="5" w15:tentative="1">
+    <w:lvl w:ilvl="5" w:tplc="D21036F8">
       <w:start w:val="1"/>
       <w:numFmt w:val="bullet"/>
       <w:lvlText w:val="■"/>
@@ -2483,7 +2780,7 @@
         <w:ind w:left="4320" w:hanging="360"/>
       </w:pPr>
     </w:lvl>
-    <w:lvl w:ilvl="6" w15:tentative="1">
+    <w:lvl w:ilvl="6" w:tplc="3120F648">
       <w:start w:val="1"/>
       <w:numFmt w:val="bullet"/>
       <w:lvlText w:val="●"/>
@@ -2492,7 +2789,7 @@
         <w:ind w:left="5040" w:hanging="360"/>
       </w:pPr>
     </w:lvl>
-    <w:lvl w:ilvl="7" w15:tentative="1">
+    <w:lvl w:ilvl="7" w:tplc="EAFC8094">
       <w:start w:val="1"/>
       <w:numFmt w:val="bullet"/>
       <w:lvlText w:val="●"/>
@@ -2501,7 +2798,7 @@
         <w:ind w:left="5760" w:hanging="360"/>
       </w:pPr>
     </w:lvl>
-    <w:lvl w:ilvl="8" w15:tentative="1">
+    <w:lvl w:ilvl="8" w:tplc="287C8D64">
       <w:start w:val="1"/>
       <w:numFmt w:val="bullet"/>
       <w:lvlText w:val="●"/>
@@ -2511,9 +2808,11 @@
       </w:pPr>
     </w:lvl>
   </w:abstractNum>
-  <w:abstractNum w:abstractNumId="2" w15:restartNumberingAfterBreak="0">
+  <w:abstractNum w:abstractNumId="1" w15:restartNumberingAfterBreak="0">
+    <w:nsid w:val="58F04283"/>
     <w:multiLevelType w:val="hybridMultilevel"/>
-    <w:lvl w:ilvl="0" w15:tentative="1">
+    <w:tmpl w:val="C274692E"/>
+    <w:lvl w:ilvl="0" w:tplc="94ACF682">
       <w:start w:val="1"/>
       <w:numFmt w:val="bullet"/>
       <w:lvlText w:val="•"/>
@@ -2522,7 +2821,7 @@
         <w:ind w:left="400" w:hanging="260"/>
       </w:pPr>
     </w:lvl>
-    <w:lvl w:ilvl="1" w15:tentative="1">
+    <w:lvl w:ilvl="1" w:tplc="8D0A1C04">
       <w:start w:val="1"/>
       <w:numFmt w:val="bullet"/>
       <w:lvlText w:val="–"/>
@@ -2531,15 +2830,50 @@
         <w:ind w:left="800" w:hanging="260"/>
       </w:pPr>
     </w:lvl>
+    <w:lvl w:ilvl="2" w:tplc="16B44AE4">
+      <w:numFmt w:val="decimal"/>
+      <w:lvlText w:val=""/>
+      <w:lvlJc w:val="left"/>
+    </w:lvl>
+    <w:lvl w:ilvl="3" w:tplc="8F16C036">
+      <w:numFmt w:val="decimal"/>
+      <w:lvlText w:val=""/>
+      <w:lvlJc w:val="left"/>
+    </w:lvl>
+    <w:lvl w:ilvl="4" w:tplc="844AA0EA">
+      <w:numFmt w:val="decimal"/>
+      <w:lvlText w:val=""/>
+      <w:lvlJc w:val="left"/>
+    </w:lvl>
+    <w:lvl w:ilvl="5" w:tplc="D26C0B92">
+      <w:numFmt w:val="decimal"/>
+      <w:lvlText w:val=""/>
+      <w:lvlJc w:val="left"/>
+    </w:lvl>
+    <w:lvl w:ilvl="6" w:tplc="34286C02">
+      <w:numFmt w:val="decimal"/>
+      <w:lvlText w:val=""/>
+      <w:lvlJc w:val="left"/>
+    </w:lvl>
+    <w:lvl w:ilvl="7" w:tplc="257EADCC">
+      <w:numFmt w:val="decimal"/>
+      <w:lvlText w:val=""/>
+      <w:lvlJc w:val="left"/>
+    </w:lvl>
+    <w:lvl w:ilvl="8" w:tplc="F5CE81CA">
+      <w:numFmt w:val="decimal"/>
+      <w:lvlText w:val=""/>
+      <w:lvlJc w:val="left"/>
+    </w:lvl>
   </w:abstractNum>
-  <w:num w:numId="1">
-    <w:abstractNumId w:val="1"/>
+  <w:num w:numId="1" w16cid:durableId="990210200">
+    <w:abstractNumId w:val="0"/>
     <w:lvlOverride w:ilvl="0">
       <w:startOverride w:val="1"/>
     </w:lvlOverride>
   </w:num>
-  <w:num w:numId="2">
-    <w:abstractNumId w:val="2"/>
+  <w:num w:numId="2" w16cid:durableId="317463348">
+    <w:abstractNumId w:val="1"/>
     <w:lvlOverride w:ilvl="0">
       <w:startOverride w:val="1"/>
     </w:lvlOverride>
@@ -2548,26 +2882,405 @@
 </file>
 
 <file path=word/styles.xml><?xml version="1.0" encoding="utf-8"?>
-<w:styles xmlns:mc="http://schemas.openxmlformats.org/markup-compatibility/2006" xmlns:r="http://schemas.openxmlformats.org/officeDocument/2006/relationships" xmlns:w="http://schemas.openxmlformats.org/wordprocessingml/2006/main" xmlns:w14="http://schemas.microsoft.com/office/word/2010/wordml" xmlns:w15="http://schemas.microsoft.com/office/word/2012/wordml" mc:Ignorable="w14 w15">
+<w:styles xmlns:mc="http://schemas.openxmlformats.org/markup-compatibility/2006" xmlns:r="http://schemas.openxmlformats.org/officeDocument/2006/relationships" xmlns:w="http://schemas.openxmlformats.org/wordprocessingml/2006/main" xmlns:w14="http://schemas.microsoft.com/office/word/2010/wordml" xmlns:w15="http://schemas.microsoft.com/office/word/2012/wordml" xmlns:w16cex="http://schemas.microsoft.com/office/word/2018/wordml/cex" xmlns:w16cid="http://schemas.microsoft.com/office/word/2016/wordml/cid" xmlns:w16="http://schemas.microsoft.com/office/word/2018/wordml" xmlns:w16du="http://schemas.microsoft.com/office/word/2023/wordml/word16du" xmlns:w16sdtdh="http://schemas.microsoft.com/office/word/2020/wordml/sdtdatahash" xmlns:w16se="http://schemas.microsoft.com/office/word/2015/wordml/symex" mc:Ignorable="w14 w15 w16se w16cid w16 w16cex w16sdtdh w16du">
   <w:docDefaults>
-    <w:rPrDefault/>
+    <w:rPrDefault>
+      <w:rPr>
+        <w:rFonts w:ascii="Times New Roman" w:eastAsia="Times New Roman" w:hAnsi="Times New Roman" w:cs="Times New Roman"/>
+        <w:lang w:val="en-IN" w:eastAsia="en-IN" w:bidi="ar-SA"/>
+      </w:rPr>
+    </w:rPrDefault>
     <w:pPrDefault/>
   </w:docDefaults>
-  <w:style w:type="paragraph" w:styleId="Title">
-    <w:name w:val="Title"/>
-    <w:basedOn w:val="Normal"/>
-    <w:next w:val="Normal"/>
+  <w:latentStyles w:defLockedState="0" w:defUIPriority="99" w:defSemiHidden="0" w:defUnhideWhenUsed="0" w:defQFormat="0" w:count="376">
+    <w:lsdException w:name="Normal" w:uiPriority="0" w:qFormat="1"/>
+    <w:lsdException w:name="heading 1" w:uiPriority="9" w:qFormat="1"/>
+    <w:lsdException w:name="heading 2" w:semiHidden="1" w:uiPriority="9" w:unhideWhenUsed="1" w:qFormat="1"/>
+    <w:lsdException w:name="heading 3" w:semiHidden="1" w:uiPriority="9" w:unhideWhenUsed="1" w:qFormat="1"/>
+    <w:lsdException w:name="heading 4" w:semiHidden="1" w:uiPriority="9" w:unhideWhenUsed="1" w:qFormat="1"/>
+    <w:lsdException w:name="heading 5" w:semiHidden="1" w:uiPriority="9" w:unhideWhenUsed="1" w:qFormat="1"/>
+    <w:lsdException w:name="heading 6" w:semiHidden="1" w:uiPriority="9" w:unhideWhenUsed="1" w:qFormat="1"/>
+    <w:lsdException w:name="heading 7" w:semiHidden="1" w:uiPriority="9" w:unhideWhenUsed="1" w:qFormat="1"/>
+    <w:lsdException w:name="heading 8" w:semiHidden="1" w:uiPriority="9" w:unhideWhenUsed="1" w:qFormat="1"/>
+    <w:lsdException w:name="heading 9" w:semiHidden="1" w:uiPriority="9" w:unhideWhenUsed="1" w:qFormat="1"/>
+    <w:lsdException w:name="index 1" w:semiHidden="1" w:unhideWhenUsed="1"/>
+    <w:lsdException w:name="index 2" w:semiHidden="1" w:unhideWhenUsed="1"/>
+    <w:lsdException w:name="index 3" w:semiHidden="1" w:unhideWhenUsed="1"/>
+    <w:lsdException w:name="index 4" w:semiHidden="1" w:unhideWhenUsed="1"/>
+    <w:lsdException w:name="index 5" w:semiHidden="1" w:unhideWhenUsed="1"/>
+    <w:lsdException w:name="index 6" w:semiHidden="1" w:unhideWhenUsed="1"/>
+    <w:lsdException w:name="index 7" w:semiHidden="1" w:unhideWhenUsed="1"/>
+    <w:lsdException w:name="index 8" w:semiHidden="1" w:unhideWhenUsed="1"/>
+    <w:lsdException w:name="index 9" w:semiHidden="1" w:unhideWhenUsed="1"/>
+    <w:lsdException w:name="toc 1" w:semiHidden="1" w:uiPriority="39" w:unhideWhenUsed="1"/>
+    <w:lsdException w:name="toc 2" w:semiHidden="1" w:uiPriority="39" w:unhideWhenUsed="1"/>
+    <w:lsdException w:name="toc 3" w:semiHidden="1" w:uiPriority="39" w:unhideWhenUsed="1"/>
+    <w:lsdException w:name="toc 4" w:semiHidden="1" w:uiPriority="39" w:unhideWhenUsed="1"/>
+    <w:lsdException w:name="toc 5" w:semiHidden="1" w:uiPriority="39" w:unhideWhenUsed="1"/>
+    <w:lsdException w:name="toc 6" w:semiHidden="1" w:uiPriority="39" w:unhideWhenUsed="1"/>
+    <w:lsdException w:name="toc 7" w:semiHidden="1" w:uiPriority="39" w:unhideWhenUsed="1"/>
+    <w:lsdException w:name="toc 8" w:semiHidden="1" w:uiPriority="39" w:unhideWhenUsed="1"/>
+    <w:lsdException w:name="toc 9" w:semiHidden="1" w:uiPriority="39" w:unhideWhenUsed="1"/>
+    <w:lsdException w:name="Normal Indent" w:semiHidden="1" w:unhideWhenUsed="1"/>
+    <w:lsdException w:name="footnote text" w:semiHidden="1" w:unhideWhenUsed="1"/>
+    <w:lsdException w:name="annotation text" w:semiHidden="1" w:unhideWhenUsed="1"/>
+    <w:lsdException w:name="header" w:semiHidden="1" w:unhideWhenUsed="1"/>
+    <w:lsdException w:name="footer" w:semiHidden="1" w:unhideWhenUsed="1"/>
+    <w:lsdException w:name="index heading" w:semiHidden="1" w:unhideWhenUsed="1"/>
+    <w:lsdException w:name="caption" w:semiHidden="1" w:uiPriority="35" w:unhideWhenUsed="1" w:qFormat="1"/>
+    <w:lsdException w:name="table of figures" w:semiHidden="1" w:unhideWhenUsed="1"/>
+    <w:lsdException w:name="envelope address" w:semiHidden="1" w:unhideWhenUsed="1"/>
+    <w:lsdException w:name="envelope return" w:semiHidden="1" w:unhideWhenUsed="1"/>
+    <w:lsdException w:name="footnote reference" w:semiHidden="1" w:unhideWhenUsed="1"/>
+    <w:lsdException w:name="annotation reference" w:semiHidden="1" w:unhideWhenUsed="1"/>
+    <w:lsdException w:name="line number" w:semiHidden="1" w:unhideWhenUsed="1"/>
+    <w:lsdException w:name="page number" w:semiHidden="1" w:unhideWhenUsed="1"/>
+    <w:lsdException w:name="endnote reference" w:semiHidden="1" w:unhideWhenUsed="1"/>
+    <w:lsdException w:name="endnote text" w:semiHidden="1" w:unhideWhenUsed="1"/>
+    <w:lsdException w:name="table of authorities" w:semiHidden="1" w:unhideWhenUsed="1"/>
+    <w:lsdException w:name="macro" w:semiHidden="1" w:unhideWhenUsed="1"/>
+    <w:lsdException w:name="toa heading" w:semiHidden="1" w:unhideWhenUsed="1"/>
+    <w:lsdException w:name="List" w:semiHidden="1" w:unhideWhenUsed="1"/>
+    <w:lsdException w:name="List Bullet" w:semiHidden="1" w:unhideWhenUsed="1"/>
+    <w:lsdException w:name="List Number" w:semiHidden="1" w:unhideWhenUsed="1"/>
+    <w:lsdException w:name="List 2" w:semiHidden="1" w:unhideWhenUsed="1"/>
+    <w:lsdException w:name="List 3" w:semiHidden="1" w:unhideWhenUsed="1"/>
+    <w:lsdException w:name="List 4" w:semiHidden="1" w:unhideWhenUsed="1"/>
+    <w:lsdException w:name="List 5" w:semiHidden="1" w:unhideWhenUsed="1"/>
+    <w:lsdException w:name="List Bullet 2" w:semiHidden="1" w:unhideWhenUsed="1"/>
+    <w:lsdException w:name="List Bullet 3" w:semiHidden="1" w:unhideWhenUsed="1"/>
+    <w:lsdException w:name="List Bullet 4" w:semiHidden="1" w:unhideWhenUsed="1"/>
+    <w:lsdException w:name="List Bullet 5" w:semiHidden="1" w:unhideWhenUsed="1"/>
+    <w:lsdException w:name="List Number 2" w:semiHidden="1" w:unhideWhenUsed="1"/>
+    <w:lsdException w:name="List Number 3" w:semiHidden="1" w:unhideWhenUsed="1"/>
+    <w:lsdException w:name="List Number 4" w:semiHidden="1" w:unhideWhenUsed="1"/>
+    <w:lsdException w:name="List Number 5" w:semiHidden="1" w:unhideWhenUsed="1"/>
+    <w:lsdException w:name="Title" w:uiPriority="10" w:qFormat="1"/>
+    <w:lsdException w:name="Closing" w:semiHidden="1" w:unhideWhenUsed="1"/>
+    <w:lsdException w:name="Signature" w:semiHidden="1" w:unhideWhenUsed="1"/>
+    <w:lsdException w:name="Default Paragraph Font" w:semiHidden="1" w:uiPriority="1" w:unhideWhenUsed="1"/>
+    <w:lsdException w:name="Body Text" w:semiHidden="1" w:unhideWhenUsed="1"/>
+    <w:lsdException w:name="Body Text Indent" w:semiHidden="1" w:unhideWhenUsed="1"/>
+    <w:lsdException w:name="List Continue" w:semiHidden="1" w:unhideWhenUsed="1"/>
+    <w:lsdException w:name="List Continue 2" w:semiHidden="1" w:unhideWhenUsed="1"/>
+    <w:lsdException w:name="List Continue 3" w:semiHidden="1" w:unhideWhenUsed="1"/>
+    <w:lsdException w:name="List Continue 4" w:semiHidden="1" w:unhideWhenUsed="1"/>
+    <w:lsdException w:name="List Continue 5" w:semiHidden="1" w:unhideWhenUsed="1"/>
+    <w:lsdException w:name="Message Header" w:semiHidden="1" w:unhideWhenUsed="1"/>
+    <w:lsdException w:name="Subtitle" w:uiPriority="11" w:qFormat="1"/>
+    <w:lsdException w:name="Salutation" w:semiHidden="1" w:unhideWhenUsed="1"/>
+    <w:lsdException w:name="Date" w:semiHidden="1" w:unhideWhenUsed="1"/>
+    <w:lsdException w:name="Body Text First Indent" w:semiHidden="1" w:unhideWhenUsed="1"/>
+    <w:lsdException w:name="Body Text First Indent 2" w:semiHidden="1" w:unhideWhenUsed="1"/>
+    <w:lsdException w:name="Note Heading" w:semiHidden="1" w:unhideWhenUsed="1"/>
+    <w:lsdException w:name="Body Text 2" w:semiHidden="1" w:unhideWhenUsed="1"/>
+    <w:lsdException w:name="Body Text 3" w:semiHidden="1" w:unhideWhenUsed="1"/>
+    <w:lsdException w:name="Body Text Indent 2" w:semiHidden="1" w:unhideWhenUsed="1"/>
+    <w:lsdException w:name="Body Text Indent 3" w:semiHidden="1" w:unhideWhenUsed="1"/>
+    <w:lsdException w:name="Block Text" w:semiHidden="1" w:unhideWhenUsed="1"/>
+    <w:lsdException w:name="Hyperlink" w:semiHidden="1" w:unhideWhenUsed="1"/>
+    <w:lsdException w:name="FollowedHyperlink" w:semiHidden="1" w:unhideWhenUsed="1"/>
+    <w:lsdException w:name="Strong" w:uiPriority="22" w:qFormat="1"/>
+    <w:lsdException w:name="Emphasis" w:uiPriority="20" w:qFormat="1"/>
+    <w:lsdException w:name="Document Map" w:semiHidden="1" w:unhideWhenUsed="1"/>
+    <w:lsdException w:name="Plain Text" w:semiHidden="1" w:unhideWhenUsed="1"/>
+    <w:lsdException w:name="E-mail Signature" w:semiHidden="1" w:unhideWhenUsed="1"/>
+    <w:lsdException w:name="HTML Top of Form" w:semiHidden="1" w:unhideWhenUsed="1"/>
+    <w:lsdException w:name="HTML Bottom of Form" w:semiHidden="1" w:unhideWhenUsed="1"/>
+    <w:lsdException w:name="Normal (Web)" w:semiHidden="1" w:unhideWhenUsed="1"/>
+    <w:lsdException w:name="HTML Acronym" w:semiHidden="1" w:unhideWhenUsed="1"/>
+    <w:lsdException w:name="HTML Address" w:semiHidden="1" w:unhideWhenUsed="1"/>
+    <w:lsdException w:name="HTML Cite" w:semiHidden="1" w:unhideWhenUsed="1"/>
+    <w:lsdException w:name="HTML Code" w:semiHidden="1" w:unhideWhenUsed="1"/>
+    <w:lsdException w:name="HTML Definition" w:semiHidden="1" w:unhideWhenUsed="1"/>
+    <w:lsdException w:name="HTML Keyboard" w:semiHidden="1" w:unhideWhenUsed="1"/>
+    <w:lsdException w:name="HTML Preformatted" w:semiHidden="1" w:unhideWhenUsed="1"/>
+    <w:lsdException w:name="HTML Sample" w:semiHidden="1" w:unhideWhenUsed="1"/>
+    <w:lsdException w:name="HTML Typewriter" w:semiHidden="1" w:unhideWhenUsed="1"/>
+    <w:lsdException w:name="HTML Variable" w:semiHidden="1" w:unhideWhenUsed="1"/>
+    <w:lsdException w:name="Normal Table" w:semiHidden="1" w:unhideWhenUsed="1"/>
+    <w:lsdException w:name="annotation subject" w:semiHidden="1" w:unhideWhenUsed="1"/>
+    <w:lsdException w:name="No List" w:semiHidden="1" w:unhideWhenUsed="1"/>
+    <w:lsdException w:name="Outline List 1" w:semiHidden="1" w:unhideWhenUsed="1"/>
+    <w:lsdException w:name="Outline List 2" w:semiHidden="1" w:unhideWhenUsed="1"/>
+    <w:lsdException w:name="Outline List 3" w:semiHidden="1" w:unhideWhenUsed="1"/>
+    <w:lsdException w:name="Table Simple 1" w:semiHidden="1" w:unhideWhenUsed="1"/>
+    <w:lsdException w:name="Table Simple 2" w:semiHidden="1" w:unhideWhenUsed="1"/>
+    <w:lsdException w:name="Table Simple 3" w:semiHidden="1" w:unhideWhenUsed="1"/>
+    <w:lsdException w:name="Table Classic 1" w:semiHidden="1" w:unhideWhenUsed="1"/>
+    <w:lsdException w:name="Table Classic 2" w:semiHidden="1" w:unhideWhenUsed="1"/>
+    <w:lsdException w:name="Table Classic 3" w:semiHidden="1" w:unhideWhenUsed="1"/>
+    <w:lsdException w:name="Table Classic 4" w:semiHidden="1" w:unhideWhenUsed="1"/>
+    <w:lsdException w:name="Table Colorful 1" w:semiHidden="1" w:unhideWhenUsed="1"/>
+    <w:lsdException w:name="Table Colorful 2" w:semiHidden="1" w:unhideWhenUsed="1"/>
+    <w:lsdException w:name="Table Colorful 3" w:semiHidden="1" w:unhideWhenUsed="1"/>
+    <w:lsdException w:name="Table Columns 1" w:semiHidden="1" w:unhideWhenUsed="1"/>
+    <w:lsdException w:name="Table Columns 2" w:semiHidden="1" w:unhideWhenUsed="1"/>
+    <w:lsdException w:name="Table Columns 3" w:semiHidden="1" w:unhideWhenUsed="1"/>
+    <w:lsdException w:name="Table Columns 4" w:semiHidden="1" w:unhideWhenUsed="1"/>
+    <w:lsdException w:name="Table Columns 5" w:semiHidden="1" w:unhideWhenUsed="1"/>
+    <w:lsdException w:name="Table Grid 1" w:semiHidden="1" w:unhideWhenUsed="1"/>
+    <w:lsdException w:name="Table Grid 2" w:semiHidden="1" w:unhideWhenUsed="1"/>
+    <w:lsdException w:name="Table Grid 3" w:semiHidden="1" w:unhideWhenUsed="1"/>
+    <w:lsdException w:name="Table Grid 4" w:semiHidden="1" w:unhideWhenUsed="1"/>
+    <w:lsdException w:name="Table Grid 5" w:semiHidden="1" w:unhideWhenUsed="1"/>
+    <w:lsdException w:name="Table Grid 6" w:semiHidden="1" w:unhideWhenUsed="1"/>
+    <w:lsdException w:name="Table Grid 7" w:semiHidden="1" w:unhideWhenUsed="1"/>
+    <w:lsdException w:name="Table Grid 8" w:semiHidden="1" w:unhideWhenUsed="1"/>
+    <w:lsdException w:name="Table List 1" w:semiHidden="1" w:unhideWhenUsed="1"/>
+    <w:lsdException w:name="Table List 2" w:semiHidden="1" w:unhideWhenUsed="1"/>
+    <w:lsdException w:name="Table List 3" w:semiHidden="1" w:unhideWhenUsed="1"/>
+    <w:lsdException w:name="Table List 4" w:semiHidden="1" w:unhideWhenUsed="1"/>
+    <w:lsdException w:name="Table List 5" w:semiHidden="1" w:unhideWhenUsed="1"/>
+    <w:lsdException w:name="Table List 6" w:semiHidden="1" w:unhideWhenUsed="1"/>
+    <w:lsdException w:name="Table List 7" w:semiHidden="1" w:unhideWhenUsed="1"/>
+    <w:lsdException w:name="Table List 8" w:semiHidden="1" w:unhideWhenUsed="1"/>
+    <w:lsdException w:name="Table 3D effects 1" w:semiHidden="1" w:unhideWhenUsed="1"/>
+    <w:lsdException w:name="Table 3D effects 2" w:semiHidden="1" w:unhideWhenUsed="1"/>
+    <w:lsdException w:name="Table 3D effects 3" w:semiHidden="1" w:unhideWhenUsed="1"/>
+    <w:lsdException w:name="Table Contemporary" w:semiHidden="1" w:unhideWhenUsed="1"/>
+    <w:lsdException w:name="Table Elegant" w:semiHidden="1" w:unhideWhenUsed="1"/>
+    <w:lsdException w:name="Table Professional" w:semiHidden="1" w:unhideWhenUsed="1"/>
+    <w:lsdException w:name="Table Subtle 1" w:semiHidden="1" w:unhideWhenUsed="1"/>
+    <w:lsdException w:name="Table Subtle 2" w:semiHidden="1" w:unhideWhenUsed="1"/>
+    <w:lsdException w:name="Table Web 1" w:semiHidden="1" w:unhideWhenUsed="1"/>
+    <w:lsdException w:name="Table Web 2" w:semiHidden="1" w:unhideWhenUsed="1"/>
+    <w:lsdException w:name="Table Web 3" w:semiHidden="1" w:unhideWhenUsed="1"/>
+    <w:lsdException w:name="Balloon Text" w:semiHidden="1" w:unhideWhenUsed="1"/>
+    <w:lsdException w:name="Table Grid" w:uiPriority="39"/>
+    <w:lsdException w:name="Table Theme" w:semiHidden="1" w:unhideWhenUsed="1"/>
+    <w:lsdException w:name="Placeholder Text" w:semiHidden="1"/>
+    <w:lsdException w:name="No Spacing" w:uiPriority="1" w:qFormat="1"/>
+    <w:lsdException w:name="Light Shading" w:uiPriority="60"/>
+    <w:lsdException w:name="Light List" w:uiPriority="61"/>
+    <w:lsdException w:name="Light Grid" w:uiPriority="62"/>
+    <w:lsdException w:name="Medium Shading 1" w:uiPriority="63"/>
+    <w:lsdException w:name="Medium Shading 2" w:uiPriority="64"/>
+    <w:lsdException w:name="Medium List 1" w:uiPriority="65"/>
+    <w:lsdException w:name="Medium List 2" w:uiPriority="66"/>
+    <w:lsdException w:name="Medium Grid 1" w:uiPriority="67"/>
+    <w:lsdException w:name="Medium Grid 2" w:uiPriority="68"/>
+    <w:lsdException w:name="Medium Grid 3" w:uiPriority="69"/>
+    <w:lsdException w:name="Dark List" w:uiPriority="70"/>
+    <w:lsdException w:name="Colorful Shading" w:uiPriority="71"/>
+    <w:lsdException w:name="Colorful List" w:uiPriority="72"/>
+    <w:lsdException w:name="Colorful Grid" w:uiPriority="73"/>
+    <w:lsdException w:name="Light Shading Accent 1" w:uiPriority="60"/>
+    <w:lsdException w:name="Light List Accent 1" w:uiPriority="61"/>
+    <w:lsdException w:name="Light Grid Accent 1" w:uiPriority="62"/>
+    <w:lsdException w:name="Medium Shading 1 Accent 1" w:uiPriority="63"/>
+    <w:lsdException w:name="Medium Shading 2 Accent 1" w:uiPriority="64"/>
+    <w:lsdException w:name="Medium List 1 Accent 1" w:uiPriority="65"/>
+    <w:lsdException w:name="Revision" w:semiHidden="1"/>
+    <w:lsdException w:name="List Paragraph" w:uiPriority="34" w:qFormat="1"/>
+    <w:lsdException w:name="Quote" w:uiPriority="29" w:qFormat="1"/>
+    <w:lsdException w:name="Intense Quote" w:uiPriority="30" w:qFormat="1"/>
+    <w:lsdException w:name="Medium List 2 Accent 1" w:uiPriority="66"/>
+    <w:lsdException w:name="Medium Grid 1 Accent 1" w:uiPriority="67"/>
+    <w:lsdException w:name="Medium Grid 2 Accent 1" w:uiPriority="68"/>
+    <w:lsdException w:name="Medium Grid 3 Accent 1" w:uiPriority="69"/>
+    <w:lsdException w:name="Dark List Accent 1" w:uiPriority="70"/>
+    <w:lsdException w:name="Colorful Shading Accent 1" w:uiPriority="71"/>
+    <w:lsdException w:name="Colorful List Accent 1" w:uiPriority="72"/>
+    <w:lsdException w:name="Colorful Grid Accent 1" w:uiPriority="73"/>
+    <w:lsdException w:name="Light Shading Accent 2" w:uiPriority="60"/>
+    <w:lsdException w:name="Light List Accent 2" w:uiPriority="61"/>
+    <w:lsdException w:name="Light Grid Accent 2" w:uiPriority="62"/>
+    <w:lsdException w:name="Medium Shading 1 Accent 2" w:uiPriority="63"/>
+    <w:lsdException w:name="Medium Shading 2 Accent 2" w:uiPriority="64"/>
+    <w:lsdException w:name="Medium List 1 Accent 2" w:uiPriority="65"/>
+    <w:lsdException w:name="Medium List 2 Accent 2" w:uiPriority="66"/>
+    <w:lsdException w:name="Medium Grid 1 Accent 2" w:uiPriority="67"/>
+    <w:lsdException w:name="Medium Grid 2 Accent 2" w:uiPriority="68"/>
+    <w:lsdException w:name="Medium Grid 3 Accent 2" w:uiPriority="69"/>
+    <w:lsdException w:name="Dark List Accent 2" w:uiPriority="70"/>
+    <w:lsdException w:name="Colorful Shading Accent 2" w:uiPriority="71"/>
+    <w:lsdException w:name="Colorful List Accent 2" w:uiPriority="72"/>
+    <w:lsdException w:name="Colorful Grid Accent 2" w:uiPriority="73"/>
+    <w:lsdException w:name="Light Shading Accent 3" w:uiPriority="60"/>
+    <w:lsdException w:name="Light List Accent 3" w:uiPriority="61"/>
+    <w:lsdException w:name="Light Grid Accent 3" w:uiPriority="62"/>
+    <w:lsdException w:name="Medium Shading 1 Accent 3" w:uiPriority="63"/>
+    <w:lsdException w:name="Medium Shading 2 Accent 3" w:uiPriority="64"/>
+    <w:lsdException w:name="Medium List 1 Accent 3" w:uiPriority="65"/>
+    <w:lsdException w:name="Medium List 2 Accent 3" w:uiPriority="66"/>
+    <w:lsdException w:name="Medium Grid 1 Accent 3" w:uiPriority="67"/>
+    <w:lsdException w:name="Medium Grid 2 Accent 3" w:uiPriority="68"/>
+    <w:lsdException w:name="Medium Grid 3 Accent 3" w:uiPriority="69"/>
+    <w:lsdException w:name="Dark List Accent 3" w:uiPriority="70"/>
+    <w:lsdException w:name="Colorful Shading Accent 3" w:uiPriority="71"/>
+    <w:lsdException w:name="Colorful List Accent 3" w:uiPriority="72"/>
+    <w:lsdException w:name="Colorful Grid Accent 3" w:uiPriority="73"/>
+    <w:lsdException w:name="Light Shading Accent 4" w:uiPriority="60"/>
+    <w:lsdException w:name="Light List Accent 4" w:uiPriority="61"/>
+    <w:lsdException w:name="Light Grid Accent 4" w:uiPriority="62"/>
+    <w:lsdException w:name="Medium Shading 1 Accent 4" w:uiPriority="63"/>
+    <w:lsdException w:name="Medium Shading 2 Accent 4" w:uiPriority="64"/>
+    <w:lsdException w:name="Medium List 1 Accent 4" w:uiPriority="65"/>
+    <w:lsdException w:name="Medium List 2 Accent 4" w:uiPriority="66"/>
+    <w:lsdException w:name="Medium Grid 1 Accent 4" w:uiPriority="67"/>
+    <w:lsdException w:name="Medium Grid 2 Accent 4" w:uiPriority="68"/>
+    <w:lsdException w:name="Medium Grid 3 Accent 4" w:uiPriority="69"/>
+    <w:lsdException w:name="Dark List Accent 4" w:uiPriority="70"/>
+    <w:lsdException w:name="Colorful Shading Accent 4" w:uiPriority="71"/>
+    <w:lsdException w:name="Colorful List Accent 4" w:uiPriority="72"/>
+    <w:lsdException w:name="Colorful Grid Accent 4" w:uiPriority="73"/>
+    <w:lsdException w:name="Light Shading Accent 5" w:uiPriority="60"/>
+    <w:lsdException w:name="Light List Accent 5" w:uiPriority="61"/>
+    <w:lsdException w:name="Light Grid Accent 5" w:uiPriority="62"/>
+    <w:lsdException w:name="Medium Shading 1 Accent 5" w:uiPriority="63"/>
+    <w:lsdException w:name="Medium Shading 2 Accent 5" w:uiPriority="64"/>
+    <w:lsdException w:name="Medium List 1 Accent 5" w:uiPriority="65"/>
+    <w:lsdException w:name="Medium List 2 Accent 5" w:uiPriority="66"/>
+    <w:lsdException w:name="Medium Grid 1 Accent 5" w:uiPriority="67"/>
+    <w:lsdException w:name="Medium Grid 2 Accent 5" w:uiPriority="68"/>
+    <w:lsdException w:name="Medium Grid 3 Accent 5" w:uiPriority="69"/>
+    <w:lsdException w:name="Dark List Accent 5" w:uiPriority="70"/>
+    <w:lsdException w:name="Colorful Shading Accent 5" w:uiPriority="71"/>
+    <w:lsdException w:name="Colorful List Accent 5" w:uiPriority="72"/>
+    <w:lsdException w:name="Colorful Grid Accent 5" w:uiPriority="73"/>
+    <w:lsdException w:name="Light Shading Accent 6" w:uiPriority="60"/>
+    <w:lsdException w:name="Light List Accent 6" w:uiPriority="61"/>
+    <w:lsdException w:name="Light Grid Accent 6" w:uiPriority="62"/>
+    <w:lsdException w:name="Medium Shading 1 Accent 6" w:uiPriority="63"/>
+    <w:lsdException w:name="Medium Shading 2 Accent 6" w:uiPriority="64"/>
+    <w:lsdException w:name="Medium List 1 Accent 6" w:uiPriority="65"/>
+    <w:lsdException w:name="Medium List 2 Accent 6" w:uiPriority="66"/>
+    <w:lsdException w:name="Medium Grid 1 Accent 6" w:uiPriority="67"/>
+    <w:lsdException w:name="Medium Grid 2 Accent 6" w:uiPriority="68"/>
+    <w:lsdException w:name="Medium Grid 3 Accent 6" w:uiPriority="69"/>
+    <w:lsdException w:name="Dark List Accent 6" w:uiPriority="70"/>
+    <w:lsdException w:name="Colorful Shading Accent 6" w:uiPriority="71"/>
+    <w:lsdException w:name="Colorful List Accent 6" w:uiPriority="72"/>
+    <w:lsdException w:name="Colorful Grid Accent 6" w:uiPriority="73"/>
+    <w:lsdException w:name="Subtle Emphasis" w:uiPriority="19" w:qFormat="1"/>
+    <w:lsdException w:name="Intense Emphasis" w:uiPriority="21" w:qFormat="1"/>
+    <w:lsdException w:name="Subtle Reference" w:uiPriority="31" w:qFormat="1"/>
+    <w:lsdException w:name="Intense Reference" w:uiPriority="32" w:qFormat="1"/>
+    <w:lsdException w:name="Book Title" w:uiPriority="33" w:qFormat="1"/>
+    <w:lsdException w:name="Bibliography" w:semiHidden="1" w:uiPriority="37" w:unhideWhenUsed="1"/>
+    <w:lsdException w:name="TOC Heading" w:semiHidden="1" w:uiPriority="39" w:unhideWhenUsed="1" w:qFormat="1"/>
+    <w:lsdException w:name="Plain Table 1" w:uiPriority="41"/>
+    <w:lsdException w:name="Plain Table 2" w:uiPriority="42"/>
+    <w:lsdException w:name="Plain Table 3" w:uiPriority="43"/>
+    <w:lsdException w:name="Plain Table 4" w:uiPriority="44"/>
+    <w:lsdException w:name="Plain Table 5" w:uiPriority="45"/>
+    <w:lsdException w:name="Grid Table Light" w:uiPriority="40"/>
+    <w:lsdException w:name="Grid Table 1 Light" w:uiPriority="46"/>
+    <w:lsdException w:name="Grid Table 2" w:uiPriority="47"/>
+    <w:lsdException w:name="Grid Table 3" w:uiPriority="48"/>
+    <w:lsdException w:name="Grid Table 4" w:uiPriority="49"/>
+    <w:lsdException w:name="Grid Table 5 Dark" w:uiPriority="50"/>
+    <w:lsdException w:name="Grid Table 6 Colorful" w:uiPriority="51"/>
+    <w:lsdException w:name="Grid Table 7 Colorful" w:uiPriority="52"/>
+    <w:lsdException w:name="Grid Table 1 Light Accent 1" w:uiPriority="46"/>
+    <w:lsdException w:name="Grid Table 2 Accent 1" w:uiPriority="47"/>
+    <w:lsdException w:name="Grid Table 3 Accent 1" w:uiPriority="48"/>
+    <w:lsdException w:name="Grid Table 4 Accent 1" w:uiPriority="49"/>
+    <w:lsdException w:name="Grid Table 5 Dark Accent 1" w:uiPriority="50"/>
+    <w:lsdException w:name="Grid Table 6 Colorful Accent 1" w:uiPriority="51"/>
+    <w:lsdException w:name="Grid Table 7 Colorful Accent 1" w:uiPriority="52"/>
+    <w:lsdException w:name="Grid Table 1 Light Accent 2" w:uiPriority="46"/>
+    <w:lsdException w:name="Grid Table 2 Accent 2" w:uiPriority="47"/>
+    <w:lsdException w:name="Grid Table 3 Accent 2" w:uiPriority="48"/>
+    <w:lsdException w:name="Grid Table 4 Accent 2" w:uiPriority="49"/>
+    <w:lsdException w:name="Grid Table 5 Dark Accent 2" w:uiPriority="50"/>
+    <w:lsdException w:name="Grid Table 6 Colorful Accent 2" w:uiPriority="51"/>
+    <w:lsdException w:name="Grid Table 7 Colorful Accent 2" w:uiPriority="52"/>
+    <w:lsdException w:name="Grid Table 1 Light Accent 3" w:uiPriority="46"/>
+    <w:lsdException w:name="Grid Table 2 Accent 3" w:uiPriority="47"/>
+    <w:lsdException w:name="Grid Table 3 Accent 3" w:uiPriority="48"/>
+    <w:lsdException w:name="Grid Table 4 Accent 3" w:uiPriority="49"/>
+    <w:lsdException w:name="Grid Table 5 Dark Accent 3" w:uiPriority="50"/>
+    <w:lsdException w:name="Grid Table 6 Colorful Accent 3" w:uiPriority="51"/>
+    <w:lsdException w:name="Grid Table 7 Colorful Accent 3" w:uiPriority="52"/>
+    <w:lsdException w:name="Grid Table 1 Light Accent 4" w:uiPriority="46"/>
+    <w:lsdException w:name="Grid Table 2 Accent 4" w:uiPriority="47"/>
+    <w:lsdException w:name="Grid Table 3 Accent 4" w:uiPriority="48"/>
+    <w:lsdException w:name="Grid Table 4 Accent 4" w:uiPriority="49"/>
+    <w:lsdException w:name="Grid Table 5 Dark Accent 4" w:uiPriority="50"/>
+    <w:lsdException w:name="Grid Table 6 Colorful Accent 4" w:uiPriority="51"/>
+    <w:lsdException w:name="Grid Table 7 Colorful Accent 4" w:uiPriority="52"/>
+    <w:lsdException w:name="Grid Table 1 Light Accent 5" w:uiPriority="46"/>
+    <w:lsdException w:name="Grid Table 2 Accent 5" w:uiPriority="47"/>
+    <w:lsdException w:name="Grid Table 3 Accent 5" w:uiPriority="48"/>
+    <w:lsdException w:name="Grid Table 4 Accent 5" w:uiPriority="49"/>
+    <w:lsdException w:name="Grid Table 5 Dark Accent 5" w:uiPriority="50"/>
+    <w:lsdException w:name="Grid Table 6 Colorful Accent 5" w:uiPriority="51"/>
+    <w:lsdException w:name="Grid Table 7 Colorful Accent 5" w:uiPriority="52"/>
+    <w:lsdException w:name="Grid Table 1 Light Accent 6" w:uiPriority="46"/>
+    <w:lsdException w:name="Grid Table 2 Accent 6" w:uiPriority="47"/>
+    <w:lsdException w:name="Grid Table 3 Accent 6" w:uiPriority="48"/>
+    <w:lsdException w:name="Grid Table 4 Accent 6" w:uiPriority="49"/>
+    <w:lsdException w:name="Grid Table 5 Dark Accent 6" w:uiPriority="50"/>
+    <w:lsdException w:name="Grid Table 6 Colorful Accent 6" w:uiPriority="51"/>
+    <w:lsdException w:name="Grid Table 7 Colorful Accent 6" w:uiPriority="52"/>
+    <w:lsdException w:name="List Table 1 Light" w:uiPriority="46"/>
+    <w:lsdException w:name="List Table 2" w:uiPriority="47"/>
+    <w:lsdException w:name="List Table 3" w:uiPriority="48"/>
+    <w:lsdException w:name="List Table 4" w:uiPriority="49"/>
+    <w:lsdException w:name="List Table 5 Dark" w:uiPriority="50"/>
+    <w:lsdException w:name="List Table 6 Colorful" w:uiPriority="51"/>
+    <w:lsdException w:name="List Table 7 Colorful" w:uiPriority="52"/>
+    <w:lsdException w:name="List Table 1 Light Accent 1" w:uiPriority="46"/>
+    <w:lsdException w:name="List Table 2 Accent 1" w:uiPriority="47"/>
+    <w:lsdException w:name="List Table 3 Accent 1" w:uiPriority="48"/>
+    <w:lsdException w:name="List Table 4 Accent 1" w:uiPriority="49"/>
+    <w:lsdException w:name="List Table 5 Dark Accent 1" w:uiPriority="50"/>
+    <w:lsdException w:name="List Table 6 Colorful Accent 1" w:uiPriority="51"/>
+    <w:lsdException w:name="List Table 7 Colorful Accent 1" w:uiPriority="52"/>
+    <w:lsdException w:name="List Table 1 Light Accent 2" w:uiPriority="46"/>
+    <w:lsdException w:name="List Table 2 Accent 2" w:uiPriority="47"/>
+    <w:lsdException w:name="List Table 3 Accent 2" w:uiPriority="48"/>
+    <w:lsdException w:name="List Table 4 Accent 2" w:uiPriority="49"/>
+    <w:lsdException w:name="List Table 5 Dark Accent 2" w:uiPriority="50"/>
+    <w:lsdException w:name="List Table 6 Colorful Accent 2" w:uiPriority="51"/>
+    <w:lsdException w:name="List Table 7 Colorful Accent 2" w:uiPriority="52"/>
+    <w:lsdException w:name="List Table 1 Light Accent 3" w:uiPriority="46"/>
+    <w:lsdException w:name="List Table 2 Accent 3" w:uiPriority="47"/>
+    <w:lsdException w:name="List Table 3 Accent 3" w:uiPriority="48"/>
+    <w:lsdException w:name="List Table 4 Accent 3" w:uiPriority="49"/>
+    <w:lsdException w:name="List Table 5 Dark Accent 3" w:uiPriority="50"/>
+    <w:lsdException w:name="List Table 6 Colorful Accent 3" w:uiPriority="51"/>
+    <w:lsdException w:name="List Table 7 Colorful Accent 3" w:uiPriority="52"/>
+    <w:lsdException w:name="List Table 1 Light Accent 4" w:uiPriority="46"/>
+    <w:lsdException w:name="List Table 2 Accent 4" w:uiPriority="47"/>
+    <w:lsdException w:name="List Table 3 Accent 4" w:uiPriority="48"/>
+    <w:lsdException w:name="List Table 4 Accent 4" w:uiPriority="49"/>
+    <w:lsdException w:name="List Table 5 Dark Accent 4" w:uiPriority="50"/>
+    <w:lsdException w:name="List Table 6 Colorful Accent 4" w:uiPriority="51"/>
+    <w:lsdException w:name="List Table 7 Colorful Accent 4" w:uiPriority="52"/>
+    <w:lsdException w:name="List Table 1 Light Accent 5" w:uiPriority="46"/>
+    <w:lsdException w:name="List Table 2 Accent 5" w:uiPriority="47"/>
+    <w:lsdException w:name="List Table 3 Accent 5" w:uiPriority="48"/>
+    <w:lsdException w:name="List Table 4 Accent 5" w:uiPriority="49"/>
+    <w:lsdException w:name="List Table 5 Dark Accent 5" w:uiPriority="50"/>
+    <w:lsdException w:name="List Table 6 Colorful Accent 5" w:uiPriority="51"/>
+    <w:lsdException w:name="List Table 7 Colorful Accent 5" w:uiPriority="52"/>
+    <w:lsdException w:name="List Table 1 Light Accent 6" w:uiPriority="46"/>
+    <w:lsdException w:name="List Table 2 Accent 6" w:uiPriority="47"/>
+    <w:lsdException w:name="List Table 3 Accent 6" w:uiPriority="48"/>
+    <w:lsdException w:name="List Table 4 Accent 6" w:uiPriority="49"/>
+    <w:lsdException w:name="List Table 5 Dark Accent 6" w:uiPriority="50"/>
+    <w:lsdException w:name="List Table 6 Colorful Accent 6" w:uiPriority="51"/>
+    <w:lsdException w:name="List Table 7 Colorful Accent 6" w:uiPriority="52"/>
+    <w:lsdException w:name="Mention" w:semiHidden="1" w:unhideWhenUsed="1"/>
+    <w:lsdException w:name="Smart Hyperlink" w:semiHidden="1" w:unhideWhenUsed="1"/>
+    <w:lsdException w:name="Hashtag" w:semiHidden="1" w:unhideWhenUsed="1"/>
+    <w:lsdException w:name="Unresolved Mention" w:semiHidden="1" w:unhideWhenUsed="1"/>
+    <w:lsdException w:name="Smart Link" w:semiHidden="1" w:unhideWhenUsed="1"/>
+  </w:latentStyles>
+  <w:style w:type="paragraph" w:default="1" w:styleId="Normal">
+    <w:name w:val="Normal"/>
     <w:qFormat/>
-    <w:rPr>
-      <w:sz w:val="56"/>
-      <w:szCs w:val="56"/>
-    </w:rPr>
   </w:style>
   <w:style w:type="paragraph" w:styleId="Heading1">
-    <w:name w:val="Heading 1"/>
-    <w:basedOn w:val="Normal"/>
-    <w:next w:val="Normal"/>
+    <w:name w:val="heading 1"/>
+    <w:uiPriority w:val="9"/>
     <w:qFormat/>
+    <w:pPr>
+      <w:outlineLvl w:val="0"/>
+    </w:pPr>
     <w:rPr>
       <w:color w:val="2E74B5"/>
       <w:sz w:val="32"/>
@@ -2575,10 +3288,13 @@
     </w:rPr>
   </w:style>
   <w:style w:type="paragraph" w:styleId="Heading2">
-    <w:name w:val="Heading 2"/>
-    <w:basedOn w:val="Normal"/>
-    <w:next w:val="Normal"/>
+    <w:name w:val="heading 2"/>
+    <w:uiPriority w:val="9"/>
+    <w:unhideWhenUsed/>
     <w:qFormat/>
+    <w:pPr>
+      <w:outlineLvl w:val="1"/>
+    </w:pPr>
     <w:rPr>
       <w:color w:val="2E74B5"/>
       <w:sz w:val="26"/>
@@ -2586,10 +3302,14 @@
     </w:rPr>
   </w:style>
   <w:style w:type="paragraph" w:styleId="Heading3">
-    <w:name w:val="Heading 3"/>
-    <w:basedOn w:val="Normal"/>
-    <w:next w:val="Normal"/>
+    <w:name w:val="heading 3"/>
+    <w:uiPriority w:val="9"/>
+    <w:semiHidden/>
+    <w:unhideWhenUsed/>
     <w:qFormat/>
+    <w:pPr>
+      <w:outlineLvl w:val="2"/>
+    </w:pPr>
     <w:rPr>
       <w:color w:val="1F4D78"/>
       <w:sz w:val="24"/>
@@ -2597,10 +3317,14 @@
     </w:rPr>
   </w:style>
   <w:style w:type="paragraph" w:styleId="Heading4">
-    <w:name w:val="Heading 4"/>
-    <w:basedOn w:val="Normal"/>
-    <w:next w:val="Normal"/>
+    <w:name w:val="heading 4"/>
+    <w:uiPriority w:val="9"/>
+    <w:semiHidden/>
+    <w:unhideWhenUsed/>
     <w:qFormat/>
+    <w:pPr>
+      <w:outlineLvl w:val="3"/>
+    </w:pPr>
     <w:rPr>
       <w:i/>
       <w:iCs/>
@@ -2608,27 +3332,68 @@
     </w:rPr>
   </w:style>
   <w:style w:type="paragraph" w:styleId="Heading5">
-    <w:name w:val="Heading 5"/>
-    <w:basedOn w:val="Normal"/>
-    <w:next w:val="Normal"/>
+    <w:name w:val="heading 5"/>
+    <w:uiPriority w:val="9"/>
+    <w:semiHidden/>
+    <w:unhideWhenUsed/>
     <w:qFormat/>
+    <w:pPr>
+      <w:outlineLvl w:val="4"/>
+    </w:pPr>
     <w:rPr>
       <w:color w:val="2E74B5"/>
     </w:rPr>
   </w:style>
   <w:style w:type="paragraph" w:styleId="Heading6">
-    <w:name w:val="Heading 6"/>
-    <w:basedOn w:val="Normal"/>
-    <w:next w:val="Normal"/>
+    <w:name w:val="heading 6"/>
+    <w:uiPriority w:val="9"/>
+    <w:semiHidden/>
+    <w:unhideWhenUsed/>
     <w:qFormat/>
+    <w:pPr>
+      <w:outlineLvl w:val="5"/>
+    </w:pPr>
     <w:rPr>
       <w:color w:val="1F4D78"/>
     </w:rPr>
   </w:style>
-  <w:style w:type="paragraph" w:styleId="Strong">
-    <w:name w:val="Strong"/>
-    <w:basedOn w:val="Normal"/>
-    <w:next w:val="Normal"/>
+  <w:style w:type="character" w:default="1" w:styleId="DefaultParagraphFont">
+    <w:name w:val="Default Paragraph Font"/>
+    <w:uiPriority w:val="1"/>
+    <w:unhideWhenUsed/>
+  </w:style>
+  <w:style w:type="table" w:default="1" w:styleId="TableNormal">
+    <w:name w:val="Normal Table"/>
+    <w:uiPriority w:val="99"/>
+    <w:semiHidden/>
+    <w:unhideWhenUsed/>
+    <w:tblPr>
+      <w:tblInd w:w="0" w:type="dxa"/>
+      <w:tblCellMar>
+        <w:top w:w="0" w:type="dxa"/>
+        <w:left w:w="108" w:type="dxa"/>
+        <w:bottom w:w="0" w:type="dxa"/>
+        <w:right w:w="108" w:type="dxa"/>
+      </w:tblCellMar>
+    </w:tblPr>
+  </w:style>
+  <w:style w:type="numbering" w:default="1" w:styleId="NoList">
+    <w:name w:val="No List"/>
+    <w:uiPriority w:val="99"/>
+    <w:semiHidden/>
+    <w:unhideWhenUsed/>
+  </w:style>
+  <w:style w:type="paragraph" w:styleId="Title">
+    <w:name w:val="Title"/>
+    <w:uiPriority w:val="10"/>
+    <w:qFormat/>
+    <w:rPr>
+      <w:sz w:val="56"/>
+      <w:szCs w:val="56"/>
+    </w:rPr>
+  </w:style>
+  <w:style w:type="paragraph" w:customStyle="1" w:styleId="Strong1">
+    <w:name w:val="Strong1"/>
     <w:qFormat/>
     <w:rPr>
       <w:b/>
@@ -2637,12 +3402,10 @@
   </w:style>
   <w:style w:type="paragraph" w:styleId="ListParagraph">
     <w:name w:val="List Paragraph"/>
-    <w:basedOn w:val="Normal"/>
     <w:qFormat/>
   </w:style>
   <w:style w:type="character" w:styleId="Hyperlink">
     <w:name w:val="Hyperlink"/>
-    <w:basedOn w:val="DefaultParagraphFont"/>
     <w:uiPriority w:val="99"/>
     <w:unhideWhenUsed/>
     <w:rPr>
@@ -2652,7 +3415,6 @@
   </w:style>
   <w:style w:type="character" w:styleId="FootnoteReference">
     <w:name w:val="footnote reference"/>
-    <w:basedOn w:val="DefaultParagraphFont"/>
     <w:uiPriority w:val="99"/>
     <w:semiHidden/>
     <w:unhideWhenUsed/>
@@ -2662,22 +3424,13 @@
   </w:style>
   <w:style w:type="paragraph" w:styleId="FootnoteText">
     <w:name w:val="footnote text"/>
-    <w:basedOn w:val="Normal"/>
     <w:link w:val="FootnoteTextChar"/>
     <w:uiPriority w:val="99"/>
     <w:semiHidden/>
     <w:unhideWhenUsed/>
-    <w:pPr>
-      <w:spacing w:after="0" w:line="240" w:lineRule="auto"/>
-    </w:pPr>
-    <w:rPr>
-      <w:sz w:val="20"/>
-      <w:szCs w:val="20"/>
-    </w:rPr>
   </w:style>
-  <w:style w:type="character" w:styleId="FootnoteTextChar">
+  <w:style w:type="character" w:customStyle="1" w:styleId="FootnoteTextChar">
     <w:name w:val="Footnote Text Char"/>
-    <w:basedOn w:val="DefaultParagraphFont"/>
     <w:link w:val="FootnoteText"/>
     <w:uiPriority w:val="99"/>
     <w:semiHidden/>
@@ -2689,7 +3442,6 @@
   </w:style>
   <w:style w:type="character" w:styleId="EndnoteReference">
     <w:name w:val="endnote reference"/>
-    <w:basedOn w:val="DefaultParagraphFont"/>
     <w:uiPriority w:val="99"/>
     <w:semiHidden/>
     <w:unhideWhenUsed/>
@@ -2699,22 +3451,13 @@
   </w:style>
   <w:style w:type="paragraph" w:styleId="EndnoteText">
     <w:name w:val="endnote text"/>
-    <w:basedOn w:val="Normal"/>
     <w:link w:val="EndnoteTextChar"/>
     <w:uiPriority w:val="99"/>
     <w:semiHidden/>
     <w:unhideWhenUsed/>
-    <w:pPr>
-      <w:spacing w:after="0" w:line="240" w:lineRule="auto"/>
-    </w:pPr>
-    <w:rPr>
-      <w:sz w:val="20"/>
-      <w:szCs w:val="20"/>
-    </w:rPr>
   </w:style>
-  <w:style w:type="character" w:styleId="EndnoteTextChar">
+  <w:style w:type="character" w:customStyle="1" w:styleId="EndnoteTextChar">
     <w:name w:val="Endnote Text Char"/>
-    <w:basedOn w:val="DefaultParagraphFont"/>
     <w:link w:val="EndnoteText"/>
     <w:uiPriority w:val="99"/>
     <w:semiHidden/>
@@ -2724,5 +3467,354 @@
       <w:szCs w:val="20"/>
     </w:rPr>
   </w:style>
+  <w:style w:type="paragraph" w:styleId="Header">
+    <w:name w:val="header"/>
+    <w:basedOn w:val="Normal"/>
+    <w:link w:val="HeaderChar"/>
+    <w:uiPriority w:val="99"/>
+    <w:unhideWhenUsed/>
+    <w:rsid w:val="00E94362"/>
+    <w:pPr>
+      <w:tabs>
+        <w:tab w:val="center" w:pos="4513"/>
+        <w:tab w:val="right" w:pos="9026"/>
+      </w:tabs>
+    </w:pPr>
+  </w:style>
+  <w:style w:type="character" w:customStyle="1" w:styleId="HeaderChar">
+    <w:name w:val="Header Char"/>
+    <w:basedOn w:val="DefaultParagraphFont"/>
+    <w:link w:val="Header"/>
+    <w:uiPriority w:val="99"/>
+    <w:rsid w:val="00E94362"/>
+  </w:style>
+  <w:style w:type="paragraph" w:styleId="Footer">
+    <w:name w:val="footer"/>
+    <w:basedOn w:val="Normal"/>
+    <w:link w:val="FooterChar"/>
+    <w:uiPriority w:val="99"/>
+    <w:unhideWhenUsed/>
+    <w:rsid w:val="00E94362"/>
+    <w:pPr>
+      <w:tabs>
+        <w:tab w:val="center" w:pos="4513"/>
+        <w:tab w:val="right" w:pos="9026"/>
+      </w:tabs>
+    </w:pPr>
+  </w:style>
+  <w:style w:type="character" w:customStyle="1" w:styleId="FooterChar">
+    <w:name w:val="Footer Char"/>
+    <w:basedOn w:val="DefaultParagraphFont"/>
+    <w:link w:val="Footer"/>
+    <w:uiPriority w:val="99"/>
+    <w:rsid w:val="00E94362"/>
+  </w:style>
+  <w:style w:type="character" w:styleId="UnresolvedMention">
+    <w:name w:val="Unresolved Mention"/>
+    <w:basedOn w:val="DefaultParagraphFont"/>
+    <w:uiPriority w:val="99"/>
+    <w:semiHidden/>
+    <w:unhideWhenUsed/>
+    <w:rsid w:val="00E94362"/>
+    <w:rPr>
+      <w:color w:val="605E5C"/>
+      <w:shd w:val="clear" w:color="auto" w:fill="E1DFDD"/>
+    </w:rPr>
+  </w:style>
 </w:styles>
+</file>
+
+<file path=word/theme/theme1.xml><?xml version="1.0" encoding="utf-8"?>
+<a:theme xmlns:a="http://schemas.openxmlformats.org/drawingml/2006/main" name="Office Theme">
+  <a:themeElements>
+    <a:clrScheme name="Office">
+      <a:dk1>
+        <a:sysClr val="windowText" lastClr="000000"/>
+      </a:dk1>
+      <a:lt1>
+        <a:sysClr val="window" lastClr="FFFFFF"/>
+      </a:lt1>
+      <a:dk2>
+        <a:srgbClr val="0E2841"/>
+      </a:dk2>
+      <a:lt2>
+        <a:srgbClr val="E8E8E8"/>
+      </a:lt2>
+      <a:accent1>
+        <a:srgbClr val="156082"/>
+      </a:accent1>
+      <a:accent2>
+        <a:srgbClr val="E97132"/>
+      </a:accent2>
+      <a:accent3>
+        <a:srgbClr val="196B24"/>
+      </a:accent3>
+      <a:accent4>
+        <a:srgbClr val="0F9ED5"/>
+      </a:accent4>
+      <a:accent5>
+        <a:srgbClr val="A02B93"/>
+      </a:accent5>
+      <a:accent6>
+        <a:srgbClr val="4EA72E"/>
+      </a:accent6>
+      <a:hlink>
+        <a:srgbClr val="467886"/>
+      </a:hlink>
+      <a:folHlink>
+        <a:srgbClr val="96607D"/>
+      </a:folHlink>
+    </a:clrScheme>
+    <a:fontScheme name="Office">
+      <a:majorFont>
+        <a:latin typeface="Aptos Display" panose="02110004020202020204"/>
+        <a:ea typeface=""/>
+        <a:cs typeface=""/>
+        <a:font script="Jpan" typeface="游ゴシック Light"/>
+        <a:font script="Hang" typeface="맑은 고딕"/>
+        <a:font script="Hans" typeface="等线 Light"/>
+        <a:font script="Hant" typeface="新細明體"/>
+        <a:font script="Arab" typeface="Times New Roman"/>
+        <a:font script="Hebr" typeface="Times New Roman"/>
+        <a:font script="Thai" typeface="Angsana New"/>
+        <a:font script="Ethi" typeface="Nyala"/>
+        <a:font script="Beng" typeface="Vrinda"/>
+        <a:font script="Gujr" typeface="Shruti"/>
+        <a:font script="Khmr" typeface="MoolBoran"/>
+        <a:font script="Knda" typeface="Tunga"/>
+        <a:font script="Guru" typeface="Raavi"/>
+        <a:font script="Cans" typeface="Euphemia"/>
+        <a:font script="Cher" typeface="Plantagenet Cherokee"/>
+        <a:font script="Yiii" typeface="Microsoft Yi Baiti"/>
+        <a:font script="Tibt" typeface="Microsoft Himalaya"/>
+        <a:font script="Thaa" typeface="MV Boli"/>
+        <a:font script="Deva" typeface="Mangal"/>
+        <a:font script="Telu" typeface="Gautami"/>
+        <a:font script="Taml" typeface="Latha"/>
+        <a:font script="Syrc" typeface="Estrangelo Edessa"/>
+        <a:font script="Orya" typeface="Kalinga"/>
+        <a:font script="Mlym" typeface="Kartika"/>
+        <a:font script="Laoo" typeface="DokChampa"/>
+        <a:font script="Sinh" typeface="Iskoola Pota"/>
+        <a:font script="Mong" typeface="Mongolian Baiti"/>
+        <a:font script="Viet" typeface="Times New Roman"/>
+        <a:font script="Uigh" typeface="Microsoft Uighur"/>
+        <a:font script="Geor" typeface="Sylfaen"/>
+        <a:font script="Armn" typeface="Arial"/>
+        <a:font script="Bugi" typeface="Leelawadee UI"/>
+        <a:font script="Bopo" typeface="Microsoft JhengHei"/>
+        <a:font script="Java" typeface="Javanese Text"/>
+        <a:font script="Lisu" typeface="Segoe UI"/>
+        <a:font script="Mymr" typeface="Myanmar Text"/>
+        <a:font script="Nkoo" typeface="Ebrima"/>
+        <a:font script="Olck" typeface="Nirmala UI"/>
+        <a:font script="Osma" typeface="Ebrima"/>
+        <a:font script="Phag" typeface="Phagspa"/>
+        <a:font script="Syrn" typeface="Estrangelo Edessa"/>
+        <a:font script="Syrj" typeface="Estrangelo Edessa"/>
+        <a:font script="Syre" typeface="Estrangelo Edessa"/>
+        <a:font script="Sora" typeface="Nirmala UI"/>
+        <a:font script="Tale" typeface="Microsoft Tai Le"/>
+        <a:font script="Talu" typeface="Microsoft New Tai Lue"/>
+        <a:font script="Tfng" typeface="Ebrima"/>
+      </a:majorFont>
+      <a:minorFont>
+        <a:latin typeface="Aptos" panose="02110004020202020204"/>
+        <a:ea typeface=""/>
+        <a:cs typeface=""/>
+        <a:font script="Jpan" typeface="游明朝"/>
+        <a:font script="Hang" typeface="맑은 고딕"/>
+        <a:font script="Hans" typeface="等线"/>
+        <a:font script="Hant" typeface="新細明體"/>
+        <a:font script="Arab" typeface="Arial"/>
+        <a:font script="Hebr" typeface="Arial"/>
+        <a:font script="Thai" typeface="Cordia New"/>
+        <a:font script="Ethi" typeface="Nyala"/>
+        <a:font script="Beng" typeface="Vrinda"/>
+        <a:font script="Gujr" typeface="Shruti"/>
+        <a:font script="Khmr" typeface="DaunPenh"/>
+        <a:font script="Knda" typeface="Tunga"/>
+        <a:font script="Guru" typeface="Raavi"/>
+        <a:font script="Cans" typeface="Euphemia"/>
+        <a:font script="Cher" typeface="Plantagenet Cherokee"/>
+        <a:font script="Yiii" typeface="Microsoft Yi Baiti"/>
+        <a:font script="Tibt" typeface="Microsoft Himalaya"/>
+        <a:font script="Thaa" typeface="MV Boli"/>
+        <a:font script="Deva" typeface="Mangal"/>
+        <a:font script="Telu" typeface="Gautami"/>
+        <a:font script="Taml" typeface="Latha"/>
+        <a:font script="Syrc" typeface="Estrangelo Edessa"/>
+        <a:font script="Orya" typeface="Kalinga"/>
+        <a:font script="Mlym" typeface="Kartika"/>
+        <a:font script="Laoo" typeface="DokChampa"/>
+        <a:font script="Sinh" typeface="Iskoola Pota"/>
+        <a:font script="Mong" typeface="Mongolian Baiti"/>
+        <a:font script="Viet" typeface="Arial"/>
+        <a:font script="Uigh" typeface="Microsoft Uighur"/>
+        <a:font script="Geor" typeface="Sylfaen"/>
+        <a:font script="Armn" typeface="Arial"/>
+        <a:font script="Bugi" typeface="Leelawadee UI"/>
+        <a:font script="Bopo" typeface="Microsoft JhengHei"/>
+        <a:font script="Java" typeface="Javanese Text"/>
+        <a:font script="Lisu" typeface="Segoe UI"/>
+        <a:font script="Mymr" typeface="Myanmar Text"/>
+        <a:font script="Nkoo" typeface="Ebrima"/>
+        <a:font script="Olck" typeface="Nirmala UI"/>
+        <a:font script="Osma" typeface="Ebrima"/>
+        <a:font script="Phag" typeface="Phagspa"/>
+        <a:font script="Syrn" typeface="Estrangelo Edessa"/>
+        <a:font script="Syrj" typeface="Estrangelo Edessa"/>
+        <a:font script="Syre" typeface="Estrangelo Edessa"/>
+        <a:font script="Sora" typeface="Nirmala UI"/>
+        <a:font script="Tale" typeface="Microsoft Tai Le"/>
+        <a:font script="Talu" typeface="Microsoft New Tai Lue"/>
+        <a:font script="Tfng" typeface="Ebrima"/>
+      </a:minorFont>
+    </a:fontScheme>
+    <a:fmtScheme name="Office">
+      <a:fillStyleLst>
+        <a:solidFill>
+          <a:schemeClr val="phClr"/>
+        </a:solidFill>
+        <a:gradFill rotWithShape="1">
+          <a:gsLst>
+            <a:gs pos="0">
+              <a:schemeClr val="phClr">
+                <a:lumMod val="110000"/>
+                <a:satMod val="105000"/>
+                <a:tint val="67000"/>
+              </a:schemeClr>
+            </a:gs>
+            <a:gs pos="50000">
+              <a:schemeClr val="phClr">
+                <a:lumMod val="105000"/>
+                <a:satMod val="103000"/>
+                <a:tint val="73000"/>
+              </a:schemeClr>
+            </a:gs>
+            <a:gs pos="100000">
+              <a:schemeClr val="phClr">
+                <a:lumMod val="105000"/>
+                <a:satMod val="109000"/>
+                <a:tint val="81000"/>
+              </a:schemeClr>
+            </a:gs>
+          </a:gsLst>
+          <a:lin ang="5400000" scaled="0"/>
+        </a:gradFill>
+        <a:gradFill rotWithShape="1">
+          <a:gsLst>
+            <a:gs pos="0">
+              <a:schemeClr val="phClr">
+                <a:satMod val="103000"/>
+                <a:lumMod val="102000"/>
+                <a:tint val="94000"/>
+              </a:schemeClr>
+            </a:gs>
+            <a:gs pos="50000">
+              <a:schemeClr val="phClr">
+                <a:satMod val="110000"/>
+                <a:lumMod val="100000"/>
+                <a:shade val="100000"/>
+              </a:schemeClr>
+            </a:gs>
+            <a:gs pos="100000">
+              <a:schemeClr val="phClr">
+                <a:lumMod val="99000"/>
+                <a:satMod val="120000"/>
+                <a:shade val="78000"/>
+              </a:schemeClr>
+            </a:gs>
+          </a:gsLst>
+          <a:lin ang="5400000" scaled="0"/>
+        </a:gradFill>
+      </a:fillStyleLst>
+      <a:lnStyleLst>
+        <a:ln w="6350" cap="flat" cmpd="sng" algn="ctr">
+          <a:solidFill>
+            <a:schemeClr val="phClr"/>
+          </a:solidFill>
+          <a:prstDash val="solid"/>
+          <a:miter lim="800000"/>
+        </a:ln>
+        <a:ln w="12700" cap="flat" cmpd="sng" algn="ctr">
+          <a:solidFill>
+            <a:schemeClr val="phClr"/>
+          </a:solidFill>
+          <a:prstDash val="solid"/>
+          <a:miter lim="800000"/>
+        </a:ln>
+        <a:ln w="19050" cap="flat" cmpd="sng" algn="ctr">
+          <a:solidFill>
+            <a:schemeClr val="phClr"/>
+          </a:solidFill>
+          <a:prstDash val="solid"/>
+          <a:miter lim="800000"/>
+        </a:ln>
+      </a:lnStyleLst>
+      <a:effectStyleLst>
+        <a:effectStyle>
+          <a:effectLst/>
+        </a:effectStyle>
+        <a:effectStyle>
+          <a:effectLst/>
+        </a:effectStyle>
+        <a:effectStyle>
+          <a:effectLst>
+            <a:outerShdw blurRad="57150" dist="19050" dir="5400000" algn="ctr" rotWithShape="0">
+              <a:srgbClr val="000000">
+                <a:alpha val="63000"/>
+              </a:srgbClr>
+            </a:outerShdw>
+          </a:effectLst>
+        </a:effectStyle>
+      </a:effectStyleLst>
+      <a:bgFillStyleLst>
+        <a:solidFill>
+          <a:schemeClr val="phClr"/>
+        </a:solidFill>
+        <a:solidFill>
+          <a:schemeClr val="phClr">
+            <a:tint val="95000"/>
+            <a:satMod val="170000"/>
+          </a:schemeClr>
+        </a:solidFill>
+        <a:gradFill rotWithShape="1">
+          <a:gsLst>
+            <a:gs pos="0">
+              <a:schemeClr val="phClr">
+                <a:tint val="93000"/>
+                <a:satMod val="150000"/>
+                <a:shade val="98000"/>
+                <a:lumMod val="102000"/>
+              </a:schemeClr>
+            </a:gs>
+            <a:gs pos="50000">
+              <a:schemeClr val="phClr">
+                <a:tint val="98000"/>
+                <a:satMod val="130000"/>
+                <a:shade val="90000"/>
+                <a:lumMod val="103000"/>
+              </a:schemeClr>
+            </a:gs>
+            <a:gs pos="100000">
+              <a:schemeClr val="phClr">
+                <a:shade val="63000"/>
+                <a:satMod val="120000"/>
+              </a:schemeClr>
+            </a:gs>
+          </a:gsLst>
+          <a:lin ang="5400000" scaled="0"/>
+        </a:gradFill>
+      </a:bgFillStyleLst>
+    </a:fmtScheme>
+  </a:themeElements>
+  <a:objectDefaults/>
+  <a:extraClrSchemeLst/>
+  <a:extLst>
+    <a:ext uri="{05A4C25C-085E-4340-85A3-A5531E510DB2}">
+      <thm15:themeFamily xmlns:thm15="http://schemas.microsoft.com/office/thememl/2012/main" name="Office Theme" id="{2E142A2C-CD16-42D6-873A-C26D2A0506FA}" vid="{1BDDFF52-6CD6-40A5-AB3C-68EB2F1E4D0A}"/>
+    </a:ext>
+  </a:extLst>
+</a:theme>
 </file>